--- a/lessons/5-1/downloads/5-1-notes.docx
+++ b/lessons/5-1/downloads/5-1-notes.docx
@@ -415,6 +415,634 @@
         <w:rPr>
           <w:b/>
           <w:bCs/>
+          <w:color w:val="1FA6A2"/>
+          <w:sz w:val="26"/>
+          <w:szCs w:val="26"/>
+        </w:rPr>
+        <w:t xml:space="preserve">Turn &amp; Talk — Discussion Points  (Level 1 support · Level 2)</w:t>
+      </w:r>
+    </w:p>
+    <w:p>
+      <w:pPr>
+        <w:spacing w:after="60"/>
+      </w:pPr>
+      <w:r>
+        <w:rPr>
+          <w:i/>
+          <w:iCs/>
+          <w:color w:val="5F6F80"/>
+          <w:sz w:val="19"/>
+          <w:szCs w:val="19"/>
+        </w:rPr>
+        <w:t xml:space="preserve">Talk with a partner. Use the Level 1 stems if you need help getting started; try the Level 2 question when you are ready for more.</w:t>
+      </w:r>
+    </w:p>
+    <w:p>
+      <w:pPr>
+        <w:spacing w:after="60"/>
+      </w:pPr>
+      <w:r>
+        <w:rPr>
+          <w:b/>
+          <w:bCs/>
+          <w:color w:val="12355B"/>
+          <w:sz w:val="21"/>
+          <w:szCs w:val="21"/>
+        </w:rPr>
+        <w:t xml:space="preserve">1. [Launch] </w:t>
+      </w:r>
+      <w:r>
+        <w:rPr>
+          <w:b/>
+          <w:bCs/>
+          <w:sz w:val="21"/>
+          <w:szCs w:val="21"/>
+        </w:rPr>
+        <w:t xml:space="preserve">Look at the patio blueprint with a base of 14 feet and a height of 9 feet. Why do we use the height (9 ft) and not the slanted side to find the area?</w:t>
+      </w:r>
+    </w:p>
+    <w:p>
+      <w:pPr>
+        <w:spacing w:after="60"/>
+      </w:pPr>
+      <w:r>
+        <w:rPr>
+          <w:b/>
+          <w:bCs/>
+          <w:color w:val="1FA6A2"/>
+          <w:sz w:val="20"/>
+          <w:szCs w:val="20"/>
+        </w:rPr>
+        <w:t xml:space="preserve">Level 1 — Start here: </w:t>
+      </w:r>
+      <w:r>
+        <w:rPr>
+          <w:sz w:val="20"/>
+          <w:szCs w:val="20"/>
+        </w:rPr>
+        <w:t xml:space="preserve">We use the height because it is perpendicular to the base.</w:t>
+      </w:r>
+    </w:p>
+    <w:p>
+      <w:pPr>
+        <w:spacing w:after="60"/>
+      </w:pPr>
+      <w:r>
+        <w:rPr>
+          <w:sz w:val="21"/>
+          <w:szCs w:val="21"/>
+        </w:rPr>
+        <w:t xml:space="preserve">We use the height because it is ___ to the base.</w:t>
+      </w:r>
+      <w:r>
+        <w:rPr>
+          <w:i/>
+          <w:iCs/>
+          <w:color w:val="5F6F80"/>
+          <w:sz w:val="19"/>
+          <w:szCs w:val="19"/>
+        </w:rPr>
+        <w:br/>
+        <w:t xml:space="preserve">
+Usamos la altura porque es ___ a la base.</w:t>
+      </w:r>
+    </w:p>
+    <w:p>
+      <w:pPr>
+        <w:spacing w:after="60"/>
+      </w:pPr>
+      <w:r>
+        <w:rPr>
+          <w:sz w:val="21"/>
+          <w:szCs w:val="21"/>
+        </w:rPr>
+        <w:t xml:space="preserve">The slanted side is not the height because ___.</w:t>
+      </w:r>
+      <w:r>
+        <w:rPr>
+          <w:i/>
+          <w:iCs/>
+          <w:color w:val="5F6F80"/>
+          <w:sz w:val="19"/>
+          <w:szCs w:val="19"/>
+        </w:rPr>
+        <w:br/>
+        <w:t xml:space="preserve">
+El lado inclinado no es la altura porque ___.</w:t>
+      </w:r>
+    </w:p>
+    <w:p>
+      <w:pPr>
+        <w:spacing w:after="60"/>
+      </w:pPr>
+      <w:r>
+        <w:rPr>
+          <w:b/>
+          <w:bCs/>
+          <w:color w:val="12355B"/>
+          <w:sz w:val="20"/>
+          <w:szCs w:val="20"/>
+        </w:rPr>
+        <w:t xml:space="preserve">Word bank: </w:t>
+      </w:r>
+      <w:r>
+        <w:rPr>
+          <w:color w:val="1FA6A2"/>
+          <w:sz w:val="20"/>
+          <w:szCs w:val="20"/>
+        </w:rPr>
+        <w:t xml:space="preserve">base, height, area, parallelogram, formula</w:t>
+      </w:r>
+    </w:p>
+    <w:p>
+      <w:pPr>
+        <w:spacing w:after="60"/>
+      </w:pPr>
+      <w:r>
+        <w:rPr>
+          <w:b/>
+          <w:bCs/>
+          <w:color w:val="12355B"/>
+          <w:sz w:val="19"/>
+          <w:szCs w:val="19"/>
+        </w:rPr>
+        <w:t xml:space="preserve">Listen for: </w:t>
+      </w:r>
+      <w:r>
+        <w:rPr>
+          <w:i/>
+          <w:iCs/>
+          <w:color w:val="5F6F80"/>
+          <w:sz w:val="19"/>
+          <w:szCs w:val="19"/>
+        </w:rPr>
+        <w:t xml:space="preserve">Students connect 'height' to the perpendicular (straight-up) distance from base to top, and recognize the slanted side is longer and would overstate the area.</w:t>
+      </w:r>
+    </w:p>
+    <w:p>
+      <w:pPr>
+        <w:spacing w:after="60"/>
+      </w:pPr>
+      <w:r>
+        <w:rPr>
+          <w:b/>
+          <w:bCs/>
+          <w:color w:val="9A6B12"/>
+          <w:sz w:val="20"/>
+          <w:szCs w:val="20"/>
+        </w:rPr>
+        <w:t xml:space="preserve">Level 2: </w:t>
+      </w:r>
+      <w:r>
+        <w:rPr>
+          <w:sz w:val="20"/>
+          <w:szCs w:val="20"/>
+        </w:rPr>
+        <w:t xml:space="preserve">If the client tilted the patio to make it more slanted but kept the base at 14 ft and the height at 9 ft, would the area change? Justify your answer.</w:t>
+      </w:r>
+    </w:p>
+    <w:p>
+      <w:pPr>
+        <w:spacing w:after="60"/>
+        <w:ind w:left="360"/>
+      </w:pPr>
+      <w:r>
+        <w:rPr>
+          <w:sz w:val="20"/>
+          <w:szCs w:val="20"/>
+        </w:rPr>
+        <w:t xml:space="preserve">• The area would ___ because the formula only depends on ___ and ___.</w:t>
+      </w:r>
+    </w:p>
+    <w:p>
+      <w:pPr>
+        <w:spacing w:after="60"/>
+        <w:ind w:left="360"/>
+      </w:pPr>
+      <w:r>
+        <w:rPr>
+          <w:sz w:val="20"/>
+          <w:szCs w:val="20"/>
+        </w:rPr>
+        <w:t xml:space="preserve">• Tilting the shape changes the slanted side but not the ___, so ___.</w:t>
+      </w:r>
+    </w:p>
+    <w:p>
+      <w:pPr>
+        <w:spacing w:after="60"/>
+      </w:pPr>
+      <w:r>
+        <w:rPr>
+          <w:b/>
+          <w:bCs/>
+          <w:color w:val="12355B"/>
+          <w:sz w:val="21"/>
+          <w:szCs w:val="21"/>
+        </w:rPr>
+        <w:t xml:space="preserve">2. [Explore] </w:t>
+      </w:r>
+      <w:r>
+        <w:rPr>
+          <w:b/>
+          <w:bCs/>
+          <w:sz w:val="21"/>
+          <w:szCs w:val="21"/>
+        </w:rPr>
+        <w:t xml:space="preserve">On the grid you cut a triangle off one end of the parallelogram and slid it to the other side. What shape did you make, and why does that prove the area is base x height?</w:t>
+      </w:r>
+    </w:p>
+    <w:p>
+      <w:pPr>
+        <w:spacing w:after="60"/>
+      </w:pPr>
+      <w:r>
+        <w:rPr>
+          <w:b/>
+          <w:bCs/>
+          <w:color w:val="1FA6A2"/>
+          <w:sz w:val="20"/>
+          <w:szCs w:val="20"/>
+        </w:rPr>
+        <w:t xml:space="preserve">Level 1 — Start here: </w:t>
+      </w:r>
+      <w:r>
+        <w:rPr>
+          <w:sz w:val="20"/>
+          <w:szCs w:val="20"/>
+        </w:rPr>
+        <w:t xml:space="preserve">Rearranging the parallelogram makes a rectangle with the same base and height.</w:t>
+      </w:r>
+    </w:p>
+    <w:p>
+      <w:pPr>
+        <w:spacing w:after="60"/>
+      </w:pPr>
+      <w:r>
+        <w:rPr>
+          <w:sz w:val="21"/>
+          <w:szCs w:val="21"/>
+        </w:rPr>
+        <w:t xml:space="preserve">When I move the triangle, I get a ___.</w:t>
+      </w:r>
+      <w:r>
+        <w:rPr>
+          <w:i/>
+          <w:iCs/>
+          <w:color w:val="5F6F80"/>
+          <w:sz w:val="19"/>
+          <w:szCs w:val="19"/>
+        </w:rPr>
+        <w:br/>
+        <w:t xml:space="preserve">
+Cuando muevo el triángulo, obtengo un ___.</w:t>
+      </w:r>
+    </w:p>
+    <w:p>
+      <w:pPr>
+        <w:spacing w:after="60"/>
+      </w:pPr>
+      <w:r>
+        <w:rPr>
+          <w:sz w:val="21"/>
+          <w:szCs w:val="21"/>
+        </w:rPr>
+        <w:t xml:space="preserve">Area equals base times ___, so 14 times 9 equals ___.</w:t>
+      </w:r>
+      <w:r>
+        <w:rPr>
+          <w:i/>
+          <w:iCs/>
+          <w:color w:val="5F6F80"/>
+          <w:sz w:val="19"/>
+          <w:szCs w:val="19"/>
+        </w:rPr>
+        <w:br/>
+        <w:t xml:space="preserve">
+El área es la base por ___, entonces 14 por 9 es ___.</w:t>
+      </w:r>
+    </w:p>
+    <w:p>
+      <w:pPr>
+        <w:spacing w:after="60"/>
+      </w:pPr>
+      <w:r>
+        <w:rPr>
+          <w:sz w:val="21"/>
+          <w:szCs w:val="21"/>
+        </w:rPr>
+        <w:t xml:space="preserve">It is like a rectangle because ___.</w:t>
+      </w:r>
+      <w:r>
+        <w:rPr>
+          <w:i/>
+          <w:iCs/>
+          <w:color w:val="5F6F80"/>
+          <w:sz w:val="19"/>
+          <w:szCs w:val="19"/>
+        </w:rPr>
+        <w:br/>
+        <w:t xml:space="preserve">
+Es como un rectángulo porque ___.</w:t>
+      </w:r>
+    </w:p>
+    <w:p>
+      <w:pPr>
+        <w:spacing w:after="60"/>
+      </w:pPr>
+      <w:r>
+        <w:rPr>
+          <w:b/>
+          <w:bCs/>
+          <w:color w:val="12355B"/>
+          <w:sz w:val="20"/>
+          <w:szCs w:val="20"/>
+        </w:rPr>
+        <w:t xml:space="preserve">Word bank: </w:t>
+      </w:r>
+      <w:r>
+        <w:rPr>
+          <w:color w:val="1FA6A2"/>
+          <w:sz w:val="20"/>
+          <w:szCs w:val="20"/>
+        </w:rPr>
+        <w:t xml:space="preserve">rearrange, rectangle, base, height, area</w:t>
+      </w:r>
+    </w:p>
+    <w:p>
+      <w:pPr>
+        <w:spacing w:after="60"/>
+      </w:pPr>
+      <w:r>
+        <w:rPr>
+          <w:b/>
+          <w:bCs/>
+          <w:color w:val="12355B"/>
+          <w:sz w:val="19"/>
+          <w:szCs w:val="19"/>
+        </w:rPr>
+        <w:t xml:space="preserve">Listen for: </w:t>
+      </w:r>
+      <w:r>
+        <w:rPr>
+          <w:i/>
+          <w:iCs/>
+          <w:color w:val="5F6F80"/>
+          <w:sz w:val="19"/>
+          <w:szCs w:val="19"/>
+        </w:rPr>
+        <w:t xml:space="preserve">A strong answer names a rectangle, states the area is 14 x 9 = 126 sq ft, and explains the rearranged rectangle has the same base and height as the parallelogram.</w:t>
+      </w:r>
+    </w:p>
+    <w:p>
+      <w:pPr>
+        <w:spacing w:after="60"/>
+      </w:pPr>
+      <w:r>
+        <w:rPr>
+          <w:b/>
+          <w:bCs/>
+          <w:color w:val="9A6B12"/>
+          <w:sz w:val="20"/>
+          <w:szCs w:val="20"/>
+        </w:rPr>
+        <w:t xml:space="preserve">Level 2: </w:t>
+      </w:r>
+      <w:r>
+        <w:rPr>
+          <w:sz w:val="20"/>
+          <w:szCs w:val="20"/>
+        </w:rPr>
+        <w:t xml:space="preserve">A classmate says any quadrilateral's area is base x height. Critique this claim using what you know about parallelograms versus other four-sided shapes.</w:t>
+      </w:r>
+    </w:p>
+    <w:p>
+      <w:pPr>
+        <w:spacing w:after="60"/>
+        <w:ind w:left="360"/>
+      </w:pPr>
+      <w:r>
+        <w:rPr>
+          <w:sz w:val="20"/>
+          <w:szCs w:val="20"/>
+        </w:rPr>
+        <w:t xml:space="preserve">• This claim is wrong because ___ only works when ___.</w:t>
+      </w:r>
+    </w:p>
+    <w:p>
+      <w:pPr>
+        <w:spacing w:after="60"/>
+        <w:ind w:left="360"/>
+      </w:pPr>
+      <w:r>
+        <w:rPr>
+          <w:sz w:val="20"/>
+          <w:szCs w:val="20"/>
+        </w:rPr>
+        <w:t xml:space="preserve">• A counterexample is ___, which shows that ___.</w:t>
+      </w:r>
+    </w:p>
+    <w:p>
+      <w:pPr>
+        <w:spacing w:after="60"/>
+      </w:pPr>
+      <w:r>
+        <w:rPr>
+          <w:b/>
+          <w:bCs/>
+          <w:color w:val="12355B"/>
+          <w:sz w:val="21"/>
+          <w:szCs w:val="21"/>
+        </w:rPr>
+        <w:t xml:space="preserve">3. [Connect] </w:t>
+      </w:r>
+      <w:r>
+        <w:rPr>
+          <w:b/>
+          <w:bCs/>
+          <w:sz w:val="21"/>
+          <w:szCs w:val="21"/>
+        </w:rPr>
+        <w:t xml:space="preserve">The landscape architect tiles an 18 ft by 10 ft parallelogram courtyard and each tile covers 2 sq ft. Talk through how you find the number of tiles.</w:t>
+      </w:r>
+    </w:p>
+    <w:p>
+      <w:pPr>
+        <w:spacing w:after="60"/>
+      </w:pPr>
+      <w:r>
+        <w:rPr>
+          <w:b/>
+          <w:bCs/>
+          <w:color w:val="1FA6A2"/>
+          <w:sz w:val="20"/>
+          <w:szCs w:val="20"/>
+        </w:rPr>
+        <w:t xml:space="preserve">Level 1 — Start here: </w:t>
+      </w:r>
+      <w:r>
+        <w:rPr>
+          <w:sz w:val="20"/>
+          <w:szCs w:val="20"/>
+        </w:rPr>
+        <w:t xml:space="preserve">First find the area, then divide by the tile size.</w:t>
+      </w:r>
+    </w:p>
+    <w:p>
+      <w:pPr>
+        <w:spacing w:after="60"/>
+      </w:pPr>
+      <w:r>
+        <w:rPr>
+          <w:sz w:val="21"/>
+          <w:szCs w:val="21"/>
+        </w:rPr>
+        <w:t xml:space="preserve">First I find the area: 18 times 10 equals ___ square feet.</w:t>
+      </w:r>
+      <w:r>
+        <w:rPr>
+          <w:i/>
+          <w:iCs/>
+          <w:color w:val="5F6F80"/>
+          <w:sz w:val="19"/>
+          <w:szCs w:val="19"/>
+        </w:rPr>
+        <w:br/>
+        <w:t xml:space="preserve">
+Primero hallo el área: 18 por 10 es ___ pies cuadrados.</w:t>
+      </w:r>
+    </w:p>
+    <w:p>
+      <w:pPr>
+        <w:spacing w:after="60"/>
+      </w:pPr>
+      <w:r>
+        <w:rPr>
+          <w:sz w:val="21"/>
+          <w:szCs w:val="21"/>
+        </w:rPr>
+        <w:t xml:space="preserve">Then I divide by 2 because ___, so she needs ___ tiles.</w:t>
+      </w:r>
+      <w:r>
+        <w:rPr>
+          <w:i/>
+          <w:iCs/>
+          <w:color w:val="5F6F80"/>
+          <w:sz w:val="19"/>
+          <w:szCs w:val="19"/>
+        </w:rPr>
+        <w:br/>
+        <w:t xml:space="preserve">
+Luego divido entre 2 porque ___, entonces necesita ___ baldosas.</w:t>
+      </w:r>
+    </w:p>
+    <w:p>
+      <w:pPr>
+        <w:spacing w:after="60"/>
+      </w:pPr>
+      <w:r>
+        <w:rPr>
+          <w:b/>
+          <w:bCs/>
+          <w:color w:val="12355B"/>
+          <w:sz w:val="20"/>
+          <w:szCs w:val="20"/>
+        </w:rPr>
+        <w:t xml:space="preserve">Word bank: </w:t>
+      </w:r>
+      <w:r>
+        <w:rPr>
+          <w:color w:val="1FA6A2"/>
+          <w:sz w:val="20"/>
+          <w:szCs w:val="20"/>
+        </w:rPr>
+        <w:t xml:space="preserve">area, base, height, parallelogram, tiles</w:t>
+      </w:r>
+    </w:p>
+    <w:p>
+      <w:pPr>
+        <w:spacing w:after="60"/>
+      </w:pPr>
+      <w:r>
+        <w:rPr>
+          <w:b/>
+          <w:bCs/>
+          <w:color w:val="12355B"/>
+          <w:sz w:val="19"/>
+          <w:szCs w:val="19"/>
+        </w:rPr>
+        <w:t xml:space="preserve">Listen for: </w:t>
+      </w:r>
+      <w:r>
+        <w:rPr>
+          <w:i/>
+          <w:iCs/>
+          <w:color w:val="5F6F80"/>
+          <w:sz w:val="19"/>
+          <w:szCs w:val="19"/>
+        </w:rPr>
+        <w:t xml:space="preserve">Students compute area = 180 sq ft, then divide 180 / 2 = 90 tiles, and explain why dividing by the tile size gives the count.</w:t>
+      </w:r>
+    </w:p>
+    <w:p>
+      <w:pPr>
+        <w:spacing w:after="60"/>
+      </w:pPr>
+      <w:r>
+        <w:rPr>
+          <w:b/>
+          <w:bCs/>
+          <w:color w:val="9A6B12"/>
+          <w:sz w:val="20"/>
+          <w:szCs w:val="20"/>
+        </w:rPr>
+        <w:t xml:space="preserve">Level 2: </w:t>
+      </w:r>
+      <w:r>
+        <w:rPr>
+          <w:sz w:val="20"/>
+          <w:szCs w:val="20"/>
+        </w:rPr>
+        <w:t xml:space="preserve">Tiles come in boxes of 12. Generalize a rule for finding how many full boxes the architect must buy for any courtyard area, and apply it here.</w:t>
+      </w:r>
+    </w:p>
+    <w:p>
+      <w:pPr>
+        <w:spacing w:after="60"/>
+        <w:ind w:left="360"/>
+      </w:pPr>
+      <w:r>
+        <w:rPr>
+          <w:sz w:val="20"/>
+          <w:szCs w:val="20"/>
+        </w:rPr>
+        <w:t xml:space="preserve">• A rule for boxes is ___ because ___.</w:t>
+      </w:r>
+    </w:p>
+    <w:p>
+      <w:pPr>
+        <w:spacing w:after="60"/>
+        <w:ind w:left="360"/>
+      </w:pPr>
+      <w:r>
+        <w:rPr>
+          <w:sz w:val="20"/>
+          <w:szCs w:val="20"/>
+        </w:rPr>
+        <w:t xml:space="preserve">• For this courtyard she needs ___ boxes, since ___.</w:t>
+      </w:r>
+    </w:p>
+    <w:p>
+      <w:pPr>
+        <w:pStyle w:val="Heading2"/>
+        <w:pBdr>
+          <w:left w:val="single" w:color="1FA6A2" w:sz="18" w:space="8"/>
+        </w:pBdr>
+        <w:spacing w:after="100" w:before="200"/>
+      </w:pPr>
+      <w:r>
+        <w:rPr>
+          <w:b/>
+          <w:bCs/>
           <w:color w:val="9A6B12"/>
           <w:sz w:val="26"/>
           <w:szCs w:val="26"/>
@@ -987,7 +1615,7 @@
           <w:sz w:val="21"/>
           <w:szCs w:val="21"/>
         </w:rPr>
-        <w:t xml:space="preserve">Area equals base times ___.</w:t>
+        <w:t xml:space="preserve">We use the height because it is ___ to the base.</w:t>
       </w:r>
       <w:r>
         <w:rPr>
@@ -999,19 +1627,19 @@
         </w:rPr>
         <w:br/>
         <w:t xml:space="preserve">
-El área es la base por ___.</w:t>
-      </w:r>
-    </w:p>
-    <w:p>
-      <w:pPr>
-        <w:spacing w:after="60"/>
-      </w:pPr>
-      <w:r>
-        <w:rPr>
-          <w:sz w:val="21"/>
-          <w:szCs w:val="21"/>
-        </w:rPr>
-        <w:t xml:space="preserve">It is like a rectangle because ___.</w:t>
+Usamos la altura porque es ___ a la base.</w:t>
+      </w:r>
+    </w:p>
+    <w:p>
+      <w:pPr>
+        <w:spacing w:after="60"/>
+      </w:pPr>
+      <w:r>
+        <w:rPr>
+          <w:sz w:val="21"/>
+          <w:szCs w:val="21"/>
+        </w:rPr>
+        <w:t xml:space="preserve">The slanted side is not the height because ___.</w:t>
       </w:r>
       <w:r>
         <w:rPr>
@@ -1023,19 +1651,19 @@
         </w:rPr>
         <w:br/>
         <w:t xml:space="preserve">
-Es como un rectángulo porque ___.</w:t>
-      </w:r>
-    </w:p>
-    <w:p>
-      <w:pPr>
-        <w:spacing w:after="60"/>
-      </w:pPr>
-      <w:r>
-        <w:rPr>
-          <w:sz w:val="21"/>
-          <w:szCs w:val="21"/>
-        </w:rPr>
-        <w:t xml:space="preserve">I see this shape in ___.</w:t>
+El lado inclinado no es la altura porque ___.</w:t>
+      </w:r>
+    </w:p>
+    <w:p>
+      <w:pPr>
+        <w:spacing w:after="60"/>
+      </w:pPr>
+      <w:r>
+        <w:rPr>
+          <w:sz w:val="21"/>
+          <w:szCs w:val="21"/>
+        </w:rPr>
+        <w:t xml:space="preserve">When I move the triangle, I get a ___.</w:t>
       </w:r>
       <w:r>
         <w:rPr>
@@ -1047,7 +1675,7 @@
         </w:rPr>
         <w:br/>
         <w:t xml:space="preserve">
-Veo esta forma en ___.</w:t>
+Cuando muevo el triángulo, obtengo un ___.</w:t>
       </w:r>
     </w:p>
     <w:p>

--- a/lessons/5-1/downloads/5-1-notes.docx
+++ b/lessons/5-1/downloads/5-1-notes.docx
@@ -489,6 +489,43 @@
       </w:pPr>
       <w:r>
         <w:rPr>
+          <w:b/>
+          <w:bCs/>
+          <w:color w:val="1FA6A2"/>
+          <w:sz w:val="20"/>
+          <w:szCs w:val="20"/>
+        </w:rPr>
+        <w:t xml:space="preserve">Hint (optional): </w:t>
+      </w:r>
+      <w:r>
+        <w:rPr>
+          <w:sz w:val="20"/>
+          <w:szCs w:val="20"/>
+        </w:rPr>
+        <w:t xml:space="preserve">Try starting with the word "base" or "height". Re-read the question and underline what it is asking you to compare or find. Use one number or word from the problem as your evidence.</w:t>
+      </w:r>
+    </w:p>
+    <w:p>
+      <w:pPr>
+        <w:spacing w:after="60"/>
+      </w:pPr>
+      <w:r>
+        <w:rPr>
+          <w:b/>
+          <w:bCs/>
+          <w:color w:val="12355B"/>
+          <w:sz w:val="19"/>
+          <w:szCs w:val="19"/>
+        </w:rPr>
+        <w:t xml:space="preserve">Sentence starters (optional)</w:t>
+      </w:r>
+    </w:p>
+    <w:p>
+      <w:pPr>
+        <w:spacing w:after="60"/>
+      </w:pPr>
+      <w:r>
+        <w:rPr>
           <w:sz w:val="21"/>
           <w:szCs w:val="21"/>
         </w:rPr>
@@ -679,6 +716,43 @@
       </w:pPr>
       <w:r>
         <w:rPr>
+          <w:b/>
+          <w:bCs/>
+          <w:color w:val="1FA6A2"/>
+          <w:sz w:val="20"/>
+          <w:szCs w:val="20"/>
+        </w:rPr>
+        <w:t xml:space="preserve">Hint (optional): </w:t>
+      </w:r>
+      <w:r>
+        <w:rPr>
+          <w:sz w:val="20"/>
+          <w:szCs w:val="20"/>
+        </w:rPr>
+        <w:t xml:space="preserve">Try starting with the word "rearrange" or "rectangle". Re-read the question and underline what it is asking you to compare or find. Use one number or word from the problem as your evidence.</w:t>
+      </w:r>
+    </w:p>
+    <w:p>
+      <w:pPr>
+        <w:spacing w:after="60"/>
+      </w:pPr>
+      <w:r>
+        <w:rPr>
+          <w:b/>
+          <w:bCs/>
+          <w:color w:val="12355B"/>
+          <w:sz w:val="19"/>
+          <w:szCs w:val="19"/>
+        </w:rPr>
+        <w:t xml:space="preserve">Sentence starters (optional)</w:t>
+      </w:r>
+    </w:p>
+    <w:p>
+      <w:pPr>
+        <w:spacing w:after="60"/>
+      </w:pPr>
+      <w:r>
+        <w:rPr>
           <w:sz w:val="21"/>
           <w:szCs w:val="21"/>
         </w:rPr>
@@ -885,6 +959,43 @@
           <w:szCs w:val="20"/>
         </w:rPr>
         <w:t xml:space="preserve">First find the area, then divide by the tile size.</w:t>
+      </w:r>
+    </w:p>
+    <w:p>
+      <w:pPr>
+        <w:spacing w:after="60"/>
+      </w:pPr>
+      <w:r>
+        <w:rPr>
+          <w:b/>
+          <w:bCs/>
+          <w:color w:val="1FA6A2"/>
+          <w:sz w:val="20"/>
+          <w:szCs w:val="20"/>
+        </w:rPr>
+        <w:t xml:space="preserve">Hint (optional): </w:t>
+      </w:r>
+      <w:r>
+        <w:rPr>
+          <w:sz w:val="20"/>
+          <w:szCs w:val="20"/>
+        </w:rPr>
+        <w:t xml:space="preserve">Try starting with the word "area" or "base". Re-read the question and underline what it is asking you to compare or find. Use one number or word from the problem as your evidence.</w:t>
+      </w:r>
+    </w:p>
+    <w:p>
+      <w:pPr>
+        <w:spacing w:after="60"/>
+      </w:pPr>
+      <w:r>
+        <w:rPr>
+          <w:b/>
+          <w:bCs/>
+          <w:color w:val="12355B"/>
+          <w:sz w:val="19"/>
+          <w:szCs w:val="19"/>
+        </w:rPr>
+        <w:t xml:space="preserve">Sentence starters (optional)</w:t>
       </w:r>
     </w:p>
     <w:p>

--- a/lessons/5-1/downloads/5-1-notes.docx
+++ b/lessons/5-1/downloads/5-1-notes.docx
@@ -97,6 +97,69 @@
       </w:pPr>
       <w:r>
         <w:rPr>
+          <w:i/>
+          <w:iCs/>
+          <w:color w:val="5F6F80"/>
+          <w:sz w:val="19"/>
+          <w:szCs w:val="19"/>
+        </w:rPr>
+        <w:t xml:space="preserve">Picture first, then the word, then a plain-language meaning.</w:t>
+      </w:r>
+    </w:p>
+    <w:p>
+      <w:pPr>
+        <w:keepNext/>
+        <w:spacing w:after="20" w:before="120"/>
+        <w:jc w:val="center"/>
+      </w:pPr>
+      <w:r>
+        <w:drawing>
+          <wp:inline distT="0" distB="0" distL="0" distR="0">
+            <wp:extent cx="1238250" cy="933450"/>
+            <wp:effectExtent t="0" r="0" b="0" l="0"/>
+            <wp:docPr id="1" name="" descr="" title=""/>
+            <wp:cNvGraphicFramePr>
+              <a:graphicFrameLocks xmlns:a="http://schemas.openxmlformats.org/drawingml/2006/main" noChangeAspect="1"/>
+            </wp:cNvGraphicFramePr>
+            <a:graphic xmlns:a="http://schemas.openxmlformats.org/drawingml/2006/main">
+              <a:graphicData uri="http://schemas.openxmlformats.org/drawingml/2006/picture">
+                <pic:pic xmlns:pic="http://schemas.openxmlformats.org/drawingml/2006/picture">
+                  <pic:nvPicPr>
+                    <pic:cNvPr id="0" name="" descr=""/>
+                    <pic:cNvPicPr>
+                      <a:picLocks noChangeAspect="1" noChangeArrowheads="1"/>
+                    </pic:cNvPicPr>
+                  </pic:nvPicPr>
+                  <pic:blipFill>
+                    <a:blip r:embed="rId9" cstate="none"/>
+                    <a:srcRect/>
+                    <a:stretch>
+                      <a:fillRect/>
+                    </a:stretch>
+                  </pic:blipFill>
+                  <pic:spPr bwMode="auto">
+                    <a:xfrm>
+                      <a:off x="0" y="0"/>
+                      <a:ext cx="1238250" cy="933450"/>
+                    </a:xfrm>
+                    <a:prstGeom prst="rect">
+                      <a:avLst/>
+                    </a:prstGeom>
+                  </pic:spPr>
+                </pic:pic>
+              </a:graphicData>
+            </a:graphic>
+          </wp:inline>
+        </w:drawing>
+      </w:r>
+    </w:p>
+    <w:p>
+      <w:pPr>
+        <w:keepNext/>
+        <w:spacing w:after="20"/>
+      </w:pPr>
+      <w:r>
+        <w:rPr>
           <w:b/>
           <w:bCs/>
           <w:color w:val="12355B"/>
@@ -118,7 +181,7 @@
     </w:p>
     <w:p>
       <w:pPr>
-        <w:spacing w:after="60"/>
+        <w:spacing w:after="160"/>
       </w:pPr>
       <w:r>
         <w:rPr>
@@ -130,22 +193,55 @@
     </w:p>
     <w:p>
       <w:pPr>
-        <w:spacing w:after="60"/>
-      </w:pPr>
-      <w:r>
-        <w:rPr>
-          <w:i/>
-          <w:iCs/>
-          <w:color w:val="5F6F80"/>
-          <w:sz w:val="19"/>
-          <w:szCs w:val="19"/>
-        </w:rPr>
-        <w:t xml:space="preserve">Think of a leaning door — the top and bottom are parallel, and the two sides are parallel, like a slanted rectangle</w:t>
-      </w:r>
-    </w:p>
-    <w:p>
-      <w:pPr>
-        <w:spacing w:after="60"/>
+        <w:keepNext/>
+        <w:spacing w:after="20" w:before="120"/>
+        <w:jc w:val="center"/>
+      </w:pPr>
+      <w:r>
+        <w:drawing>
+          <wp:inline distT="0" distB="0" distL="0" distR="0">
+            <wp:extent cx="1238250" cy="933450"/>
+            <wp:effectExtent t="0" r="0" b="0" l="0"/>
+            <wp:docPr id="1" name="" descr="" title=""/>
+            <wp:cNvGraphicFramePr>
+              <a:graphicFrameLocks xmlns:a="http://schemas.openxmlformats.org/drawingml/2006/main" noChangeAspect="1"/>
+            </wp:cNvGraphicFramePr>
+            <a:graphic xmlns:a="http://schemas.openxmlformats.org/drawingml/2006/main">
+              <a:graphicData uri="http://schemas.openxmlformats.org/drawingml/2006/picture">
+                <pic:pic xmlns:pic="http://schemas.openxmlformats.org/drawingml/2006/picture">
+                  <pic:nvPicPr>
+                    <pic:cNvPr id="0" name="" descr=""/>
+                    <pic:cNvPicPr>
+                      <a:picLocks noChangeAspect="1" noChangeArrowheads="1"/>
+                    </pic:cNvPicPr>
+                  </pic:nvPicPr>
+                  <pic:blipFill>
+                    <a:blip r:embed="rId10" cstate="none"/>
+                    <a:srcRect/>
+                    <a:stretch>
+                      <a:fillRect/>
+                    </a:stretch>
+                  </pic:blipFill>
+                  <pic:spPr bwMode="auto">
+                    <a:xfrm>
+                      <a:off x="0" y="0"/>
+                      <a:ext cx="1238250" cy="933450"/>
+                    </a:xfrm>
+                    <a:prstGeom prst="rect">
+                      <a:avLst/>
+                    </a:prstGeom>
+                  </pic:spPr>
+                </pic:pic>
+              </a:graphicData>
+            </a:graphic>
+          </wp:inline>
+        </w:drawing>
+      </w:r>
+    </w:p>
+    <w:p>
+      <w:pPr>
+        <w:keepNext/>
+        <w:spacing w:after="20"/>
       </w:pPr>
       <w:r>
         <w:rPr>
@@ -170,7 +266,7 @@
     </w:p>
     <w:p>
       <w:pPr>
-        <w:spacing w:after="60"/>
+        <w:spacing w:after="160"/>
       </w:pPr>
       <w:r>
         <w:rPr>
@@ -182,22 +278,55 @@
     </w:p>
     <w:p>
       <w:pPr>
-        <w:spacing w:after="60"/>
-      </w:pPr>
-      <w:r>
-        <w:rPr>
-          <w:i/>
-          <w:iCs/>
-          <w:color w:val="5F6F80"/>
-          <w:sz w:val="19"/>
-          <w:szCs w:val="19"/>
-        </w:rPr>
-        <w:t xml:space="preserve">If the bottom of a parallelogram is 10 cm, then b = 10 cm in the formula A = b × h</w:t>
-      </w:r>
-    </w:p>
-    <w:p>
-      <w:pPr>
-        <w:spacing w:after="60"/>
+        <w:keepNext/>
+        <w:spacing w:after="20" w:before="120"/>
+        <w:jc w:val="center"/>
+      </w:pPr>
+      <w:r>
+        <w:drawing>
+          <wp:inline distT="0" distB="0" distL="0" distR="0">
+            <wp:extent cx="1238250" cy="933450"/>
+            <wp:effectExtent t="0" r="0" b="0" l="0"/>
+            <wp:docPr id="1" name="" descr="" title=""/>
+            <wp:cNvGraphicFramePr>
+              <a:graphicFrameLocks xmlns:a="http://schemas.openxmlformats.org/drawingml/2006/main" noChangeAspect="1"/>
+            </wp:cNvGraphicFramePr>
+            <a:graphic xmlns:a="http://schemas.openxmlformats.org/drawingml/2006/main">
+              <a:graphicData uri="http://schemas.openxmlformats.org/drawingml/2006/picture">
+                <pic:pic xmlns:pic="http://schemas.openxmlformats.org/drawingml/2006/picture">
+                  <pic:nvPicPr>
+                    <pic:cNvPr id="0" name="" descr=""/>
+                    <pic:cNvPicPr>
+                      <a:picLocks noChangeAspect="1" noChangeArrowheads="1"/>
+                    </pic:cNvPicPr>
+                  </pic:nvPicPr>
+                  <pic:blipFill>
+                    <a:blip r:embed="rId11" cstate="none"/>
+                    <a:srcRect/>
+                    <a:stretch>
+                      <a:fillRect/>
+                    </a:stretch>
+                  </pic:blipFill>
+                  <pic:spPr bwMode="auto">
+                    <a:xfrm>
+                      <a:off x="0" y="0"/>
+                      <a:ext cx="1238250" cy="933450"/>
+                    </a:xfrm>
+                    <a:prstGeom prst="rect">
+                      <a:avLst/>
+                    </a:prstGeom>
+                  </pic:spPr>
+                </pic:pic>
+              </a:graphicData>
+            </a:graphic>
+          </wp:inline>
+        </w:drawing>
+      </w:r>
+    </w:p>
+    <w:p>
+      <w:pPr>
+        <w:keepNext/>
+        <w:spacing w:after="20"/>
       </w:pPr>
       <w:r>
         <w:rPr>
@@ -222,7 +351,7 @@
     </w:p>
     <w:p>
       <w:pPr>
-        <w:spacing w:after="60"/>
+        <w:spacing w:after="160"/>
       </w:pPr>
       <w:r>
         <w:rPr>
@@ -234,22 +363,55 @@
     </w:p>
     <w:p>
       <w:pPr>
-        <w:spacing w:after="60"/>
-      </w:pPr>
-      <w:r>
-        <w:rPr>
-          <w:i/>
-          <w:iCs/>
-          <w:color w:val="5F6F80"/>
-          <w:sz w:val="19"/>
-          <w:szCs w:val="19"/>
-        </w:rPr>
-        <w:t xml:space="preserve">A dashed vertical line from the top side straight down to the base, forming a 90° angle — NOT the slanted side</w:t>
-      </w:r>
-    </w:p>
-    <w:p>
-      <w:pPr>
-        <w:spacing w:after="60"/>
+        <w:keepNext/>
+        <w:spacing w:after="20" w:before="120"/>
+        <w:jc w:val="center"/>
+      </w:pPr>
+      <w:r>
+        <w:drawing>
+          <wp:inline distT="0" distB="0" distL="0" distR="0">
+            <wp:extent cx="1238250" cy="933450"/>
+            <wp:effectExtent t="0" r="0" b="0" l="0"/>
+            <wp:docPr id="1" name="" descr="" title=""/>
+            <wp:cNvGraphicFramePr>
+              <a:graphicFrameLocks xmlns:a="http://schemas.openxmlformats.org/drawingml/2006/main" noChangeAspect="1"/>
+            </wp:cNvGraphicFramePr>
+            <a:graphic xmlns:a="http://schemas.openxmlformats.org/drawingml/2006/main">
+              <a:graphicData uri="http://schemas.openxmlformats.org/drawingml/2006/picture">
+                <pic:pic xmlns:pic="http://schemas.openxmlformats.org/drawingml/2006/picture">
+                  <pic:nvPicPr>
+                    <pic:cNvPr id="0" name="" descr=""/>
+                    <pic:cNvPicPr>
+                      <a:picLocks noChangeAspect="1" noChangeArrowheads="1"/>
+                    </pic:cNvPicPr>
+                  </pic:nvPicPr>
+                  <pic:blipFill>
+                    <a:blip r:embed="rId10" cstate="none"/>
+                    <a:srcRect/>
+                    <a:stretch>
+                      <a:fillRect/>
+                    </a:stretch>
+                  </pic:blipFill>
+                  <pic:spPr bwMode="auto">
+                    <a:xfrm>
+                      <a:off x="0" y="0"/>
+                      <a:ext cx="1238250" cy="933450"/>
+                    </a:xfrm>
+                    <a:prstGeom prst="rect">
+                      <a:avLst/>
+                    </a:prstGeom>
+                  </pic:spPr>
+                </pic:pic>
+              </a:graphicData>
+            </a:graphic>
+          </wp:inline>
+        </w:drawing>
+      </w:r>
+    </w:p>
+    <w:p>
+      <w:pPr>
+        <w:keepNext/>
+        <w:spacing w:after="20"/>
       </w:pPr>
       <w:r>
         <w:rPr>
@@ -274,7 +436,7 @@
     </w:p>
     <w:p>
       <w:pPr>
-        <w:spacing w:after="60"/>
+        <w:spacing w:after="160"/>
       </w:pPr>
       <w:r>
         <w:rPr>
@@ -286,22 +448,55 @@
     </w:p>
     <w:p>
       <w:pPr>
-        <w:spacing w:after="60"/>
-      </w:pPr>
-      <w:r>
-        <w:rPr>
-          <w:i/>
-          <w:iCs/>
-          <w:color w:val="5F6F80"/>
-          <w:sz w:val="19"/>
-          <w:szCs w:val="19"/>
-        </w:rPr>
-        <w:t xml:space="preserve">A 3 cm × 4 cm rectangle covers 12 square centimeters — imagine 12 tiny 1×1 squares inside it</w:t>
-      </w:r>
-    </w:p>
-    <w:p>
-      <w:pPr>
-        <w:spacing w:after="60"/>
+        <w:keepNext/>
+        <w:spacing w:after="20" w:before="120"/>
+        <w:jc w:val="center"/>
+      </w:pPr>
+      <w:r>
+        <w:drawing>
+          <wp:inline distT="0" distB="0" distL="0" distR="0">
+            <wp:extent cx="1238250" cy="933450"/>
+            <wp:effectExtent t="0" r="0" b="0" l="0"/>
+            <wp:docPr id="1" name="" descr="" title=""/>
+            <wp:cNvGraphicFramePr>
+              <a:graphicFrameLocks xmlns:a="http://schemas.openxmlformats.org/drawingml/2006/main" noChangeAspect="1"/>
+            </wp:cNvGraphicFramePr>
+            <a:graphic xmlns:a="http://schemas.openxmlformats.org/drawingml/2006/main">
+              <a:graphicData uri="http://schemas.openxmlformats.org/drawingml/2006/picture">
+                <pic:pic xmlns:pic="http://schemas.openxmlformats.org/drawingml/2006/picture">
+                  <pic:nvPicPr>
+                    <pic:cNvPr id="0" name="" descr=""/>
+                    <pic:cNvPicPr>
+                      <a:picLocks noChangeAspect="1" noChangeArrowheads="1"/>
+                    </pic:cNvPicPr>
+                  </pic:nvPicPr>
+                  <pic:blipFill>
+                    <a:blip r:embed="rId12" cstate="none"/>
+                    <a:srcRect/>
+                    <a:stretch>
+                      <a:fillRect/>
+                    </a:stretch>
+                  </pic:blipFill>
+                  <pic:spPr bwMode="auto">
+                    <a:xfrm>
+                      <a:off x="0" y="0"/>
+                      <a:ext cx="1238250" cy="933450"/>
+                    </a:xfrm>
+                    <a:prstGeom prst="rect">
+                      <a:avLst/>
+                    </a:prstGeom>
+                  </pic:spPr>
+                </pic:pic>
+              </a:graphicData>
+            </a:graphic>
+          </wp:inline>
+        </w:drawing>
+      </w:r>
+    </w:p>
+    <w:p>
+      <w:pPr>
+        <w:keepNext/>
+        <w:spacing w:after="20"/>
       </w:pPr>
       <w:r>
         <w:rPr>
@@ -326,7 +521,7 @@
     </w:p>
     <w:p>
       <w:pPr>
-        <w:spacing w:after="60"/>
+        <w:spacing w:after="160"/>
       </w:pPr>
       <w:r>
         <w:rPr>
@@ -338,22 +533,55 @@
     </w:p>
     <w:p>
       <w:pPr>
-        <w:spacing w:after="60"/>
-      </w:pPr>
-      <w:r>
-        <w:rPr>
-          <w:i/>
-          <w:iCs/>
-          <w:color w:val="5F6F80"/>
-          <w:sz w:val="19"/>
-          <w:szCs w:val="19"/>
-        </w:rPr>
-        <w:t xml:space="preserve">An L-shaped room = a 10×8 rectangle joined to a 4×5 rectangle; total area = 80 + 20 = 100 sq ft</w:t>
-      </w:r>
-    </w:p>
-    <w:p>
-      <w:pPr>
-        <w:spacing w:after="60"/>
+        <w:keepNext/>
+        <w:spacing w:after="20" w:before="120"/>
+        <w:jc w:val="center"/>
+      </w:pPr>
+      <w:r>
+        <w:drawing>
+          <wp:inline distT="0" distB="0" distL="0" distR="0">
+            <wp:extent cx="1238250" cy="933450"/>
+            <wp:effectExtent t="0" r="0" b="0" l="0"/>
+            <wp:docPr id="1" name="" descr="" title=""/>
+            <wp:cNvGraphicFramePr>
+              <a:graphicFrameLocks xmlns:a="http://schemas.openxmlformats.org/drawingml/2006/main" noChangeAspect="1"/>
+            </wp:cNvGraphicFramePr>
+            <a:graphic xmlns:a="http://schemas.openxmlformats.org/drawingml/2006/main">
+              <a:graphicData uri="http://schemas.openxmlformats.org/drawingml/2006/picture">
+                <pic:pic xmlns:pic="http://schemas.openxmlformats.org/drawingml/2006/picture">
+                  <pic:nvPicPr>
+                    <pic:cNvPr id="0" name="" descr=""/>
+                    <pic:cNvPicPr>
+                      <a:picLocks noChangeAspect="1" noChangeArrowheads="1"/>
+                    </pic:cNvPicPr>
+                  </pic:nvPicPr>
+                  <pic:blipFill>
+                    <a:blip r:embed="rId13" cstate="none"/>
+                    <a:srcRect/>
+                    <a:stretch>
+                      <a:fillRect/>
+                    </a:stretch>
+                  </pic:blipFill>
+                  <pic:spPr bwMode="auto">
+                    <a:xfrm>
+                      <a:off x="0" y="0"/>
+                      <a:ext cx="1238250" cy="933450"/>
+                    </a:xfrm>
+                    <a:prstGeom prst="rect">
+                      <a:avLst/>
+                    </a:prstGeom>
+                  </pic:spPr>
+                </pic:pic>
+              </a:graphicData>
+            </a:graphic>
+          </wp:inline>
+        </w:drawing>
+      </w:r>
+    </w:p>
+    <w:p>
+      <w:pPr>
+        <w:keepNext/>
+        <w:spacing w:after="20"/>
       </w:pPr>
       <w:r>
         <w:rPr>
@@ -378,7 +606,7 @@
     </w:p>
     <w:p>
       <w:pPr>
-        <w:spacing w:after="60"/>
+        <w:spacing w:after="160"/>
       </w:pPr>
       <w:r>
         <w:rPr>
@@ -386,21 +614,6 @@
           <w:szCs w:val="21"/>
         </w:rPr>
         <w:t xml:space="preserve">A math rule written with symbols.</w:t>
-      </w:r>
-    </w:p>
-    <w:p>
-      <w:pPr>
-        <w:spacing w:after="60"/>
-      </w:pPr>
-      <w:r>
-        <w:rPr>
-          <w:i/>
-          <w:iCs/>
-          <w:color w:val="5F6F80"/>
-          <w:sz w:val="19"/>
-          <w:szCs w:val="19"/>
-        </w:rPr>
-        <w:t xml:space="preserve">A = b × h means Area equals base times height; for a parallelogram with b = 6 and h = 4, A = 24</w:t>
       </w:r>
     </w:p>
     <w:p>

--- a/lessons/5-1/downloads/5-1-notes.docx
+++ b/lessons/5-1/downloads/5-1-notes.docx
@@ -1377,7 +1377,7 @@
           <w:sz w:val="24"/>
           <w:szCs w:val="24"/>
         </w:rPr>
-        <w:t xml:space="preserve">Try the Model</w:t>
+        <w:t xml:space="preserve">Solved Example</w:t>
       </w:r>
       <w:r>
         <w:rPr>
@@ -1387,90 +1387,130 @@
           <w:sz w:val="19"/>
           <w:szCs w:val="19"/>
         </w:rPr>
-        <w:t xml:space="preserve">   step through it together</w:t>
-      </w:r>
-    </w:p>
-    <w:p>
-      <w:pPr>
-        <w:spacing w:after="80"/>
-      </w:pPr>
-      <w:r>
-        <w:rPr>
-          <w:sz w:val="21"/>
-          <w:szCs w:val="21"/>
-        </w:rPr>
-        <w:t xml:space="preserve">Plot the vertices of a parallelogram with base 14 and height 9. Place points at (0, 0), (14, 0), (16, 9), and (2, 9) to visualize the patio.</w:t>
-      </w:r>
-    </w:p>
-    <w:p>
-      <w:pPr>
+        <w:t xml:space="preserve">   I Do — watch each step</w:t>
+      </w:r>
+    </w:p>
+    <w:p>
+      <w:pPr>
+        <w:keepNext/>
         <w:spacing w:after="40"/>
       </w:pPr>
       <w:r>
-        <w:t xml:space="preserve"/>
-      </w:r>
-    </w:p>
-    <w:tbl>
-      <w:tblPr>
-        <w:tblW w:type="pct" w:w="100%"/>
-        <w:tblBorders>
-          <w:top w:val="single" w:color="C7D2DD" w:sz="6"/>
-          <w:left w:val="single" w:color="C7D2DD" w:sz="6"/>
-          <w:bottom w:val="single" w:color="C7D2DD" w:sz="6"/>
-          <w:right w:val="single" w:color="C7D2DD" w:sz="6"/>
-          <w:insideH w:val="single" w:color="auto" w:sz="4"/>
-          <w:insideV w:val="single" w:color="auto" w:sz="4"/>
-        </w:tblBorders>
-      </w:tblPr>
-      <w:tblGrid>
-        <w:gridCol w:w="100"/>
-      </w:tblGrid>
-      <w:tr>
-        <w:tc>
-          <w:tcPr>
-            <w:shd w:fill="E6F4F3" w:color="auto" w:val="clear"/>
-            <w:tcMar>
-              <w:top w:type="dxa" w:w="60"/>
-              <w:left w:type="dxa" w:w="120"/>
-              <w:bottom w:type="dxa" w:w="60"/>
-              <w:right w:type="dxa" w:w="120"/>
-            </w:tcMar>
-          </w:tcPr>
-          <w:p>
-            <w:pPr>
-              <w:spacing w:after="0" w:line="320"/>
-            </w:pPr>
-            <w:r>
-              <w:t xml:space="preserve"/>
-            </w:r>
-          </w:p>
-          <w:p>
-            <w:pPr>
-              <w:spacing w:after="0" w:line="320"/>
-            </w:pPr>
-            <w:r>
-              <w:t xml:space="preserve"/>
-            </w:r>
-          </w:p>
-          <w:p>
-            <w:pPr>
-              <w:spacing w:after="0" w:line="320"/>
-            </w:pPr>
-            <w:r>
-              <w:t xml:space="preserve"/>
-            </w:r>
-          </w:p>
-          <w:p>
-            <w:pPr>
-              <w:spacing w:after="0" w:line="320"/>
-            </w:pPr>
-            <w:r>
-              <w:t xml:space="preserve"/>
-            </w:r>
-          </w:p>
-        </w:tc>
-      </w:tr>
-    </w:tbl>
+        <w:rPr>
+          <w:b/>
+          <w:bCs/>
+          <w:color w:val="12355B"/>
+          <w:sz w:val="21"/>
+          <w:szCs w:val="21"/>
+        </w:rPr>
+        <w:t xml:space="preserve">Problem:  </w:t>
+      </w:r>
+      <w:r>
+        <w:rPr>
+          <w:sz w:val="21"/>
+          <w:szCs w:val="21"/>
+        </w:rPr>
+        <w:t xml:space="preserve">What is the area of a parallelogram with base 10 cm and height 7 cm?</w:t>
+      </w:r>
+    </w:p>
+    <w:p>
+      <w:pPr>
+        <w:spacing w:after="30"/>
+        <w:ind w:left="420"/>
+      </w:pPr>
+      <w:r>
+        <w:rPr>
+          <w:sz w:val="20"/>
+          <w:szCs w:val="20"/>
+        </w:rPr>
+        <w:t xml:space="preserve">A)  70 sq cm</w:t>
+      </w:r>
+    </w:p>
+    <w:p>
+      <w:pPr>
+        <w:spacing w:after="30"/>
+        <w:ind w:left="420"/>
+      </w:pPr>
+      <w:r>
+        <w:rPr>
+          <w:sz w:val="20"/>
+          <w:szCs w:val="20"/>
+        </w:rPr>
+        <w:t xml:space="preserve">B)  34 sq cm</w:t>
+      </w:r>
+    </w:p>
+    <w:p>
+      <w:pPr>
+        <w:spacing w:after="30"/>
+        <w:ind w:left="420"/>
+      </w:pPr>
+      <w:r>
+        <w:rPr>
+          <w:sz w:val="20"/>
+          <w:szCs w:val="20"/>
+        </w:rPr>
+        <w:t xml:space="preserve">C)  17 sq cm</w:t>
+      </w:r>
+    </w:p>
+    <w:p>
+      <w:pPr>
+        <w:spacing w:after="30"/>
+        <w:ind w:left="420"/>
+      </w:pPr>
+      <w:r>
+        <w:rPr>
+          <w:sz w:val="20"/>
+          <w:szCs w:val="20"/>
+        </w:rPr>
+        <w:t xml:space="preserve">D)  70 cm</w:t>
+      </w:r>
+    </w:p>
+    <w:p>
+      <w:pPr>
+        <w:spacing w:after="20" w:before="50"/>
+      </w:pPr>
+      <w:r>
+        <w:rPr>
+          <w:b/>
+          <w:bCs/>
+          <w:color w:val="1FA6A2"/>
+          <w:sz w:val="21"/>
+          <w:szCs w:val="21"/>
+        </w:rPr>
+        <w:t xml:space="preserve">Step 1:  </w:t>
+      </w:r>
+      <w:r>
+        <w:rPr>
+          <w:sz w:val="21"/>
+          <w:szCs w:val="21"/>
+        </w:rPr>
+        <w:t xml:space="preserve">A = b × h = 10 × 7 = 70 square centimeters.</w:t>
+      </w:r>
+    </w:p>
+    <w:p>
+      <w:pPr>
+        <w:spacing w:after="40" w:before="60"/>
+      </w:pPr>
+      <w:r>
+        <w:rPr>
+          <w:b/>
+          <w:bCs/>
+          <w:color w:val="12355B"/>
+          <w:sz w:val="21"/>
+          <w:szCs w:val="21"/>
+        </w:rPr>
+        <w:t xml:space="preserve">Answer:  </w:t>
+      </w:r>
+      <w:r>
+        <w:rPr>
+          <w:b/>
+          <w:bCs/>
+          <w:sz w:val="21"/>
+          <w:szCs w:val="21"/>
+        </w:rPr>
+        <w:t xml:space="preserve">A. 70 sq cm</w:t>
+      </w:r>
+    </w:p>
     <w:p>
       <w:pPr>
         <w:pStyle w:val="Heading1"/>
@@ -1515,6 +1555,170 @@
           <w:szCs w:val="19"/>
         </w:rPr>
         <w:t xml:space="preserve">   We Do — work with your class</w:t>
+      </w:r>
+    </w:p>
+    <w:p>
+      <w:pPr>
+        <w:keepNext/>
+        <w:spacing w:after="40" w:before="40"/>
+      </w:pPr>
+      <w:r>
+        <w:rPr>
+          <w:b/>
+          <w:bCs/>
+          <w:color w:val="12355B"/>
+          <w:sz w:val="21"/>
+          <w:szCs w:val="21"/>
+        </w:rPr>
+        <w:t xml:space="preserve">Problem:  </w:t>
+      </w:r>
+      <w:r>
+        <w:rPr>
+          <w:sz w:val="21"/>
+          <w:szCs w:val="21"/>
+        </w:rPr>
+        <w:t xml:space="preserve">A parallelogram has an area of 54 sq ft and a base of 9 ft. What is the height?</w:t>
+      </w:r>
+    </w:p>
+    <w:p>
+      <w:pPr>
+        <w:spacing w:after="30"/>
+        <w:ind w:left="420"/>
+      </w:pPr>
+      <w:r>
+        <w:rPr>
+          <w:sz w:val="20"/>
+          <w:szCs w:val="20"/>
+        </w:rPr>
+        <w:t xml:space="preserve">A)  6 ft</w:t>
+      </w:r>
+    </w:p>
+    <w:p>
+      <w:pPr>
+        <w:spacing w:after="30"/>
+        <w:ind w:left="420"/>
+      </w:pPr>
+      <w:r>
+        <w:rPr>
+          <w:sz w:val="20"/>
+          <w:szCs w:val="20"/>
+        </w:rPr>
+        <w:t xml:space="preserve">B)  45 ft</w:t>
+      </w:r>
+    </w:p>
+    <w:p>
+      <w:pPr>
+        <w:spacing w:after="30"/>
+        <w:ind w:left="420"/>
+      </w:pPr>
+      <w:r>
+        <w:rPr>
+          <w:sz w:val="20"/>
+          <w:szCs w:val="20"/>
+        </w:rPr>
+        <w:t xml:space="preserve">C)  63 ft</w:t>
+      </w:r>
+    </w:p>
+    <w:p>
+      <w:pPr>
+        <w:spacing w:after="30"/>
+        <w:ind w:left="420"/>
+      </w:pPr>
+      <w:r>
+        <w:rPr>
+          <w:sz w:val="20"/>
+          <w:szCs w:val="20"/>
+        </w:rPr>
+        <w:t xml:space="preserve">D)  27 ft</w:t>
+      </w:r>
+    </w:p>
+    <w:p>
+      <w:pPr>
+        <w:keepNext/>
+        <w:spacing w:after="0" w:before="50"/>
+      </w:pPr>
+      <w:r>
+        <w:rPr>
+          <w:b/>
+          <w:bCs/>
+          <w:color w:val="6B4FA0"/>
+          <w:sz w:val="21"/>
+          <w:szCs w:val="21"/>
+        </w:rPr>
+        <w:t xml:space="preserve">Step 1:</w:t>
+      </w:r>
+    </w:p>
+    <w:p>
+      <w:pPr>
+        <w:pBdr>
+          <w:bottom w:val="single" w:color="AFBECC" w:sz="6"/>
+        </w:pBdr>
+        <w:spacing w:after="30" w:before="150"/>
+      </w:pPr>
+      <w:r>
+        <w:t xml:space="preserve"/>
+      </w:r>
+    </w:p>
+    <w:p>
+      <w:pPr>
+        <w:keepNext/>
+        <w:spacing w:after="0" w:before="50"/>
+      </w:pPr>
+      <w:r>
+        <w:rPr>
+          <w:b/>
+          <w:bCs/>
+          <w:color w:val="6B4FA0"/>
+          <w:sz w:val="21"/>
+          <w:szCs w:val="21"/>
+        </w:rPr>
+        <w:t xml:space="preserve">Step 2:</w:t>
+      </w:r>
+    </w:p>
+    <w:p>
+      <w:pPr>
+        <w:pBdr>
+          <w:bottom w:val="single" w:color="AFBECC" w:sz="6"/>
+        </w:pBdr>
+        <w:spacing w:after="30" w:before="150"/>
+      </w:pPr>
+      <w:r>
+        <w:t xml:space="preserve"/>
+      </w:r>
+    </w:p>
+    <w:p>
+      <w:pPr>
+        <w:keepNext/>
+        <w:spacing w:after="0" w:before="60"/>
+      </w:pPr>
+      <w:r>
+        <w:rPr>
+          <w:b/>
+          <w:bCs/>
+          <w:color w:val="12355B"/>
+          <w:sz w:val="21"/>
+          <w:szCs w:val="21"/>
+        </w:rPr>
+        <w:t xml:space="preserve">Answer:</w:t>
+      </w:r>
+    </w:p>
+    <w:p>
+      <w:pPr>
+        <w:pBdr>
+          <w:bottom w:val="single" w:color="AFBECC" w:sz="6"/>
+        </w:pBdr>
+        <w:spacing w:after="30" w:before="150"/>
+      </w:pPr>
+      <w:r>
+        <w:t xml:space="preserve"/>
+      </w:r>
+    </w:p>
+    <w:p>
+      <w:pPr>
+        <w:spacing w:after="80"/>
+      </w:pPr>
+      <w:r>
+        <w:t xml:space="preserve"/>
       </w:r>
     </w:p>
     <w:tbl>
@@ -2034,7 +2238,7 @@
           <w:sz w:val="21"/>
           <w:szCs w:val="21"/>
         </w:rPr>
-        <w:t xml:space="preserve">What is the area of a parallelogram with base 10 cm and height 7 cm?</w:t>
+        <w:t xml:space="preserve">What is the area of a parallelogram with base 9 cm and height 5 cm?</w:t>
       </w:r>
     </w:p>
     <w:p>
@@ -2047,7 +2251,7 @@
           <w:sz w:val="20"/>
           <w:szCs w:val="20"/>
         </w:rPr>
-        <w:t xml:space="preserve">A)  70 sq cm</w:t>
+        <w:t xml:space="preserve">A)  45 sq cm</w:t>
       </w:r>
     </w:p>
     <w:p>
@@ -2060,7 +2264,7 @@
           <w:sz w:val="20"/>
           <w:szCs w:val="20"/>
         </w:rPr>
-        <w:t xml:space="preserve">B)  34 sq cm</w:t>
+        <w:t xml:space="preserve">B)  14 sq cm</w:t>
       </w:r>
     </w:p>
     <w:p>
@@ -2073,7 +2277,7 @@
           <w:sz w:val="20"/>
           <w:szCs w:val="20"/>
         </w:rPr>
-        <w:t xml:space="preserve">C)  17 sq cm</w:t>
+        <w:t xml:space="preserve">C)  22.5 sq cm</w:t>
       </w:r>
     </w:p>
     <w:p>
@@ -2086,7 +2290,7 @@
           <w:sz w:val="20"/>
           <w:szCs w:val="20"/>
         </w:rPr>
-        <w:t xml:space="preserve">D)  70 cm</w:t>
+        <w:t xml:space="preserve">D)  90 sq cm</w:t>
       </w:r>
     </w:p>
     <w:p>
@@ -2164,7 +2368,7 @@
           <w:sz w:val="21"/>
           <w:szCs w:val="21"/>
         </w:rPr>
-        <w:t xml:space="preserve">A parallelogram has an area of 54 sq ft and a base of 9 ft. What is the height?</w:t>
+        <w:t xml:space="preserve">Which measurement is the height of a parallelogram?</w:t>
       </w:r>
     </w:p>
     <w:p>
@@ -2177,7 +2381,7 @@
           <w:sz w:val="20"/>
           <w:szCs w:val="20"/>
         </w:rPr>
-        <w:t xml:space="preserve">A)  6 ft</w:t>
+        <w:t xml:space="preserve">A)  The perpendicular distance between the base and the opposite side</w:t>
       </w:r>
     </w:p>
     <w:p>
@@ -2190,7 +2394,7 @@
           <w:sz w:val="20"/>
           <w:szCs w:val="20"/>
         </w:rPr>
-        <w:t xml:space="preserve">B)  45 ft</w:t>
+        <w:t xml:space="preserve">B)  The length of the slanted side</w:t>
       </w:r>
     </w:p>
     <w:p>
@@ -2203,7 +2407,7 @@
           <w:sz w:val="20"/>
           <w:szCs w:val="20"/>
         </w:rPr>
-        <w:t xml:space="preserve">C)  63 ft</w:t>
+        <w:t xml:space="preserve">C)  The perimeter divided by 4</w:t>
       </w:r>
     </w:p>
     <w:p>
@@ -2216,7 +2420,7 @@
           <w:sz w:val="20"/>
           <w:szCs w:val="20"/>
         </w:rPr>
-        <w:t xml:space="preserve">D)  27 ft</w:t>
+        <w:t xml:space="preserve">D)  The longest side</w:t>
       </w:r>
     </w:p>
     <w:p>
@@ -2294,7 +2498,7 @@
           <w:sz w:val="21"/>
           <w:szCs w:val="21"/>
         </w:rPr>
-        <w:t xml:space="preserve">What is the area of a parallelogram with base 9 cm and height 5 cm?</w:t>
+        <w:t xml:space="preserve">A parallelogram has base 9 cm and height 6 cm. What is its area?</w:t>
       </w:r>
     </w:p>
     <w:p>
@@ -2307,7 +2511,7 @@
           <w:sz w:val="20"/>
           <w:szCs w:val="20"/>
         </w:rPr>
-        <w:t xml:space="preserve">A)  45 sq cm</w:t>
+        <w:t xml:space="preserve">A)  54 cm²</w:t>
       </w:r>
     </w:p>
     <w:p>
@@ -2320,7 +2524,7 @@
           <w:sz w:val="20"/>
           <w:szCs w:val="20"/>
         </w:rPr>
-        <w:t xml:space="preserve">B)  14 sq cm</w:t>
+        <w:t xml:space="preserve">B)  30 cm²</w:t>
       </w:r>
     </w:p>
     <w:p>
@@ -2333,7 +2537,7 @@
           <w:sz w:val="20"/>
           <w:szCs w:val="20"/>
         </w:rPr>
-        <w:t xml:space="preserve">C)  22.5 sq cm</w:t>
+        <w:t xml:space="preserve">C)  15 cm²</w:t>
       </w:r>
     </w:p>
     <w:p>
@@ -2346,7 +2550,7 @@
           <w:sz w:val="20"/>
           <w:szCs w:val="20"/>
         </w:rPr>
-        <w:t xml:space="preserve">D)  90 sq cm</w:t>
+        <w:t xml:space="preserve">D)  27 cm²</w:t>
       </w:r>
     </w:p>
     <w:p>
@@ -2424,7 +2628,7 @@
           <w:sz w:val="21"/>
           <w:szCs w:val="21"/>
         </w:rPr>
-        <w:t xml:space="preserve">Which measurement is the height of a parallelogram?</w:t>
+        <w:t xml:space="preserve">A parallelogram has area 48 m² and base 8 m. What is its height?</w:t>
       </w:r>
     </w:p>
     <w:p>
@@ -2437,7 +2641,7 @@
           <w:sz w:val="20"/>
           <w:szCs w:val="20"/>
         </w:rPr>
-        <w:t xml:space="preserve">A)  The perpendicular distance between the base and the opposite side</w:t>
+        <w:t xml:space="preserve">A)  6 m</w:t>
       </w:r>
     </w:p>
     <w:p>
@@ -2450,7 +2654,7 @@
           <w:sz w:val="20"/>
           <w:szCs w:val="20"/>
         </w:rPr>
-        <w:t xml:space="preserve">B)  The length of the slanted side</w:t>
+        <w:t xml:space="preserve">B)  40 m</w:t>
       </w:r>
     </w:p>
     <w:p>
@@ -2463,7 +2667,7 @@
           <w:sz w:val="20"/>
           <w:szCs w:val="20"/>
         </w:rPr>
-        <w:t xml:space="preserve">C)  The perimeter divided by 4</w:t>
+        <w:t xml:space="preserve">C)  384 m</w:t>
       </w:r>
     </w:p>
     <w:p>
@@ -2476,7 +2680,7 @@
           <w:sz w:val="20"/>
           <w:szCs w:val="20"/>
         </w:rPr>
-        <w:t xml:space="preserve">D)  The longest side</w:t>
+        <w:t xml:space="preserve">D)  16 m</w:t>
       </w:r>
     </w:p>
     <w:p>
@@ -3189,6 +3393,64 @@
           <w:sz w:val="24"/>
           <w:szCs w:val="24"/>
         </w:rPr>
+        <w:t xml:space="preserve">Worked Notes (I Do / We Do)</w:t>
+      </w:r>
+    </w:p>
+    <w:p>
+      <w:pPr>
+        <w:spacing w:after="80"/>
+      </w:pPr>
+      <w:r>
+        <w:rPr>
+          <w:b/>
+          <w:bCs/>
+          <w:sz w:val="21"/>
+          <w:szCs w:val="21"/>
+        </w:rPr>
+        <w:t xml:space="preserve">I Do:  </w:t>
+      </w:r>
+      <w:r>
+        <w:rPr>
+          <w:sz w:val="21"/>
+          <w:szCs w:val="21"/>
+        </w:rPr>
+        <w:t xml:space="preserve">A. 70 sq cm</w:t>
+      </w:r>
+    </w:p>
+    <w:p>
+      <w:pPr>
+        <w:spacing w:after="80"/>
+      </w:pPr>
+      <w:r>
+        <w:rPr>
+          <w:b/>
+          <w:bCs/>
+          <w:sz w:val="21"/>
+          <w:szCs w:val="21"/>
+        </w:rPr>
+        <w:t xml:space="preserve">We Do:  </w:t>
+      </w:r>
+      <w:r>
+        <w:rPr>
+          <w:sz w:val="21"/>
+          <w:szCs w:val="21"/>
+        </w:rPr>
+        <w:t xml:space="preserve">A. 6 ft</w:t>
+      </w:r>
+    </w:p>
+    <w:p>
+      <w:pPr>
+        <w:pStyle w:val="Heading2"/>
+        <w:spacing w:after="80" w:before="180"/>
+      </w:pPr>
+      <w:r>
+        <w:rPr>
+          <w:b/>
+          <w:bCs/>
+          <w:color w:val="12355B"/>
+          <w:sz w:val="24"/>
+          <w:szCs w:val="24"/>
+        </w:rPr>
         <w:t xml:space="preserve">Independent Practice</w:t>
       </w:r>
     </w:p>
@@ -3210,7 +3472,7 @@
           <w:sz w:val="21"/>
           <w:szCs w:val="21"/>
         </w:rPr>
-        <w:t xml:space="preserve">A)  70 sq cm</w:t>
+        <w:t xml:space="preserve">A)  45 sq cm</w:t>
       </w:r>
       <w:r>
         <w:rPr>
@@ -3220,7 +3482,7 @@
           <w:sz w:val="19"/>
           <w:szCs w:val="19"/>
         </w:rPr>
-        <w:t xml:space="preserve">  — A = b × h = 10 × 7 = 70 square centimeters.</w:t>
+        <w:t xml:space="preserve">  — A = b × h = 9 × 5 = 45 square centimeters.</w:t>
       </w:r>
     </w:p>
     <w:p>
@@ -3241,7 +3503,7 @@
           <w:sz w:val="21"/>
           <w:szCs w:val="21"/>
         </w:rPr>
-        <w:t xml:space="preserve">A)  6 ft</w:t>
+        <w:t xml:space="preserve">A)  The perpendicular distance between the base and the opposite side</w:t>
       </w:r>
       <w:r>
         <w:rPr>
@@ -3251,7 +3513,7 @@
           <w:sz w:val="19"/>
           <w:szCs w:val="19"/>
         </w:rPr>
-        <w:t xml:space="preserve">  — A = b × h → 54 = 9 × h → h = 54 ÷ 9 = 6 ft.</w:t>
+        <w:t xml:space="preserve">  — The height is always the perpendicular (straight up-and-down) distance between the base and the opposite side, not the slanted side.</w:t>
       </w:r>
     </w:p>
     <w:p>
@@ -3272,7 +3534,7 @@
           <w:sz w:val="21"/>
           <w:szCs w:val="21"/>
         </w:rPr>
-        <w:t xml:space="preserve">A)  45 sq cm</w:t>
+        <w:t xml:space="preserve">A)  54 cm²</w:t>
       </w:r>
       <w:r>
         <w:rPr>
@@ -3282,7 +3544,7 @@
           <w:sz w:val="19"/>
           <w:szCs w:val="19"/>
         </w:rPr>
-        <w:t xml:space="preserve">  — A = b × h = 9 × 5 = 45 square centimeters.</w:t>
+        <w:t xml:space="preserve">  — Area = base × height = 9 × 6 = 54 cm².</w:t>
       </w:r>
     </w:p>
     <w:p>
@@ -3303,7 +3565,7 @@
           <w:sz w:val="21"/>
           <w:szCs w:val="21"/>
         </w:rPr>
-        <w:t xml:space="preserve">A)  The perpendicular distance between the base and the opposite side</w:t>
+        <w:t xml:space="preserve">A)  6 m</w:t>
       </w:r>
       <w:r>
         <w:rPr>
@@ -3313,7 +3575,7 @@
           <w:sz w:val="19"/>
           <w:szCs w:val="19"/>
         </w:rPr>
-        <w:t xml:space="preserve">  — The height is always the perpendicular (straight up-and-down) distance between the base and the opposite side, not the slanted side.</w:t>
+        <w:t xml:space="preserve">  — height = area ÷ base = 48 ÷ 8 = 6 m.</w:t>
       </w:r>
     </w:p>
     <w:p>

--- a/lessons/5-1/downloads/5-1-notes.docx
+++ b/lessons/5-1/downloads/5-1-notes.docx
@@ -1177,6 +1177,238 @@
     <w:p>
       <w:pPr>
         <w:pStyle w:val="Heading1"/>
+        <w:pBdr>
+          <w:bottom w:val="single" w:color="1FA6A2" w:sz="14" w:space="6"/>
+        </w:pBdr>
+        <w:spacing w:after="140" w:before="260"/>
+      </w:pPr>
+      <w:r>
+        <w:rPr>
+          <w:b/>
+          <w:bCs/>
+          <w:color w:val="12355B"/>
+          <w:sz w:val="30"/>
+          <w:szCs w:val="30"/>
+        </w:rPr>
+        <w:t xml:space="preserve">Guided Notes</w:t>
+      </w:r>
+    </w:p>
+    <w:p>
+      <w:pPr>
+        <w:spacing w:after="100"/>
+      </w:pPr>
+      <w:r>
+        <w:rPr>
+          <w:i/>
+          <w:iCs/>
+          <w:color w:val="5F6F80"/>
+          <w:sz w:val="19"/>
+          <w:szCs w:val="19"/>
+        </w:rPr>
+        <w:t xml:space="preserve">Fill in each blank as we go. Use the Word Bank to help you.</w:t>
+      </w:r>
+    </w:p>
+    <w:tbl>
+      <w:tblPr>
+        <w:tblW w:type="pct" w:w="100%"/>
+        <w:tblBorders>
+          <w:top w:val="single" w:color="BBD0DE" w:sz="8"/>
+          <w:left w:val="single" w:color="BBD0DE" w:sz="8"/>
+          <w:bottom w:val="single" w:color="BBD0DE" w:sz="8"/>
+          <w:right w:val="single" w:color="BBD0DE" w:sz="8"/>
+          <w:insideH w:val="single" w:color="auto" w:sz="4"/>
+          <w:insideV w:val="single" w:color="auto" w:sz="4"/>
+        </w:tblBorders>
+      </w:tblPr>
+      <w:tblGrid>
+        <w:gridCol w:w="100"/>
+      </w:tblGrid>
+      <w:tr>
+        <w:tc>
+          <w:tcPr>
+            <w:shd w:fill="EEF4F8" w:color="auto" w:val="clear"/>
+            <w:tcMar>
+              <w:top w:type="dxa" w:w="120"/>
+              <w:left w:type="dxa" w:w="180"/>
+              <w:bottom w:type="dxa" w:w="120"/>
+              <w:right w:type="dxa" w:w="180"/>
+            </w:tcMar>
+          </w:tcPr>
+          <w:p>
+            <w:pPr>
+              <w:spacing w:after="40"/>
+            </w:pPr>
+            <w:r>
+              <w:rPr>
+                <w:b/>
+                <w:bCs/>
+                <w:color w:val="1FA6A2"/>
+                <w:sz w:val="18"/>
+                <w:szCs w:val="18"/>
+              </w:rPr>
+              <w:t xml:space="preserve">WORD BANK</w:t>
+            </w:r>
+          </w:p>
+          <w:p>
+            <w:pPr>
+              <w:spacing w:after="80"/>
+            </w:pPr>
+            <w:r>
+              <w:rPr>
+                <w:b/>
+                <w:bCs/>
+                <w:sz w:val="21"/>
+                <w:szCs w:val="21"/>
+              </w:rPr>
+              <w:t xml:space="preserve">Parallelogram      •      Base      •      Height      •      Area      •      Composite figure      •      Formula</w:t>
+            </w:r>
+          </w:p>
+        </w:tc>
+      </w:tr>
+    </w:tbl>
+    <w:p>
+      <w:pPr>
+        <w:spacing w:after="80"/>
+      </w:pPr>
+      <w:r>
+        <w:t xml:space="preserve"/>
+      </w:r>
+    </w:p>
+    <w:p>
+      <w:pPr>
+        <w:spacing w:after="120" w:before="80"/>
+      </w:pPr>
+      <w:r>
+        <w:rPr>
+          <w:b/>
+          <w:bCs/>
+          <w:color w:val="12355B"/>
+          <w:sz w:val="22"/>
+          <w:szCs w:val="22"/>
+        </w:rPr>
+        <w:t xml:space="preserve">1.  </w:t>
+      </w:r>
+      <w:r>
+        <w:rPr>
+          <w:sz w:val="22"/>
+          <w:szCs w:val="22"/>
+        </w:rPr>
+        <w:t xml:space="preserve">A quadrilateral with two pairs of parallel sides is a ___.</w:t>
+      </w:r>
+    </w:p>
+    <w:p>
+      <w:pPr>
+        <w:spacing w:after="120" w:before="80"/>
+      </w:pPr>
+      <w:r>
+        <w:rPr>
+          <w:b/>
+          <w:bCs/>
+          <w:color w:val="12355B"/>
+          <w:sz w:val="22"/>
+          <w:szCs w:val="22"/>
+        </w:rPr>
+        <w:t xml:space="preserve">2.  </w:t>
+      </w:r>
+      <w:r>
+        <w:rPr>
+          <w:sz w:val="22"/>
+          <w:szCs w:val="22"/>
+        </w:rPr>
+        <w:t xml:space="preserve">Any side of a parallelogram used to calculate its area is the ___.</w:t>
+      </w:r>
+    </w:p>
+    <w:p>
+      <w:pPr>
+        <w:spacing w:after="120" w:before="80"/>
+      </w:pPr>
+      <w:r>
+        <w:rPr>
+          <w:b/>
+          <w:bCs/>
+          <w:color w:val="12355B"/>
+          <w:sz w:val="22"/>
+          <w:szCs w:val="22"/>
+        </w:rPr>
+        <w:t xml:space="preserve">3.  </w:t>
+      </w:r>
+      <w:r>
+        <w:rPr>
+          <w:sz w:val="22"/>
+          <w:szCs w:val="22"/>
+        </w:rPr>
+        <w:t xml:space="preserve">The perpendicular distance between the base and the opposite side is the ___.</w:t>
+      </w:r>
+    </w:p>
+    <w:p>
+      <w:pPr>
+        <w:spacing w:after="120" w:before="80"/>
+      </w:pPr>
+      <w:r>
+        <w:rPr>
+          <w:b/>
+          <w:bCs/>
+          <w:color w:val="12355B"/>
+          <w:sz w:val="22"/>
+          <w:szCs w:val="22"/>
+        </w:rPr>
+        <w:t xml:space="preserve">4.  </w:t>
+      </w:r>
+      <w:r>
+        <w:rPr>
+          <w:sz w:val="22"/>
+          <w:szCs w:val="22"/>
+        </w:rPr>
+        <w:t xml:space="preserve">The amount of flat space inside a two-dimensional figure is its ___.</w:t>
+      </w:r>
+    </w:p>
+    <w:p>
+      <w:pPr>
+        <w:spacing w:after="120" w:before="80"/>
+      </w:pPr>
+      <w:r>
+        <w:rPr>
+          <w:b/>
+          <w:bCs/>
+          <w:color w:val="12355B"/>
+          <w:sz w:val="22"/>
+          <w:szCs w:val="22"/>
+        </w:rPr>
+        <w:t xml:space="preserve">5.  </w:t>
+      </w:r>
+      <w:r>
+        <w:rPr>
+          <w:sz w:val="22"/>
+          <w:szCs w:val="22"/>
+        </w:rPr>
+        <w:t xml:space="preserve">A shape made of two or more basic shapes combined is a ___.</w:t>
+      </w:r>
+    </w:p>
+    <w:p>
+      <w:pPr>
+        <w:spacing w:after="120" w:before="80"/>
+      </w:pPr>
+      <w:r>
+        <w:rPr>
+          <w:b/>
+          <w:bCs/>
+          <w:color w:val="12355B"/>
+          <w:sz w:val="22"/>
+          <w:szCs w:val="22"/>
+        </w:rPr>
+        <w:t xml:space="preserve">6.  </w:t>
+      </w:r>
+      <w:r>
+        <w:rPr>
+          <w:sz w:val="22"/>
+          <w:szCs w:val="22"/>
+        </w:rPr>
+        <w:t xml:space="preserve">A math rule written with symbols, like A = b × h, is a ___.</w:t>
+      </w:r>
+    </w:p>
+    <w:p>
+      <w:pPr>
+        <w:pStyle w:val="Heading1"/>
         <w:pageBreakBefore/>
         <w:pBdr>
           <w:bottom w:val="single" w:color="1FA6A2" w:sz="14" w:space="6"/>
@@ -2157,6 +2389,87 @@
     </w:p>
     <w:p>
       <w:pPr>
+        <w:spacing w:after="40" w:before="80"/>
+      </w:pPr>
+      <w:r>
+        <w:rPr>
+          <w:b/>
+          <w:bCs/>
+          <w:color w:val="12355B"/>
+          <w:sz w:val="21"/>
+          <w:szCs w:val="21"/>
+        </w:rPr>
+        <w:t xml:space="preserve">4. </w:t>
+      </w:r>
+      <w:r>
+        <w:rPr>
+          <w:b/>
+          <w:bCs/>
+          <w:color w:val="6B4FA0"/>
+          <w:sz w:val="19"/>
+          <w:szCs w:val="19"/>
+        </w:rPr>
+        <w:t xml:space="preserve">[Practice] </w:t>
+      </w:r>
+      <w:r>
+        <w:rPr>
+          <w:b/>
+          <w:bCs/>
+          <w:sz w:val="21"/>
+          <w:szCs w:val="21"/>
+        </w:rPr>
+        <w:t xml:space="preserve">During practice on Area of Parallelograms, what strategy did you use when a problem felt tricky?</w:t>
+      </w:r>
+    </w:p>
+    <w:p>
+      <w:pPr>
+        <w:spacing w:after="60"/>
+      </w:pPr>
+      <w:r>
+        <w:rPr>
+          <w:color w:val="1A2733"/>
+          <w:sz w:val="21"/>
+          <w:szCs w:val="21"/>
+        </w:rPr>
+        <w:t xml:space="preserve">Start with:  When I move the triangle, I get a ___.</w:t>
+      </w:r>
+      <w:r>
+        <w:rPr>
+          <w:i/>
+          <w:iCs/>
+          <w:color w:val="5F6F80"/>
+          <w:sz w:val="19"/>
+          <w:szCs w:val="19"/>
+        </w:rPr>
+        <w:br/>
+        <w:t xml:space="preserve">Cuando muevo el triángulo, obtengo un ___.</w:t>
+      </w:r>
+    </w:p>
+    <w:p>
+      <w:pPr>
+        <w:spacing w:after="80"/>
+      </w:pPr>
+      <w:r>
+        <w:rPr>
+          <w:b/>
+          <w:bCs/>
+          <w:color w:val="12355B"/>
+          <w:sz w:val="19"/>
+          <w:szCs w:val="19"/>
+        </w:rPr>
+        <w:t xml:space="preserve">Word bank:  </w:t>
+      </w:r>
+      <w:r>
+        <w:rPr>
+          <w:color w:val="1FA6A2"/>
+          <w:sz w:val="19"/>
+          <w:szCs w:val="19"/>
+        </w:rPr>
+        <w:t xml:space="preserve">Parallelogram,  Base,  Height,  Area</w:t>
+      </w:r>
+    </w:p>
+    <w:p>
+      <w:pPr>
         <w:pStyle w:val="Heading1"/>
         <w:pageBreakBefore/>
         <w:pBdr>
@@ -2498,7 +2811,7 @@
           <w:sz w:val="21"/>
           <w:szCs w:val="21"/>
         </w:rPr>
-        <w:t xml:space="preserve">A parallelogram has base 9 cm and height 6 cm. What is its area?</w:t>
+        <w:t xml:space="preserve">In the design lab you cut a triangle off the slanted left end of a parallelogram blueprint and slide it to the right end. What shape do you make, and why does it prove A = base x height?</w:t>
       </w:r>
     </w:p>
     <w:p>
@@ -2511,7 +2824,7 @@
           <w:sz w:val="20"/>
           <w:szCs w:val="20"/>
         </w:rPr>
-        <w:t xml:space="preserve">A)  54 cm²</w:t>
+        <w:t xml:space="preserve">A)  A rectangle with the same base and height, so its area equals base x height</w:t>
       </w:r>
     </w:p>
     <w:p>
@@ -2524,7 +2837,7 @@
           <w:sz w:val="20"/>
           <w:szCs w:val="20"/>
         </w:rPr>
-        <w:t xml:space="preserve">B)  30 cm²</w:t>
+        <w:t xml:space="preserve">B)  A bigger parallelogram, so the area gets larger</w:t>
       </w:r>
     </w:p>
     <w:p>
@@ -2537,7 +2850,7 @@
           <w:sz w:val="20"/>
           <w:szCs w:val="20"/>
         </w:rPr>
-        <w:t xml:space="preserve">C)  15 cm²</w:t>
+        <w:t xml:space="preserve">C)  A triangle, so the area is cut in half</w:t>
       </w:r>
     </w:p>
     <w:p>
@@ -2550,7 +2863,7 @@
           <w:sz w:val="20"/>
           <w:szCs w:val="20"/>
         </w:rPr>
-        <w:t xml:space="preserve">D)  27 cm²</w:t>
+        <w:t xml:space="preserve">D)  A square, so all four sides must be equal</w:t>
       </w:r>
     </w:p>
     <w:p>
@@ -2628,7 +2941,7 @@
           <w:sz w:val="21"/>
           <w:szCs w:val="21"/>
         </w:rPr>
-        <w:t xml:space="preserve">A parallelogram has area 48 m² and base 8 m. What is its height?</w:t>
+        <w:t xml:space="preserve">A blueprint parallelogram has a base of 8 ft, a height of 5 ft, and a slanted side of 7 ft. What is its area?</w:t>
       </w:r>
     </w:p>
     <w:p>
@@ -2641,7 +2954,7 @@
           <w:sz w:val="20"/>
           <w:szCs w:val="20"/>
         </w:rPr>
-        <w:t xml:space="preserve">A)  6 m</w:t>
+        <w:t xml:space="preserve">A)  40 sq ft</w:t>
       </w:r>
     </w:p>
     <w:p>
@@ -2654,7 +2967,7 @@
           <w:sz w:val="20"/>
           <w:szCs w:val="20"/>
         </w:rPr>
-        <w:t xml:space="preserve">B)  40 m</w:t>
+        <w:t xml:space="preserve">B)  56 sq ft</w:t>
       </w:r>
     </w:p>
     <w:p>
@@ -2667,7 +2980,7 @@
           <w:sz w:val="20"/>
           <w:szCs w:val="20"/>
         </w:rPr>
-        <w:t xml:space="preserve">C)  384 m</w:t>
+        <w:t xml:space="preserve">C)  35 sq ft</w:t>
       </w:r>
     </w:p>
     <w:p>
@@ -2680,7 +2993,7 @@
           <w:sz w:val="20"/>
           <w:szCs w:val="20"/>
         </w:rPr>
-        <w:t xml:space="preserve">D)  16 m</w:t>
+        <w:t xml:space="preserve">D)  26 sq ft</w:t>
       </w:r>
     </w:p>
     <w:p>
@@ -2753,33 +3066,7 @@
           <w:sz w:val="30"/>
           <w:szCs w:val="30"/>
         </w:rPr>
-        <w:t xml:space="preserve">Write About the Math</w:t>
-      </w:r>
-    </w:p>
-    <w:p>
-      <w:pPr>
-        <w:pStyle w:val="Heading2"/>
-        <w:spacing w:after="80" w:before="180"/>
-      </w:pPr>
-      <w:r>
-        <w:rPr>
-          <w:b/>
-          <w:bCs/>
-          <w:color w:val="12355B"/>
-          <w:sz w:val="24"/>
-          <w:szCs w:val="24"/>
-        </w:rPr>
-        <w:t xml:space="preserve">Build Strong Sentences</w:t>
-      </w:r>
-      <w:r>
-        <w:rPr>
-          <w:i/>
-          <w:iCs/>
-          <w:color w:val="B97A12"/>
-          <w:sz w:val="19"/>
-          <w:szCs w:val="19"/>
-        </w:rPr>
-        <w:t xml:space="preserve">   The Writing Revolution</w:t>
+        <w:t xml:space="preserve">Exit Ticket</w:t>
       </w:r>
     </w:p>
     <w:p>
@@ -2794,435 +3081,86 @@
           <w:sz w:val="19"/>
           <w:szCs w:val="19"/>
         </w:rPr>
-        <w:t xml:space="preserve">I can explain how I found the area using the words base, height, area, and formula.</w:t>
-      </w:r>
-    </w:p>
-    <w:p>
-      <w:pPr>
-        <w:pStyle w:val="Heading2"/>
-        <w:spacing w:after="80" w:before="180"/>
-      </w:pPr>
-      <w:r>
-        <w:rPr>
-          <w:b/>
-          <w:bCs/>
-          <w:color w:val="12355B"/>
-          <w:sz w:val="24"/>
-          <w:szCs w:val="24"/>
-        </w:rPr>
-        <w:t xml:space="preserve">1. Kernel Sentence</w:t>
-      </w:r>
-      <w:r>
-        <w:rPr>
-          <w:i/>
-          <w:iCs/>
-          <w:color w:val="1FA6A2"/>
-          <w:sz w:val="19"/>
-          <w:szCs w:val="19"/>
-        </w:rPr>
-        <w:t xml:space="preserve">   subject + verb</w:t>
-      </w:r>
-    </w:p>
-    <w:tbl>
-      <w:tblPr>
-        <w:tblW w:type="pct" w:w="100%"/>
-        <w:tblBorders>
-          <w:top w:val="single" w:color="B97A12" w:sz="8"/>
-          <w:left w:val="single" w:color="B97A12" w:sz="8"/>
-          <w:bottom w:val="single" w:color="B97A12" w:sz="8"/>
-          <w:right w:val="single" w:color="B97A12" w:sz="8"/>
-          <w:insideH w:val="single" w:color="auto" w:sz="4"/>
-          <w:insideV w:val="single" w:color="auto" w:sz="4"/>
-        </w:tblBorders>
-      </w:tblPr>
-      <w:tblGrid>
-        <w:gridCol w:w="100"/>
-      </w:tblGrid>
-      <w:tr>
-        <w:tc>
-          <w:tcPr>
-            <w:shd w:fill="FBF3E2" w:color="auto" w:val="clear"/>
-            <w:tcMar>
-              <w:top w:type="dxa" w:w="120"/>
-              <w:left w:type="dxa" w:w="180"/>
-              <w:bottom w:type="dxa" w:w="120"/>
-              <w:right w:type="dxa" w:w="180"/>
-            </w:tcMar>
-          </w:tcPr>
-          <w:p>
-            <w:pPr>
-              <w:spacing w:after="0"/>
-            </w:pPr>
-            <w:r>
-              <w:rPr>
-                <w:b/>
-                <w:bCs/>
-                <w:color w:val="1FA6A2"/>
-                <w:sz w:val="20"/>
-                <w:szCs w:val="20"/>
-              </w:rPr>
-              <w:t xml:space="preserve">Model:  </w:t>
-            </w:r>
-            <w:r>
-              <w:rPr>
-                <w:sz w:val="20"/>
-                <w:szCs w:val="20"/>
-              </w:rPr>
-              <w:t xml:space="preserve">Parallelogram is a four-sided shape with two pairs of parallel sides.</w:t>
-            </w:r>
-          </w:p>
-        </w:tc>
-      </w:tr>
-    </w:tbl>
+        <w:t xml:space="preserve">Answer on your own. This shows what you learned today.</w:t>
+      </w:r>
+    </w:p>
+    <w:p>
+      <w:pPr>
+        <w:spacing w:after="80" w:before="80"/>
+      </w:pPr>
+      <w:r>
+        <w:rPr>
+          <w:color w:val="B97A12"/>
+          <w:sz w:val="22"/>
+          <w:szCs w:val="22"/>
+        </w:rPr>
+        <w:t xml:space="preserve">★  </w:t>
+      </w:r>
+      <w:r>
+        <w:rPr>
+          <w:b/>
+          <w:bCs/>
+          <w:sz w:val="22"/>
+          <w:szCs w:val="22"/>
+        </w:rPr>
+        <w:t xml:space="preserve">A parallelogram has a base of 13 inches and a height of 5 inches. What is its area?</w:t>
+      </w:r>
+    </w:p>
+    <w:p>
+      <w:pPr>
+        <w:spacing w:after="60"/>
+        <w:ind w:left="420"/>
+      </w:pPr>
+      <w:r>
+        <w:rPr>
+          <w:sz w:val="21"/>
+          <w:szCs w:val="21"/>
+        </w:rPr>
+        <w:t xml:space="preserve">A)  65 sq in</w:t>
+      </w:r>
+    </w:p>
+    <w:p>
+      <w:pPr>
+        <w:spacing w:after="60"/>
+        <w:ind w:left="420"/>
+      </w:pPr>
+      <w:r>
+        <w:rPr>
+          <w:sz w:val="21"/>
+          <w:szCs w:val="21"/>
+        </w:rPr>
+        <w:t xml:space="preserve">B)  36 sq in</w:t>
+      </w:r>
+    </w:p>
+    <w:p>
+      <w:pPr>
+        <w:spacing w:after="60"/>
+        <w:ind w:left="420"/>
+      </w:pPr>
+      <w:r>
+        <w:rPr>
+          <w:sz w:val="21"/>
+          <w:szCs w:val="21"/>
+        </w:rPr>
+        <w:t xml:space="preserve">C)  18 sq in</w:t>
+      </w:r>
+    </w:p>
+    <w:p>
+      <w:pPr>
+        <w:spacing w:after="60"/>
+        <w:ind w:left="420"/>
+      </w:pPr>
+      <w:r>
+        <w:rPr>
+          <w:sz w:val="21"/>
+          <w:szCs w:val="21"/>
+        </w:rPr>
+        <w:t xml:space="preserve">D)  65 in</w:t>
+      </w:r>
+    </w:p>
     <w:p>
       <w:pPr>
         <w:spacing w:after="40"/>
-      </w:pPr>
-      <w:r>
-        <w:t xml:space="preserve"/>
-      </w:r>
-    </w:p>
-    <w:p>
-      <w:pPr>
-        <w:spacing w:after="60"/>
-      </w:pPr>
-      <w:r>
-        <w:rPr>
-          <w:color w:val="1A2733"/>
-          <w:sz w:val="21"/>
-          <w:szCs w:val="21"/>
-        </w:rPr>
-        <w:t xml:space="preserve">Write a kernel sentence about parallelogram. Use a subject and a verb.</w:t>
-      </w:r>
-      <w:r>
-        <w:rPr>
-          <w:i/>
-          <w:iCs/>
-          <w:color w:val="5F6F80"/>
-          <w:sz w:val="19"/>
-          <w:szCs w:val="19"/>
-        </w:rPr>
-        <w:br/>
-        <w:t xml:space="preserve">Escribe una oración base sobre paralelogramo. Usa un sujeto y un verbo.</w:t>
-      </w:r>
-    </w:p>
-    <w:p>
-      <w:pPr>
-        <w:pBdr>
-          <w:bottom w:val="single" w:color="AFBECC" w:sz="6"/>
-        </w:pBdr>
-        <w:spacing w:after="30" w:before="150"/>
-      </w:pPr>
-      <w:r>
-        <w:t xml:space="preserve"/>
-      </w:r>
-    </w:p>
-    <w:p>
-      <w:pPr>
-        <w:pBdr>
-          <w:bottom w:val="single" w:color="AFBECC" w:sz="6"/>
-        </w:pBdr>
-        <w:spacing w:after="30" w:before="150"/>
-      </w:pPr>
-      <w:r>
-        <w:t xml:space="preserve"/>
-      </w:r>
-    </w:p>
-    <w:p>
-      <w:pPr>
-        <w:pStyle w:val="Heading2"/>
-        <w:spacing w:after="80" w:before="180"/>
-      </w:pPr>
-      <w:r>
-        <w:rPr>
-          <w:b/>
-          <w:bCs/>
-          <w:color w:val="12355B"/>
-          <w:sz w:val="24"/>
-          <w:szCs w:val="24"/>
-        </w:rPr>
-        <w:t xml:space="preserve">2. Sentence Expansion</w:t>
-      </w:r>
-      <w:r>
-        <w:rPr>
-          <w:i/>
-          <w:iCs/>
-          <w:color w:val="1FA6A2"/>
-          <w:sz w:val="19"/>
-          <w:szCs w:val="19"/>
-        </w:rPr>
-        <w:t xml:space="preserve">   because · but · so</w:t>
-      </w:r>
-    </w:p>
-    <w:p>
-      <w:pPr>
-        <w:spacing w:after="80"/>
-      </w:pPr>
-      <w:r>
-        <w:rPr>
-          <w:b/>
-          <w:bCs/>
-          <w:color w:val="1FA6A2"/>
-          <w:sz w:val="20"/>
-          <w:szCs w:val="20"/>
-        </w:rPr>
-        <w:t xml:space="preserve">Kernel:  </w:t>
-      </w:r>
-      <w:r>
-        <w:rPr>
-          <w:sz w:val="20"/>
-          <w:szCs w:val="20"/>
-        </w:rPr>
-        <w:t xml:space="preserve">Parallelogram matters in math</w:t>
-      </w:r>
-    </w:p>
-    <w:p>
-      <w:pPr>
-        <w:spacing w:after="80"/>
-      </w:pPr>
-      <w:r>
-        <w:rPr>
-          <w:b/>
-          <w:bCs/>
-          <w:color w:val="12355B"/>
-          <w:sz w:val="21"/>
-          <w:szCs w:val="21"/>
-        </w:rPr>
-        <w:t xml:space="preserve">because  </w:t>
-      </w:r>
-      <w:r>
-        <w:rPr>
-          <w:sz w:val="21"/>
-          <w:szCs w:val="21"/>
-        </w:rPr>
-        <w:t xml:space="preserve">Parallelogram matters in math because ___.</w:t>
-      </w:r>
-      <w:r>
-        <w:rPr>
-          <w:i/>
-          <w:iCs/>
-          <w:color w:val="5F6F80"/>
-          <w:sz w:val="19"/>
-          <w:szCs w:val="19"/>
-        </w:rPr>
-        <w:br/>
-        <w:t xml:space="preserve">Paralelogramo importa en matemáticas porque ___.</w:t>
-      </w:r>
-    </w:p>
-    <w:p>
-      <w:pPr>
-        <w:pBdr>
-          <w:bottom w:val="single" w:color="AFBECC" w:sz="6"/>
-        </w:pBdr>
-        <w:spacing w:after="30" w:before="150"/>
-      </w:pPr>
-      <w:r>
-        <w:t xml:space="preserve"/>
-      </w:r>
-    </w:p>
-    <w:p>
-      <w:pPr>
-        <w:spacing w:after="80"/>
-      </w:pPr>
-      <w:r>
-        <w:rPr>
-          <w:b/>
-          <w:bCs/>
-          <w:color w:val="12355B"/>
-          <w:sz w:val="21"/>
-          <w:szCs w:val="21"/>
-        </w:rPr>
-        <w:t xml:space="preserve">but  </w:t>
-      </w:r>
-      <w:r>
-        <w:rPr>
-          <w:sz w:val="21"/>
-          <w:szCs w:val="21"/>
-        </w:rPr>
-        <w:t xml:space="preserve">Parallelogram matters in math, but ___.</w:t>
-      </w:r>
-      <w:r>
-        <w:rPr>
-          <w:i/>
-          <w:iCs/>
-          <w:color w:val="5F6F80"/>
-          <w:sz w:val="19"/>
-          <w:szCs w:val="19"/>
-        </w:rPr>
-        <w:br/>
-        <w:t xml:space="preserve">Paralelogramo importa en matemáticas, pero ___.</w:t>
-      </w:r>
-    </w:p>
-    <w:p>
-      <w:pPr>
-        <w:pBdr>
-          <w:bottom w:val="single" w:color="AFBECC" w:sz="6"/>
-        </w:pBdr>
-        <w:spacing w:after="30" w:before="150"/>
-      </w:pPr>
-      <w:r>
-        <w:t xml:space="preserve"/>
-      </w:r>
-    </w:p>
-    <w:p>
-      <w:pPr>
-        <w:spacing w:after="80"/>
-      </w:pPr>
-      <w:r>
-        <w:rPr>
-          <w:b/>
-          <w:bCs/>
-          <w:color w:val="12355B"/>
-          <w:sz w:val="21"/>
-          <w:szCs w:val="21"/>
-        </w:rPr>
-        <w:t xml:space="preserve">so  </w:t>
-      </w:r>
-      <w:r>
-        <w:rPr>
-          <w:sz w:val="21"/>
-          <w:szCs w:val="21"/>
-        </w:rPr>
-        <w:t xml:space="preserve">Parallelogram matters in math, so ___.</w:t>
-      </w:r>
-      <w:r>
-        <w:rPr>
-          <w:i/>
-          <w:iCs/>
-          <w:color w:val="5F6F80"/>
-          <w:sz w:val="19"/>
-          <w:szCs w:val="19"/>
-        </w:rPr>
-        <w:br/>
-        <w:t xml:space="preserve">Paralelogramo importa en matemáticas, entonces ___.</w:t>
-      </w:r>
-    </w:p>
-    <w:p>
-      <w:pPr>
-        <w:pBdr>
-          <w:bottom w:val="single" w:color="AFBECC" w:sz="6"/>
-        </w:pBdr>
-        <w:spacing w:after="30" w:before="150"/>
-      </w:pPr>
-      <w:r>
-        <w:t xml:space="preserve"/>
-      </w:r>
-    </w:p>
-    <w:p>
-      <w:pPr>
-        <w:pStyle w:val="Heading2"/>
-        <w:spacing w:after="80" w:before="180"/>
-      </w:pPr>
-      <w:r>
-        <w:rPr>
-          <w:b/>
-          <w:bCs/>
-          <w:color w:val="12355B"/>
-          <w:sz w:val="24"/>
-          <w:szCs w:val="24"/>
-        </w:rPr>
-        <w:t xml:space="preserve">3. Explain Your Reasoning</w:t>
-      </w:r>
-      <w:r>
-        <w:rPr>
-          <w:i/>
-          <w:iCs/>
-          <w:color w:val="1FA6A2"/>
-          <w:sz w:val="19"/>
-          <w:szCs w:val="19"/>
-        </w:rPr>
-        <w:t xml:space="preserve">   use a sentence starter</w:t>
-      </w:r>
-    </w:p>
-    <w:p>
-      <w:pPr>
-        <w:spacing w:after="60"/>
-      </w:pPr>
-      <w:r>
-        <w:rPr>
-          <w:color w:val="1A2733"/>
-          <w:sz w:val="21"/>
-          <w:szCs w:val="21"/>
-        </w:rPr>
-        <w:t xml:space="preserve">We use the height because it is ___ to the base.</w:t>
-      </w:r>
-      <w:r>
-        <w:rPr>
-          <w:i/>
-          <w:iCs/>
-          <w:color w:val="5F6F80"/>
-          <w:sz w:val="19"/>
-          <w:szCs w:val="19"/>
-        </w:rPr>
-        <w:br/>
-        <w:t xml:space="preserve">Usamos la altura porque es ___ a la base.</w:t>
-      </w:r>
-    </w:p>
-    <w:p>
-      <w:pPr>
-        <w:spacing w:after="60"/>
-      </w:pPr>
-      <w:r>
-        <w:rPr>
-          <w:color w:val="1A2733"/>
-          <w:sz w:val="21"/>
-          <w:szCs w:val="21"/>
-        </w:rPr>
-        <w:t xml:space="preserve">The slanted side is not the height because ___.</w:t>
-      </w:r>
-      <w:r>
-        <w:rPr>
-          <w:i/>
-          <w:iCs/>
-          <w:color w:val="5F6F80"/>
-          <w:sz w:val="19"/>
-          <w:szCs w:val="19"/>
-        </w:rPr>
-        <w:br/>
-        <w:t xml:space="preserve">El lado inclinado no es la altura porque ___.</w:t>
-      </w:r>
-    </w:p>
-    <w:p>
-      <w:pPr>
-        <w:spacing w:after="60"/>
-      </w:pPr>
-      <w:r>
-        <w:rPr>
-          <w:color w:val="1A2733"/>
-          <w:sz w:val="21"/>
-          <w:szCs w:val="21"/>
-        </w:rPr>
-        <w:t xml:space="preserve">When I move the triangle, I get a ___.</w:t>
-      </w:r>
-      <w:r>
-        <w:rPr>
-          <w:i/>
-          <w:iCs/>
-          <w:color w:val="5F6F80"/>
-          <w:sz w:val="19"/>
-          <w:szCs w:val="19"/>
-        </w:rPr>
-        <w:br/>
-        <w:t xml:space="preserve">Cuando muevo el triángulo, obtengo un ___.</w:t>
-      </w:r>
-    </w:p>
-    <w:p>
-      <w:pPr>
-        <w:pBdr>
-          <w:bottom w:val="single" w:color="AFBECC" w:sz="6"/>
-        </w:pBdr>
-        <w:spacing w:after="30" w:before="150"/>
-      </w:pPr>
-      <w:r>
-        <w:t xml:space="preserve"/>
-      </w:r>
-    </w:p>
-    <w:p>
-      <w:pPr>
-        <w:pBdr>
-          <w:bottom w:val="single" w:color="AFBECC" w:sz="6"/>
-        </w:pBdr>
-        <w:spacing w:after="30" w:before="150"/>
       </w:pPr>
       <w:r>
         <w:t xml:space="preserve"/>
@@ -3245,7 +3183,7 @@
           <w:sz w:val="30"/>
           <w:szCs w:val="30"/>
         </w:rPr>
-        <w:t xml:space="preserve">Exit Ticket</w:t>
+        <w:t xml:space="preserve">Answer Key &amp; Teacher Guide</w:t>
       </w:r>
     </w:p>
     <w:p>
@@ -3260,115 +3198,245 @@
           <w:sz w:val="19"/>
           <w:szCs w:val="19"/>
         </w:rPr>
-        <w:t xml:space="preserve">Answer on your own. This shows what you learned today.</w:t>
-      </w:r>
-    </w:p>
-    <w:p>
-      <w:pPr>
-        <w:spacing w:after="80" w:before="80"/>
-      </w:pPr>
-      <w:r>
-        <w:rPr>
-          <w:color w:val="B97A12"/>
-          <w:sz w:val="22"/>
-          <w:szCs w:val="22"/>
-        </w:rPr>
-        <w:t xml:space="preserve">★  </w:t>
-      </w:r>
-      <w:r>
-        <w:rPr>
-          <w:b/>
-          <w:bCs/>
-          <w:sz w:val="22"/>
-          <w:szCs w:val="22"/>
-        </w:rPr>
-        <w:t xml:space="preserve">A parallelogram has a base of 13 inches and a height of 5 inches. What is its area?</w:t>
-      </w:r>
-    </w:p>
-    <w:p>
-      <w:pPr>
-        <w:spacing w:after="60"/>
-        <w:ind w:left="420"/>
-      </w:pPr>
-      <w:r>
-        <w:rPr>
-          <w:sz w:val="21"/>
-          <w:szCs w:val="21"/>
-        </w:rPr>
-        <w:t xml:space="preserve">A)  65 sq in</w:t>
-      </w:r>
-    </w:p>
-    <w:p>
-      <w:pPr>
-        <w:spacing w:after="60"/>
-        <w:ind w:left="420"/>
-      </w:pPr>
-      <w:r>
-        <w:rPr>
-          <w:sz w:val="21"/>
-          <w:szCs w:val="21"/>
-        </w:rPr>
-        <w:t xml:space="preserve">B)  36 sq in</w:t>
-      </w:r>
-    </w:p>
-    <w:p>
-      <w:pPr>
-        <w:spacing w:after="60"/>
-        <w:ind w:left="420"/>
-      </w:pPr>
-      <w:r>
-        <w:rPr>
-          <w:sz w:val="21"/>
-          <w:szCs w:val="21"/>
-        </w:rPr>
-        <w:t xml:space="preserve">C)  18 sq in</w:t>
-      </w:r>
-    </w:p>
-    <w:p>
-      <w:pPr>
-        <w:spacing w:after="60"/>
-        <w:ind w:left="420"/>
-      </w:pPr>
-      <w:r>
-        <w:rPr>
-          <w:sz w:val="21"/>
-          <w:szCs w:val="21"/>
-        </w:rPr>
-        <w:t xml:space="preserve">D)  65 in</w:t>
-      </w:r>
-    </w:p>
-    <w:p>
-      <w:pPr>
-        <w:spacing w:after="40"/>
-      </w:pPr>
-      <w:r>
-        <w:t xml:space="preserve"/>
-      </w:r>
-    </w:p>
-    <w:p>
-      <w:pPr>
-        <w:pStyle w:val="Heading1"/>
-        <w:pageBreakBefore/>
-        <w:pBdr>
-          <w:bottom w:val="single" w:color="1FA6A2" w:sz="14" w:space="6"/>
-        </w:pBdr>
-        <w:spacing w:after="140" w:before="0"/>
-      </w:pPr>
-      <w:r>
-        <w:rPr>
-          <w:b/>
-          <w:bCs/>
-          <w:color w:val="12355B"/>
-          <w:sz w:val="30"/>
-          <w:szCs w:val="30"/>
-        </w:rPr>
-        <w:t xml:space="preserve">Answer Key &amp; Teacher Guide</w:t>
-      </w:r>
-    </w:p>
-    <w:p>
-      <w:pPr>
-        <w:spacing w:after="100"/>
-      </w:pPr>
+        <w:t xml:space="preserve">Teacher reference — remove or fold back before distributing to students.</w:t>
+      </w:r>
+    </w:p>
+    <w:p>
+      <w:pPr>
+        <w:pStyle w:val="Heading2"/>
+        <w:spacing w:after="80" w:before="180"/>
+      </w:pPr>
+      <w:r>
+        <w:rPr>
+          <w:b/>
+          <w:bCs/>
+          <w:color w:val="12355B"/>
+          <w:sz w:val="24"/>
+          <w:szCs w:val="24"/>
+        </w:rPr>
+        <w:t xml:space="preserve">Guided Notes (Fill-in)</w:t>
+      </w:r>
+    </w:p>
+    <w:p>
+      <w:pPr>
+        <w:spacing w:after="80"/>
+      </w:pPr>
+      <w:r>
+        <w:rPr>
+          <w:b/>
+          <w:bCs/>
+          <w:sz w:val="21"/>
+          <w:szCs w:val="21"/>
+        </w:rPr>
+        <w:t xml:space="preserve">Notes 1:  </w:t>
+      </w:r>
+      <w:r>
+        <w:rPr>
+          <w:sz w:val="21"/>
+          <w:szCs w:val="21"/>
+        </w:rPr>
+        <w:t xml:space="preserve">Parallelogram</w:t>
+      </w:r>
+    </w:p>
+    <w:p>
+      <w:pPr>
+        <w:spacing w:after="80"/>
+      </w:pPr>
+      <w:r>
+        <w:rPr>
+          <w:b/>
+          <w:bCs/>
+          <w:sz w:val="21"/>
+          <w:szCs w:val="21"/>
+        </w:rPr>
+        <w:t xml:space="preserve">Notes 2:  </w:t>
+      </w:r>
+      <w:r>
+        <w:rPr>
+          <w:sz w:val="21"/>
+          <w:szCs w:val="21"/>
+        </w:rPr>
+        <w:t xml:space="preserve">Base</w:t>
+      </w:r>
+    </w:p>
+    <w:p>
+      <w:pPr>
+        <w:spacing w:after="80"/>
+      </w:pPr>
+      <w:r>
+        <w:rPr>
+          <w:b/>
+          <w:bCs/>
+          <w:sz w:val="21"/>
+          <w:szCs w:val="21"/>
+        </w:rPr>
+        <w:t xml:space="preserve">Notes 3:  </w:t>
+      </w:r>
+      <w:r>
+        <w:rPr>
+          <w:sz w:val="21"/>
+          <w:szCs w:val="21"/>
+        </w:rPr>
+        <w:t xml:space="preserve">Height</w:t>
+      </w:r>
+    </w:p>
+    <w:p>
+      <w:pPr>
+        <w:spacing w:after="80"/>
+      </w:pPr>
+      <w:r>
+        <w:rPr>
+          <w:b/>
+          <w:bCs/>
+          <w:sz w:val="21"/>
+          <w:szCs w:val="21"/>
+        </w:rPr>
+        <w:t xml:space="preserve">Notes 4:  </w:t>
+      </w:r>
+      <w:r>
+        <w:rPr>
+          <w:sz w:val="21"/>
+          <w:szCs w:val="21"/>
+        </w:rPr>
+        <w:t xml:space="preserve">Area</w:t>
+      </w:r>
+    </w:p>
+    <w:p>
+      <w:pPr>
+        <w:spacing w:after="80"/>
+      </w:pPr>
+      <w:r>
+        <w:rPr>
+          <w:b/>
+          <w:bCs/>
+          <w:sz w:val="21"/>
+          <w:szCs w:val="21"/>
+        </w:rPr>
+        <w:t xml:space="preserve">Notes 5:  </w:t>
+      </w:r>
+      <w:r>
+        <w:rPr>
+          <w:sz w:val="21"/>
+          <w:szCs w:val="21"/>
+        </w:rPr>
+        <w:t xml:space="preserve">Composite figure</w:t>
+      </w:r>
+    </w:p>
+    <w:p>
+      <w:pPr>
+        <w:spacing w:after="80"/>
+      </w:pPr>
+      <w:r>
+        <w:rPr>
+          <w:b/>
+          <w:bCs/>
+          <w:sz w:val="21"/>
+          <w:szCs w:val="21"/>
+        </w:rPr>
+        <w:t xml:space="preserve">Notes 6:  </w:t>
+      </w:r>
+      <w:r>
+        <w:rPr>
+          <w:sz w:val="21"/>
+          <w:szCs w:val="21"/>
+        </w:rPr>
+        <w:t xml:space="preserve">Formula</w:t>
+      </w:r>
+    </w:p>
+    <w:p>
+      <w:pPr>
+        <w:pStyle w:val="Heading2"/>
+        <w:spacing w:after="80" w:before="180"/>
+      </w:pPr>
+      <w:r>
+        <w:rPr>
+          <w:b/>
+          <w:bCs/>
+          <w:color w:val="12355B"/>
+          <w:sz w:val="24"/>
+          <w:szCs w:val="24"/>
+        </w:rPr>
+        <w:t xml:space="preserve">Worked Notes (I Do / We Do)</w:t>
+      </w:r>
+    </w:p>
+    <w:p>
+      <w:pPr>
+        <w:spacing w:after="80"/>
+      </w:pPr>
+      <w:r>
+        <w:rPr>
+          <w:b/>
+          <w:bCs/>
+          <w:sz w:val="21"/>
+          <w:szCs w:val="21"/>
+        </w:rPr>
+        <w:t xml:space="preserve">I Do:  </w:t>
+      </w:r>
+      <w:r>
+        <w:rPr>
+          <w:sz w:val="21"/>
+          <w:szCs w:val="21"/>
+        </w:rPr>
+        <w:t xml:space="preserve">A. 70 sq cm</w:t>
+      </w:r>
+    </w:p>
+    <w:p>
+      <w:pPr>
+        <w:spacing w:after="80"/>
+      </w:pPr>
+      <w:r>
+        <w:rPr>
+          <w:b/>
+          <w:bCs/>
+          <w:sz w:val="21"/>
+          <w:szCs w:val="21"/>
+        </w:rPr>
+        <w:t xml:space="preserve">We Do:  </w:t>
+      </w:r>
+      <w:r>
+        <w:rPr>
+          <w:sz w:val="21"/>
+          <w:szCs w:val="21"/>
+        </w:rPr>
+        <w:t xml:space="preserve">A. 6 ft</w:t>
+      </w:r>
+    </w:p>
+    <w:p>
+      <w:pPr>
+        <w:pStyle w:val="Heading2"/>
+        <w:spacing w:after="80" w:before="180"/>
+      </w:pPr>
+      <w:r>
+        <w:rPr>
+          <w:b/>
+          <w:bCs/>
+          <w:color w:val="12355B"/>
+          <w:sz w:val="24"/>
+          <w:szCs w:val="24"/>
+        </w:rPr>
+        <w:t xml:space="preserve">Independent Practice</w:t>
+      </w:r>
+    </w:p>
+    <w:p>
+      <w:pPr>
+        <w:spacing w:after="80"/>
+      </w:pPr>
+      <w:r>
+        <w:rPr>
+          <w:b/>
+          <w:bCs/>
+          <w:sz w:val="21"/>
+          <w:szCs w:val="21"/>
+        </w:rPr>
+        <w:t xml:space="preserve">1.  </w:t>
+      </w:r>
+      <w:r>
+        <w:rPr>
+          <w:sz w:val="21"/>
+          <w:szCs w:val="21"/>
+        </w:rPr>
+        <w:t xml:space="preserve">A)  45 sq cm</w:t>
+      </w:r>
       <w:r>
         <w:rPr>
           <w:i/>
@@ -3377,23 +3445,7 @@
           <w:sz w:val="19"/>
           <w:szCs w:val="19"/>
         </w:rPr>
-        <w:t xml:space="preserve">Teacher reference — remove or fold back before distributing to students.</w:t>
-      </w:r>
-    </w:p>
-    <w:p>
-      <w:pPr>
-        <w:pStyle w:val="Heading2"/>
-        <w:spacing w:after="80" w:before="180"/>
-      </w:pPr>
-      <w:r>
-        <w:rPr>
-          <w:b/>
-          <w:bCs/>
-          <w:color w:val="12355B"/>
-          <w:sz w:val="24"/>
-          <w:szCs w:val="24"/>
-        </w:rPr>
-        <w:t xml:space="preserve">Worked Notes (I Do / We Do)</w:t>
+        <w:t xml:space="preserve">  — A = b × h = 9 × 5 = 45 square centimeters.</w:t>
       </w:r>
     </w:p>
     <w:p>
@@ -3407,72 +3459,14 @@
           <w:sz w:val="21"/>
           <w:szCs w:val="21"/>
         </w:rPr>
-        <w:t xml:space="preserve">I Do:  </w:t>
-      </w:r>
-      <w:r>
-        <w:rPr>
-          <w:sz w:val="21"/>
-          <w:szCs w:val="21"/>
-        </w:rPr>
-        <w:t xml:space="preserve">A. 70 sq cm</w:t>
-      </w:r>
-    </w:p>
-    <w:p>
-      <w:pPr>
-        <w:spacing w:after="80"/>
-      </w:pPr>
-      <w:r>
-        <w:rPr>
-          <w:b/>
-          <w:bCs/>
-          <w:sz w:val="21"/>
-          <w:szCs w:val="21"/>
-        </w:rPr>
-        <w:t xml:space="preserve">We Do:  </w:t>
-      </w:r>
-      <w:r>
-        <w:rPr>
-          <w:sz w:val="21"/>
-          <w:szCs w:val="21"/>
-        </w:rPr>
-        <w:t xml:space="preserve">A. 6 ft</w:t>
-      </w:r>
-    </w:p>
-    <w:p>
-      <w:pPr>
-        <w:pStyle w:val="Heading2"/>
-        <w:spacing w:after="80" w:before="180"/>
-      </w:pPr>
-      <w:r>
-        <w:rPr>
-          <w:b/>
-          <w:bCs/>
-          <w:color w:val="12355B"/>
-          <w:sz w:val="24"/>
-          <w:szCs w:val="24"/>
-        </w:rPr>
-        <w:t xml:space="preserve">Independent Practice</w:t>
-      </w:r>
-    </w:p>
-    <w:p>
-      <w:pPr>
-        <w:spacing w:after="80"/>
-      </w:pPr>
-      <w:r>
-        <w:rPr>
-          <w:b/>
-          <w:bCs/>
-          <w:sz w:val="21"/>
-          <w:szCs w:val="21"/>
-        </w:rPr>
-        <w:t xml:space="preserve">1.  </w:t>
-      </w:r>
-      <w:r>
-        <w:rPr>
-          <w:sz w:val="21"/>
-          <w:szCs w:val="21"/>
-        </w:rPr>
-        <w:t xml:space="preserve">A)  45 sq cm</w:t>
+        <w:t xml:space="preserve">2.  </w:t>
+      </w:r>
+      <w:r>
+        <w:rPr>
+          <w:sz w:val="21"/>
+          <w:szCs w:val="21"/>
+        </w:rPr>
+        <w:t xml:space="preserve">A)  The perpendicular distance between the base and the opposite side</w:t>
       </w:r>
       <w:r>
         <w:rPr>
@@ -3482,7 +3476,7 @@
           <w:sz w:val="19"/>
           <w:szCs w:val="19"/>
         </w:rPr>
-        <w:t xml:space="preserve">  — A = b × h = 9 × 5 = 45 square centimeters.</w:t>
+        <w:t xml:space="preserve">  — The height is always the perpendicular (straight up-and-down) distance between the base and the opposite side, not the slanted side.</w:t>
       </w:r>
     </w:p>
     <w:p>
@@ -3496,14 +3490,14 @@
           <w:sz w:val="21"/>
           <w:szCs w:val="21"/>
         </w:rPr>
-        <w:t xml:space="preserve">2.  </w:t>
-      </w:r>
-      <w:r>
-        <w:rPr>
-          <w:sz w:val="21"/>
-          <w:szCs w:val="21"/>
-        </w:rPr>
-        <w:t xml:space="preserve">A)  The perpendicular distance between the base and the opposite side</w:t>
+        <w:t xml:space="preserve">3.  </w:t>
+      </w:r>
+      <w:r>
+        <w:rPr>
+          <w:sz w:val="21"/>
+          <w:szCs w:val="21"/>
+        </w:rPr>
+        <w:t xml:space="preserve">A)  A rectangle with the same base and height, so its area equals base x height</w:t>
       </w:r>
       <w:r>
         <w:rPr>
@@ -3513,7 +3507,7 @@
           <w:sz w:val="19"/>
           <w:szCs w:val="19"/>
         </w:rPr>
-        <w:t xml:space="preserve">  — The height is always the perpendicular (straight up-and-down) distance between the base and the opposite side, not the slanted side.</w:t>
+        <w:t xml:space="preserve">  — Sliding the cut triangle turns the parallelogram into a rectangle that keeps the same base and height. A rectangle's area is base x height, so the parallelogram's area is base x height too.</w:t>
       </w:r>
     </w:p>
     <w:p>
@@ -3527,14 +3521,14 @@
           <w:sz w:val="21"/>
           <w:szCs w:val="21"/>
         </w:rPr>
-        <w:t xml:space="preserve">3.  </w:t>
-      </w:r>
-      <w:r>
-        <w:rPr>
-          <w:sz w:val="21"/>
-          <w:szCs w:val="21"/>
-        </w:rPr>
-        <w:t xml:space="preserve">A)  54 cm²</w:t>
+        <w:t xml:space="preserve">4.  </w:t>
+      </w:r>
+      <w:r>
+        <w:rPr>
+          <w:sz w:val="21"/>
+          <w:szCs w:val="21"/>
+        </w:rPr>
+        <w:t xml:space="preserve">A)  40 sq ft</w:t>
       </w:r>
       <w:r>
         <w:rPr>
@@ -3544,7 +3538,23 @@
           <w:sz w:val="19"/>
           <w:szCs w:val="19"/>
         </w:rPr>
-        <w:t xml:space="preserve">  — Area = base × height = 9 × 6 = 54 cm².</w:t>
+        <w:t xml:space="preserve">  — Area = base x height = 8 x 5 = 40 sq ft. The 7 ft slanted side is not used; only the perpendicular height belongs in the formula.</w:t>
+      </w:r>
+    </w:p>
+    <w:p>
+      <w:pPr>
+        <w:pStyle w:val="Heading2"/>
+        <w:spacing w:after="80" w:before="180"/>
+      </w:pPr>
+      <w:r>
+        <w:rPr>
+          <w:b/>
+          <w:bCs/>
+          <w:color w:val="12355B"/>
+          <w:sz w:val="24"/>
+          <w:szCs w:val="24"/>
+        </w:rPr>
+        <w:t xml:space="preserve">Exit Ticket</w:t>
       </w:r>
     </w:p>
     <w:p>
@@ -3553,19 +3563,10 @@
       </w:pPr>
       <w:r>
         <w:rPr>
-          <w:b/>
-          <w:bCs/>
-          <w:sz w:val="21"/>
-          <w:szCs w:val="21"/>
-        </w:rPr>
-        <w:t xml:space="preserve">4.  </w:t>
-      </w:r>
-      <w:r>
-        <w:rPr>
-          <w:sz w:val="21"/>
-          <w:szCs w:val="21"/>
-        </w:rPr>
-        <w:t xml:space="preserve">A)  6 m</w:t>
+          <w:sz w:val="21"/>
+          <w:szCs w:val="21"/>
+        </w:rPr>
+        <w:t xml:space="preserve">A)  65 sq in</w:t>
       </w:r>
       <w:r>
         <w:rPr>
@@ -3575,173 +3576,7 @@
           <w:sz w:val="19"/>
           <w:szCs w:val="19"/>
         </w:rPr>
-        <w:t xml:space="preserve">  — height = area ÷ base = 48 ÷ 8 = 6 m.</w:t>
-      </w:r>
-    </w:p>
-    <w:p>
-      <w:pPr>
-        <w:pStyle w:val="Heading2"/>
-        <w:spacing w:after="80" w:before="180"/>
-      </w:pPr>
-      <w:r>
-        <w:rPr>
-          <w:b/>
-          <w:bCs/>
-          <w:color w:val="12355B"/>
-          <w:sz w:val="24"/>
-          <w:szCs w:val="24"/>
-        </w:rPr>
-        <w:t xml:space="preserve">Exit Ticket</w:t>
-      </w:r>
-    </w:p>
-    <w:p>
-      <w:pPr>
-        <w:spacing w:after="80"/>
-      </w:pPr>
-      <w:r>
-        <w:rPr>
-          <w:sz w:val="21"/>
-          <w:szCs w:val="21"/>
-        </w:rPr>
-        <w:t xml:space="preserve">A)  65 sq in</w:t>
-      </w:r>
-      <w:r>
-        <w:rPr>
-          <w:i/>
-          <w:iCs/>
-          <w:color w:val="5F6F80"/>
-          <w:sz w:val="19"/>
-          <w:szCs w:val="19"/>
-        </w:rPr>
         <w:t xml:space="preserve">  — A = b x h = 13 x 5 = 65 square inches.</w:t>
-      </w:r>
-    </w:p>
-    <w:p>
-      <w:pPr>
-        <w:pStyle w:val="Heading2"/>
-        <w:spacing w:after="80" w:before="180"/>
-      </w:pPr>
-      <w:r>
-        <w:rPr>
-          <w:b/>
-          <w:bCs/>
-          <w:color w:val="12355B"/>
-          <w:sz w:val="24"/>
-          <w:szCs w:val="24"/>
-        </w:rPr>
-        <w:t xml:space="preserve">Writing (TWR) — what to look for</w:t>
-      </w:r>
-    </w:p>
-    <w:p>
-      <w:pPr>
-        <w:spacing w:after="80"/>
-      </w:pPr>
-      <w:r>
-        <w:rPr>
-          <w:sz w:val="20"/>
-          <w:szCs w:val="20"/>
-        </w:rPr>
-        <w:t xml:space="preserve">Kernel sentence: a complete sentence needs a subject and a verb. Example: Parallelogram is a four-sided shape with two pairs of parallel sides.</w:t>
-      </w:r>
-    </w:p>
-    <w:p>
-      <w:pPr>
-        <w:spacing w:after="80"/>
-      </w:pPr>
-      <w:r>
-        <w:rPr>
-          <w:sz w:val="20"/>
-          <w:szCs w:val="20"/>
-        </w:rPr>
-        <w:t xml:space="preserve">Expansion: because = reason, but = contrast/exception, so = result. Answers vary; each must keep the kernel idea.</w:t>
-      </w:r>
-    </w:p>
-    <w:p>
-      <w:pPr>
-        <w:pStyle w:val="Heading2"/>
-        <w:spacing w:after="80" w:before="180"/>
-      </w:pPr>
-      <w:r>
-        <w:rPr>
-          <w:b/>
-          <w:bCs/>
-          <w:color w:val="12355B"/>
-          <w:sz w:val="24"/>
-          <w:szCs w:val="24"/>
-        </w:rPr>
-        <w:t xml:space="preserve">Turn &amp; Talk — listen for</w:t>
-      </w:r>
-    </w:p>
-    <w:p>
-      <w:pPr>
-        <w:spacing w:after="80"/>
-      </w:pPr>
-      <w:r>
-        <w:rPr>
-          <w:b/>
-          <w:bCs/>
-          <w:sz w:val="19"/>
-          <w:szCs w:val="19"/>
-        </w:rPr>
-        <w:t xml:space="preserve">1.  </w:t>
-      </w:r>
-      <w:r>
-        <w:rPr>
-          <w:i/>
-          <w:iCs/>
-          <w:color w:val="5F6F80"/>
-          <w:sz w:val="19"/>
-          <w:szCs w:val="19"/>
-        </w:rPr>
-        <w:t xml:space="preserve">Students connect 'height' to the perpendicular (straight-up) distance from base to top, and recognize the slanted side is longer and would overstate the area.</w:t>
-      </w:r>
-    </w:p>
-    <w:p>
-      <w:pPr>
-        <w:spacing w:after="80"/>
-      </w:pPr>
-      <w:r>
-        <w:rPr>
-          <w:b/>
-          <w:bCs/>
-          <w:sz w:val="19"/>
-          <w:szCs w:val="19"/>
-        </w:rPr>
-        <w:t xml:space="preserve">2.  </w:t>
-      </w:r>
-      <w:r>
-        <w:rPr>
-          <w:i/>
-          <w:iCs/>
-          <w:color w:val="5F6F80"/>
-          <w:sz w:val="19"/>
-          <w:szCs w:val="19"/>
-        </w:rPr>
-        <w:t xml:space="preserve">A strong answer names a rectangle, states the area is 14 x 9 = 126 sq ft, and explains the rearranged rectangle has the same base and height as the parallelogram.</w:t>
-      </w:r>
-    </w:p>
-    <w:p>
-      <w:pPr>
-        <w:spacing w:after="80"/>
-      </w:pPr>
-      <w:r>
-        <w:rPr>
-          <w:b/>
-          <w:bCs/>
-          <w:sz w:val="19"/>
-          <w:szCs w:val="19"/>
-        </w:rPr>
-        <w:t xml:space="preserve">3.  </w:t>
-      </w:r>
-      <w:r>
-        <w:rPr>
-          <w:i/>
-          <w:iCs/>
-          <w:color w:val="5F6F80"/>
-          <w:sz w:val="19"/>
-          <w:szCs w:val="19"/>
-        </w:rPr>
-        <w:t xml:space="preserve">Students compute area = 180 sq ft, then divide 180 / 2 = 90 tiles, and explain why dividing by the tile size gives the count.</w:t>
       </w:r>
     </w:p>
     <w:sectPr>

--- a/lessons/5-1/downloads/5-1-notes.docx
+++ b/lessons/5-1/downloads/5-1-notes.docx
@@ -3164,419 +3164,6 @@
       </w:pPr>
       <w:r>
         <w:t xml:space="preserve"/>
-      </w:r>
-    </w:p>
-    <w:p>
-      <w:pPr>
-        <w:pStyle w:val="Heading1"/>
-        <w:pageBreakBefore/>
-        <w:pBdr>
-          <w:bottom w:val="single" w:color="1FA6A2" w:sz="14" w:space="6"/>
-        </w:pBdr>
-        <w:spacing w:after="140" w:before="0"/>
-      </w:pPr>
-      <w:r>
-        <w:rPr>
-          <w:b/>
-          <w:bCs/>
-          <w:color w:val="12355B"/>
-          <w:sz w:val="30"/>
-          <w:szCs w:val="30"/>
-        </w:rPr>
-        <w:t xml:space="preserve">Answer Key &amp; Teacher Guide</w:t>
-      </w:r>
-    </w:p>
-    <w:p>
-      <w:pPr>
-        <w:spacing w:after="100"/>
-      </w:pPr>
-      <w:r>
-        <w:rPr>
-          <w:i/>
-          <w:iCs/>
-          <w:color w:val="5F6F80"/>
-          <w:sz w:val="19"/>
-          <w:szCs w:val="19"/>
-        </w:rPr>
-        <w:t xml:space="preserve">Teacher reference — remove or fold back before distributing to students.</w:t>
-      </w:r>
-    </w:p>
-    <w:p>
-      <w:pPr>
-        <w:pStyle w:val="Heading2"/>
-        <w:spacing w:after="80" w:before="180"/>
-      </w:pPr>
-      <w:r>
-        <w:rPr>
-          <w:b/>
-          <w:bCs/>
-          <w:color w:val="12355B"/>
-          <w:sz w:val="24"/>
-          <w:szCs w:val="24"/>
-        </w:rPr>
-        <w:t xml:space="preserve">Guided Notes (Fill-in)</w:t>
-      </w:r>
-    </w:p>
-    <w:p>
-      <w:pPr>
-        <w:spacing w:after="80"/>
-      </w:pPr>
-      <w:r>
-        <w:rPr>
-          <w:b/>
-          <w:bCs/>
-          <w:sz w:val="21"/>
-          <w:szCs w:val="21"/>
-        </w:rPr>
-        <w:t xml:space="preserve">Notes 1:  </w:t>
-      </w:r>
-      <w:r>
-        <w:rPr>
-          <w:sz w:val="21"/>
-          <w:szCs w:val="21"/>
-        </w:rPr>
-        <w:t xml:space="preserve">Parallelogram</w:t>
-      </w:r>
-    </w:p>
-    <w:p>
-      <w:pPr>
-        <w:spacing w:after="80"/>
-      </w:pPr>
-      <w:r>
-        <w:rPr>
-          <w:b/>
-          <w:bCs/>
-          <w:sz w:val="21"/>
-          <w:szCs w:val="21"/>
-        </w:rPr>
-        <w:t xml:space="preserve">Notes 2:  </w:t>
-      </w:r>
-      <w:r>
-        <w:rPr>
-          <w:sz w:val="21"/>
-          <w:szCs w:val="21"/>
-        </w:rPr>
-        <w:t xml:space="preserve">Base</w:t>
-      </w:r>
-    </w:p>
-    <w:p>
-      <w:pPr>
-        <w:spacing w:after="80"/>
-      </w:pPr>
-      <w:r>
-        <w:rPr>
-          <w:b/>
-          <w:bCs/>
-          <w:sz w:val="21"/>
-          <w:szCs w:val="21"/>
-        </w:rPr>
-        <w:t xml:space="preserve">Notes 3:  </w:t>
-      </w:r>
-      <w:r>
-        <w:rPr>
-          <w:sz w:val="21"/>
-          <w:szCs w:val="21"/>
-        </w:rPr>
-        <w:t xml:space="preserve">Height</w:t>
-      </w:r>
-    </w:p>
-    <w:p>
-      <w:pPr>
-        <w:spacing w:after="80"/>
-      </w:pPr>
-      <w:r>
-        <w:rPr>
-          <w:b/>
-          <w:bCs/>
-          <w:sz w:val="21"/>
-          <w:szCs w:val="21"/>
-        </w:rPr>
-        <w:t xml:space="preserve">Notes 4:  </w:t>
-      </w:r>
-      <w:r>
-        <w:rPr>
-          <w:sz w:val="21"/>
-          <w:szCs w:val="21"/>
-        </w:rPr>
-        <w:t xml:space="preserve">Area</w:t>
-      </w:r>
-    </w:p>
-    <w:p>
-      <w:pPr>
-        <w:spacing w:after="80"/>
-      </w:pPr>
-      <w:r>
-        <w:rPr>
-          <w:b/>
-          <w:bCs/>
-          <w:sz w:val="21"/>
-          <w:szCs w:val="21"/>
-        </w:rPr>
-        <w:t xml:space="preserve">Notes 5:  </w:t>
-      </w:r>
-      <w:r>
-        <w:rPr>
-          <w:sz w:val="21"/>
-          <w:szCs w:val="21"/>
-        </w:rPr>
-        <w:t xml:space="preserve">Composite figure</w:t>
-      </w:r>
-    </w:p>
-    <w:p>
-      <w:pPr>
-        <w:spacing w:after="80"/>
-      </w:pPr>
-      <w:r>
-        <w:rPr>
-          <w:b/>
-          <w:bCs/>
-          <w:sz w:val="21"/>
-          <w:szCs w:val="21"/>
-        </w:rPr>
-        <w:t xml:space="preserve">Notes 6:  </w:t>
-      </w:r>
-      <w:r>
-        <w:rPr>
-          <w:sz w:val="21"/>
-          <w:szCs w:val="21"/>
-        </w:rPr>
-        <w:t xml:space="preserve">Formula</w:t>
-      </w:r>
-    </w:p>
-    <w:p>
-      <w:pPr>
-        <w:pStyle w:val="Heading2"/>
-        <w:spacing w:after="80" w:before="180"/>
-      </w:pPr>
-      <w:r>
-        <w:rPr>
-          <w:b/>
-          <w:bCs/>
-          <w:color w:val="12355B"/>
-          <w:sz w:val="24"/>
-          <w:szCs w:val="24"/>
-        </w:rPr>
-        <w:t xml:space="preserve">Worked Notes (I Do / We Do)</w:t>
-      </w:r>
-    </w:p>
-    <w:p>
-      <w:pPr>
-        <w:spacing w:after="80"/>
-      </w:pPr>
-      <w:r>
-        <w:rPr>
-          <w:b/>
-          <w:bCs/>
-          <w:sz w:val="21"/>
-          <w:szCs w:val="21"/>
-        </w:rPr>
-        <w:t xml:space="preserve">I Do:  </w:t>
-      </w:r>
-      <w:r>
-        <w:rPr>
-          <w:sz w:val="21"/>
-          <w:szCs w:val="21"/>
-        </w:rPr>
-        <w:t xml:space="preserve">A. 70 sq cm</w:t>
-      </w:r>
-    </w:p>
-    <w:p>
-      <w:pPr>
-        <w:spacing w:after="80"/>
-      </w:pPr>
-      <w:r>
-        <w:rPr>
-          <w:b/>
-          <w:bCs/>
-          <w:sz w:val="21"/>
-          <w:szCs w:val="21"/>
-        </w:rPr>
-        <w:t xml:space="preserve">We Do:  </w:t>
-      </w:r>
-      <w:r>
-        <w:rPr>
-          <w:sz w:val="21"/>
-          <w:szCs w:val="21"/>
-        </w:rPr>
-        <w:t xml:space="preserve">A. 6 ft</w:t>
-      </w:r>
-    </w:p>
-    <w:p>
-      <w:pPr>
-        <w:pStyle w:val="Heading2"/>
-        <w:spacing w:after="80" w:before="180"/>
-      </w:pPr>
-      <w:r>
-        <w:rPr>
-          <w:b/>
-          <w:bCs/>
-          <w:color w:val="12355B"/>
-          <w:sz w:val="24"/>
-          <w:szCs w:val="24"/>
-        </w:rPr>
-        <w:t xml:space="preserve">Independent Practice</w:t>
-      </w:r>
-    </w:p>
-    <w:p>
-      <w:pPr>
-        <w:spacing w:after="80"/>
-      </w:pPr>
-      <w:r>
-        <w:rPr>
-          <w:b/>
-          <w:bCs/>
-          <w:sz w:val="21"/>
-          <w:szCs w:val="21"/>
-        </w:rPr>
-        <w:t xml:space="preserve">1.  </w:t>
-      </w:r>
-      <w:r>
-        <w:rPr>
-          <w:sz w:val="21"/>
-          <w:szCs w:val="21"/>
-        </w:rPr>
-        <w:t xml:space="preserve">A)  45 sq cm</w:t>
-      </w:r>
-      <w:r>
-        <w:rPr>
-          <w:i/>
-          <w:iCs/>
-          <w:color w:val="5F6F80"/>
-          <w:sz w:val="19"/>
-          <w:szCs w:val="19"/>
-        </w:rPr>
-        <w:t xml:space="preserve">  — A = b × h = 9 × 5 = 45 square centimeters.</w:t>
-      </w:r>
-    </w:p>
-    <w:p>
-      <w:pPr>
-        <w:spacing w:after="80"/>
-      </w:pPr>
-      <w:r>
-        <w:rPr>
-          <w:b/>
-          <w:bCs/>
-          <w:sz w:val="21"/>
-          <w:szCs w:val="21"/>
-        </w:rPr>
-        <w:t xml:space="preserve">2.  </w:t>
-      </w:r>
-      <w:r>
-        <w:rPr>
-          <w:sz w:val="21"/>
-          <w:szCs w:val="21"/>
-        </w:rPr>
-        <w:t xml:space="preserve">A)  The perpendicular distance between the base and the opposite side</w:t>
-      </w:r>
-      <w:r>
-        <w:rPr>
-          <w:i/>
-          <w:iCs/>
-          <w:color w:val="5F6F80"/>
-          <w:sz w:val="19"/>
-          <w:szCs w:val="19"/>
-        </w:rPr>
-        <w:t xml:space="preserve">  — The height is always the perpendicular (straight up-and-down) distance between the base and the opposite side, not the slanted side.</w:t>
-      </w:r>
-    </w:p>
-    <w:p>
-      <w:pPr>
-        <w:spacing w:after="80"/>
-      </w:pPr>
-      <w:r>
-        <w:rPr>
-          <w:b/>
-          <w:bCs/>
-          <w:sz w:val="21"/>
-          <w:szCs w:val="21"/>
-        </w:rPr>
-        <w:t xml:space="preserve">3.  </w:t>
-      </w:r>
-      <w:r>
-        <w:rPr>
-          <w:sz w:val="21"/>
-          <w:szCs w:val="21"/>
-        </w:rPr>
-        <w:t xml:space="preserve">A)  A rectangle with the same base and height, so its area equals base x height</w:t>
-      </w:r>
-      <w:r>
-        <w:rPr>
-          <w:i/>
-          <w:iCs/>
-          <w:color w:val="5F6F80"/>
-          <w:sz w:val="19"/>
-          <w:szCs w:val="19"/>
-        </w:rPr>
-        <w:t xml:space="preserve">  — Sliding the cut triangle turns the parallelogram into a rectangle that keeps the same base and height. A rectangle's area is base x height, so the parallelogram's area is base x height too.</w:t>
-      </w:r>
-    </w:p>
-    <w:p>
-      <w:pPr>
-        <w:spacing w:after="80"/>
-      </w:pPr>
-      <w:r>
-        <w:rPr>
-          <w:b/>
-          <w:bCs/>
-          <w:sz w:val="21"/>
-          <w:szCs w:val="21"/>
-        </w:rPr>
-        <w:t xml:space="preserve">4.  </w:t>
-      </w:r>
-      <w:r>
-        <w:rPr>
-          <w:sz w:val="21"/>
-          <w:szCs w:val="21"/>
-        </w:rPr>
-        <w:t xml:space="preserve">A)  40 sq ft</w:t>
-      </w:r>
-      <w:r>
-        <w:rPr>
-          <w:i/>
-          <w:iCs/>
-          <w:color w:val="5F6F80"/>
-          <w:sz w:val="19"/>
-          <w:szCs w:val="19"/>
-        </w:rPr>
-        <w:t xml:space="preserve">  — Area = base x height = 8 x 5 = 40 sq ft. The 7 ft slanted side is not used; only the perpendicular height belongs in the formula.</w:t>
-      </w:r>
-    </w:p>
-    <w:p>
-      <w:pPr>
-        <w:pStyle w:val="Heading2"/>
-        <w:spacing w:after="80" w:before="180"/>
-      </w:pPr>
-      <w:r>
-        <w:rPr>
-          <w:b/>
-          <w:bCs/>
-          <w:color w:val="12355B"/>
-          <w:sz w:val="24"/>
-          <w:szCs w:val="24"/>
-        </w:rPr>
-        <w:t xml:space="preserve">Exit Ticket</w:t>
-      </w:r>
-    </w:p>
-    <w:p>
-      <w:pPr>
-        <w:spacing w:after="80"/>
-      </w:pPr>
-      <w:r>
-        <w:rPr>
-          <w:sz w:val="21"/>
-          <w:szCs w:val="21"/>
-        </w:rPr>
-        <w:t xml:space="preserve">A)  65 sq in</w:t>
-      </w:r>
-      <w:r>
-        <w:rPr>
-          <w:i/>
-          <w:iCs/>
-          <w:color w:val="5F6F80"/>
-          <w:sz w:val="19"/>
-          <w:szCs w:val="19"/>
-        </w:rPr>
-        <w:t xml:space="preserve">  — A = b x h = 13 x 5 = 65 square inches.</w:t>
       </w:r>
     </w:p>
     <w:sectPr>

--- a/lessons/5-1/downloads/5-1-notes.docx
+++ b/lessons/5-1/downloads/5-1-notes.docx
@@ -14,7 +14,7 @@
           <w:sz w:val="18"/>
           <w:szCs w:val="18"/>
         </w:rPr>
-        <w:t xml:space="preserve">UNIT 5  ·  LESSON 1      STANDARD 6.G.1</w:t>
+        <w:t xml:space="preserve">UNIT 5  ·  LESSON 1      STANDARD 6.GR.1</w:t>
       </w:r>
     </w:p>
     <w:p>
@@ -2431,7 +2431,7 @@
           <w:sz w:val="21"/>
           <w:szCs w:val="21"/>
         </w:rPr>
-        <w:t xml:space="preserve">Start with:  When I move the triangle, I get a ___.</w:t>
+        <w:t xml:space="preserve">Start with:  A strategy I used was ___ because ___.</w:t>
       </w:r>
       <w:r>
         <w:rPr>
@@ -2442,7 +2442,7 @@
           <w:szCs w:val="19"/>
         </w:rPr>
         <w:br/>
-        <w:t xml:space="preserve">Cuando muevo el triángulo, obtengo un ___.</w:t>
+        <w:t xml:space="preserve">Una estrategia que usé fue ___ porque ___.</w:t>
       </w:r>
     </w:p>
     <w:p>
@@ -2527,6 +2527,32 @@
           <w:szCs w:val="19"/>
         </w:rPr>
         <w:t xml:space="preserve">Solve each problem. Show your thinking in the work box.</w:t>
+      </w:r>
+    </w:p>
+    <w:p>
+      <w:pPr>
+        <w:pStyle w:val="Heading2"/>
+        <w:spacing w:after="80" w:before="180"/>
+      </w:pPr>
+      <w:r>
+        <w:rPr>
+          <w:b/>
+          <w:bCs/>
+          <w:color w:val="12355B"/>
+          <w:sz w:val="24"/>
+          <w:szCs w:val="24"/>
+        </w:rPr>
+        <w:t xml:space="preserve">Level 1 Support</w:t>
+      </w:r>
+      <w:r>
+        <w:rPr>
+          <w:i/>
+          <w:iCs/>
+          <w:color w:val="1FA6A2"/>
+          <w:sz w:val="19"/>
+          <w:szCs w:val="19"/>
+        </w:rPr>
+        <w:t xml:space="preserve">   extra scaffolding</w:t>
       </w:r>
     </w:p>
     <w:p>
@@ -2734,266 +2760,6 @@
           <w:szCs w:val="20"/>
         </w:rPr>
         <w:t xml:space="preserve">D)  The longest side</w:t>
-      </w:r>
-    </w:p>
-    <w:p>
-      <w:pPr>
-        <w:spacing w:after="20"/>
-      </w:pPr>
-      <w:r>
-        <w:t xml:space="preserve"/>
-      </w:r>
-    </w:p>
-    <w:tbl>
-      <w:tblPr>
-        <w:tblW w:type="pct" w:w="100%"/>
-        <w:tblBorders>
-          <w:top w:val="single" w:color="C7D2DD" w:sz="6"/>
-          <w:left w:val="single" w:color="C7D2DD" w:sz="6"/>
-          <w:bottom w:val="single" w:color="C7D2DD" w:sz="6"/>
-          <w:right w:val="single" w:color="C7D2DD" w:sz="6"/>
-          <w:insideH w:val="single" w:color="auto" w:sz="4"/>
-          <w:insideV w:val="single" w:color="auto" w:sz="4"/>
-        </w:tblBorders>
-      </w:tblPr>
-      <w:tblGrid>
-        <w:gridCol w:w="100"/>
-      </w:tblGrid>
-      <w:tr>
-        <w:tc>
-          <w:tcPr>
-            <w:shd w:fill="FBF3E2" w:color="auto" w:val="clear"/>
-            <w:tcMar>
-              <w:top w:type="dxa" w:w="60"/>
-              <w:left w:type="dxa" w:w="120"/>
-              <w:bottom w:type="dxa" w:w="60"/>
-              <w:right w:type="dxa" w:w="120"/>
-            </w:tcMar>
-          </w:tcPr>
-          <w:p>
-            <w:pPr>
-              <w:spacing w:after="0" w:line="320"/>
-            </w:pPr>
-            <w:r>
-              <w:t xml:space="preserve"/>
-            </w:r>
-          </w:p>
-          <w:p>
-            <w:pPr>
-              <w:spacing w:after="0" w:line="320"/>
-            </w:pPr>
-            <w:r>
-              <w:t xml:space="preserve"/>
-            </w:r>
-          </w:p>
-        </w:tc>
-      </w:tr>
-    </w:tbl>
-    <w:p>
-      <w:pPr>
-        <w:keepNext/>
-        <w:spacing w:after="60" w:before="160"/>
-      </w:pPr>
-      <w:r>
-        <w:rPr>
-          <w:b/>
-          <w:bCs/>
-          <w:color w:val="12355B"/>
-          <w:sz w:val="22"/>
-          <w:szCs w:val="22"/>
-        </w:rPr>
-        <w:t xml:space="preserve">3.  </w:t>
-      </w:r>
-      <w:r>
-        <w:rPr>
-          <w:b/>
-          <w:bCs/>
-          <w:sz w:val="21"/>
-          <w:szCs w:val="21"/>
-        </w:rPr>
-        <w:t xml:space="preserve">In the design lab you cut a triangle off the slanted left end of a parallelogram blueprint and slide it to the right end. What shape do you make, and why does it prove A = base x height?</w:t>
-      </w:r>
-    </w:p>
-    <w:p>
-      <w:pPr>
-        <w:spacing w:after="40"/>
-        <w:ind w:left="420"/>
-      </w:pPr>
-      <w:r>
-        <w:rPr>
-          <w:sz w:val="20"/>
-          <w:szCs w:val="20"/>
-        </w:rPr>
-        <w:t xml:space="preserve">A)  A rectangle with the same base and height, so its area equals base x height</w:t>
-      </w:r>
-    </w:p>
-    <w:p>
-      <w:pPr>
-        <w:spacing w:after="40"/>
-        <w:ind w:left="420"/>
-      </w:pPr>
-      <w:r>
-        <w:rPr>
-          <w:sz w:val="20"/>
-          <w:szCs w:val="20"/>
-        </w:rPr>
-        <w:t xml:space="preserve">B)  A bigger parallelogram, so the area gets larger</w:t>
-      </w:r>
-    </w:p>
-    <w:p>
-      <w:pPr>
-        <w:spacing w:after="40"/>
-        <w:ind w:left="420"/>
-      </w:pPr>
-      <w:r>
-        <w:rPr>
-          <w:sz w:val="20"/>
-          <w:szCs w:val="20"/>
-        </w:rPr>
-        <w:t xml:space="preserve">C)  A triangle, so the area is cut in half</w:t>
-      </w:r>
-    </w:p>
-    <w:p>
-      <w:pPr>
-        <w:spacing w:after="40"/>
-        <w:ind w:left="420"/>
-      </w:pPr>
-      <w:r>
-        <w:rPr>
-          <w:sz w:val="20"/>
-          <w:szCs w:val="20"/>
-        </w:rPr>
-        <w:t xml:space="preserve">D)  A square, so all four sides must be equal</w:t>
-      </w:r>
-    </w:p>
-    <w:p>
-      <w:pPr>
-        <w:spacing w:after="20"/>
-      </w:pPr>
-      <w:r>
-        <w:t xml:space="preserve"/>
-      </w:r>
-    </w:p>
-    <w:tbl>
-      <w:tblPr>
-        <w:tblW w:type="pct" w:w="100%"/>
-        <w:tblBorders>
-          <w:top w:val="single" w:color="C7D2DD" w:sz="6"/>
-          <w:left w:val="single" w:color="C7D2DD" w:sz="6"/>
-          <w:bottom w:val="single" w:color="C7D2DD" w:sz="6"/>
-          <w:right w:val="single" w:color="C7D2DD" w:sz="6"/>
-          <w:insideH w:val="single" w:color="auto" w:sz="4"/>
-          <w:insideV w:val="single" w:color="auto" w:sz="4"/>
-        </w:tblBorders>
-      </w:tblPr>
-      <w:tblGrid>
-        <w:gridCol w:w="100"/>
-      </w:tblGrid>
-      <w:tr>
-        <w:tc>
-          <w:tcPr>
-            <w:shd w:fill="FBF3E2" w:color="auto" w:val="clear"/>
-            <w:tcMar>
-              <w:top w:type="dxa" w:w="60"/>
-              <w:left w:type="dxa" w:w="120"/>
-              <w:bottom w:type="dxa" w:w="60"/>
-              <w:right w:type="dxa" w:w="120"/>
-            </w:tcMar>
-          </w:tcPr>
-          <w:p>
-            <w:pPr>
-              <w:spacing w:after="0" w:line="320"/>
-            </w:pPr>
-            <w:r>
-              <w:t xml:space="preserve"/>
-            </w:r>
-          </w:p>
-          <w:p>
-            <w:pPr>
-              <w:spacing w:after="0" w:line="320"/>
-            </w:pPr>
-            <w:r>
-              <w:t xml:space="preserve"/>
-            </w:r>
-          </w:p>
-        </w:tc>
-      </w:tr>
-    </w:tbl>
-    <w:p>
-      <w:pPr>
-        <w:keepNext/>
-        <w:spacing w:after="60" w:before="160"/>
-      </w:pPr>
-      <w:r>
-        <w:rPr>
-          <w:b/>
-          <w:bCs/>
-          <w:color w:val="12355B"/>
-          <w:sz w:val="22"/>
-          <w:szCs w:val="22"/>
-        </w:rPr>
-        <w:t xml:space="preserve">4.  </w:t>
-      </w:r>
-      <w:r>
-        <w:rPr>
-          <w:b/>
-          <w:bCs/>
-          <w:sz w:val="21"/>
-          <w:szCs w:val="21"/>
-        </w:rPr>
-        <w:t xml:space="preserve">A blueprint parallelogram has a base of 8 ft, a height of 5 ft, and a slanted side of 7 ft. What is its area?</w:t>
-      </w:r>
-    </w:p>
-    <w:p>
-      <w:pPr>
-        <w:spacing w:after="40"/>
-        <w:ind w:left="420"/>
-      </w:pPr>
-      <w:r>
-        <w:rPr>
-          <w:sz w:val="20"/>
-          <w:szCs w:val="20"/>
-        </w:rPr>
-        <w:t xml:space="preserve">A)  40 sq ft</w:t>
-      </w:r>
-    </w:p>
-    <w:p>
-      <w:pPr>
-        <w:spacing w:after="40"/>
-        <w:ind w:left="420"/>
-      </w:pPr>
-      <w:r>
-        <w:rPr>
-          <w:sz w:val="20"/>
-          <w:szCs w:val="20"/>
-        </w:rPr>
-        <w:t xml:space="preserve">B)  56 sq ft</w:t>
-      </w:r>
-    </w:p>
-    <w:p>
-      <w:pPr>
-        <w:spacing w:after="40"/>
-        <w:ind w:left="420"/>
-      </w:pPr>
-      <w:r>
-        <w:rPr>
-          <w:sz w:val="20"/>
-          <w:szCs w:val="20"/>
-        </w:rPr>
-        <w:t xml:space="preserve">C)  35 sq ft</w:t>
-      </w:r>
-    </w:p>
-    <w:p>
-      <w:pPr>
-        <w:spacing w:after="40"/>
-        <w:ind w:left="420"/>
-      </w:pPr>
-      <w:r>
-        <w:rPr>
-          <w:sz w:val="20"/>
-          <w:szCs w:val="20"/>
-        </w:rPr>
-        <w:t xml:space="preserve">D)  26 sq ft</w:t>
       </w:r>
     </w:p>
     <w:p>

--- a/lessons/5-1/downloads/5-1-notes.docx
+++ b/lessons/5-1/downloads/5-1-notes.docx
@@ -1404,6 +1404,1302 @@
           <w:szCs w:val="22"/>
         </w:rPr>
         <w:t xml:space="preserve">A math rule written with symbols, like A = b × h, is a ___.</w:t>
+      </w:r>
+    </w:p>
+    <w:p>
+      <w:pPr>
+        <w:pStyle w:val="Heading1"/>
+        <w:pageBreakBefore/>
+        <w:pBdr>
+          <w:bottom w:val="single" w:color="1FA6A2" w:sz="14" w:space="6"/>
+        </w:pBdr>
+        <w:spacing w:after="140" w:before="0"/>
+      </w:pPr>
+      <w:r>
+        <w:rPr>
+          <w:b/>
+          <w:bCs/>
+          <w:color w:val="12355B"/>
+          <w:sz w:val="30"/>
+          <w:szCs w:val="30"/>
+        </w:rPr>
+        <w:t xml:space="preserve">Write About the Math</w:t>
+      </w:r>
+    </w:p>
+    <w:p>
+      <w:pPr>
+        <w:spacing w:after="100"/>
+      </w:pPr>
+      <w:r>
+        <w:rPr>
+          <w:i/>
+          <w:iCs/>
+          <w:color w:val="5F6F80"/>
+          <w:sz w:val="19"/>
+          <w:szCs w:val="19"/>
+        </w:rPr>
+        <w:t xml:space="preserve">Use the support level you need. Every level answers the same math question.</w:t>
+      </w:r>
+    </w:p>
+    <w:p>
+      <w:pPr>
+        <w:pStyle w:val="Heading2"/>
+        <w:spacing w:after="80" w:before="180"/>
+      </w:pPr>
+      <w:r>
+        <w:rPr>
+          <w:b/>
+          <w:bCs/>
+          <w:color w:val="12355B"/>
+          <w:sz w:val="24"/>
+          <w:szCs w:val="24"/>
+        </w:rPr>
+        <w:t xml:space="preserve">1. Understand the Question</w:t>
+      </w:r>
+      <w:r>
+        <w:rPr>
+          <w:i/>
+          <w:iCs/>
+          <w:color w:val="B97A12"/>
+          <w:sz w:val="19"/>
+          <w:szCs w:val="19"/>
+        </w:rPr>
+        <w:t xml:space="preserve">   justify</w:t>
+      </w:r>
+    </w:p>
+    <w:tbl>
+      <w:tblPr>
+        <w:tblW w:type="pct" w:w="100%"/>
+        <w:tblBorders>
+          <w:top w:val="single" w:color="1FA6A2" w:sz="8"/>
+          <w:left w:val="single" w:color="1FA6A2" w:sz="8"/>
+          <w:bottom w:val="single" w:color="1FA6A2" w:sz="8"/>
+          <w:right w:val="single" w:color="1FA6A2" w:sz="8"/>
+          <w:insideH w:val="single" w:color="auto" w:sz="4"/>
+          <w:insideV w:val="single" w:color="auto" w:sz="4"/>
+        </w:tblBorders>
+      </w:tblPr>
+      <w:tblGrid>
+        <w:gridCol w:w="100"/>
+      </w:tblGrid>
+      <w:tr>
+        <w:tc>
+          <w:tcPr>
+            <w:shd w:fill="E6F4F3" w:color="auto" w:val="clear"/>
+            <w:tcMar>
+              <w:top w:type="dxa" w:w="120"/>
+              <w:left w:type="dxa" w:w="180"/>
+              <w:bottom w:type="dxa" w:w="120"/>
+              <w:right w:type="dxa" w:w="180"/>
+            </w:tcMar>
+          </w:tcPr>
+          <w:p>
+            <w:pPr>
+              <w:spacing w:after="60"/>
+            </w:pPr>
+            <w:r>
+              <w:rPr>
+                <w:color w:val="1A2733"/>
+                <w:sz w:val="21"/>
+                <w:szCs w:val="21"/>
+              </w:rPr>
+              <w:t xml:space="preserve">On the grid you cut a triangle off one end of the parallelogram and slid it to the other side. What shape did you make, and why does that prove the area is base x height?</w:t>
+            </w:r>
+          </w:p>
+          <w:p>
+            <w:pPr>
+              <w:spacing w:after="0"/>
+            </w:pPr>
+            <w:r>
+              <w:rPr>
+                <w:b/>
+                <w:bCs/>
+                <w:color w:val="12355B"/>
+                <w:sz w:val="20"/>
+                <w:szCs w:val="20"/>
+              </w:rPr>
+              <w:t xml:space="preserve">Your job:  </w:t>
+            </w:r>
+            <w:r>
+              <w:rPr>
+                <w:sz w:val="20"/>
+                <w:szCs w:val="20"/>
+              </w:rPr>
+              <w:t xml:space="preserve">Answer the question. Use math evidence. Explain how the evidence proves your answer.</w:t>
+            </w:r>
+            <w:r>
+              <w:rPr>
+                <w:i/>
+                <w:iCs/>
+                <w:color w:val="5F6F80"/>
+                <w:sz w:val="18"/>
+                <w:szCs w:val="18"/>
+              </w:rPr>
+              <w:br/>
+              <w:t xml:space="preserve">Responde la pregunta. Usa evidencia matemática. Explica cómo la evidencia demuestra tu respuesta.</w:t>
+            </w:r>
+          </w:p>
+        </w:tc>
+      </w:tr>
+    </w:tbl>
+    <w:p>
+      <w:pPr>
+        <w:pStyle w:val="Heading2"/>
+        <w:spacing w:after="80" w:before="180"/>
+      </w:pPr>
+      <w:r>
+        <w:rPr>
+          <w:b/>
+          <w:bCs/>
+          <w:color w:val="12355B"/>
+          <w:sz w:val="24"/>
+          <w:szCs w:val="24"/>
+        </w:rPr>
+        <w:t xml:space="preserve">2. Plan Your Math Words</w:t>
+      </w:r>
+      <w:r>
+        <w:rPr>
+          <w:i/>
+          <w:iCs/>
+          <w:color w:val="1FA6A2"/>
+          <w:sz w:val="19"/>
+          <w:szCs w:val="19"/>
+        </w:rPr>
+        <w:t xml:space="preserve">   check at least two</w:t>
+      </w:r>
+    </w:p>
+    <w:p>
+      <w:pPr>
+        <w:spacing w:after="60"/>
+      </w:pPr>
+      <w:r>
+        <w:rPr>
+          <w:b/>
+          <w:bCs/>
+          <w:color w:val="1FA6A2"/>
+          <w:sz w:val="22"/>
+          <w:szCs w:val="22"/>
+        </w:rPr>
+        <w:t xml:space="preserve">☐  </w:t>
+      </w:r>
+      <w:r>
+        <w:rPr>
+          <w:b/>
+          <w:bCs/>
+          <w:color w:val="12355B"/>
+          <w:sz w:val="20"/>
+          <w:szCs w:val="20"/>
+        </w:rPr>
+        <w:t xml:space="preserve">Base — </w:t>
+      </w:r>
+      <w:r>
+        <w:rPr>
+          <w:sz w:val="20"/>
+          <w:szCs w:val="20"/>
+        </w:rPr>
+        <w:t xml:space="preserve">A side of the shape you use to find the area.</w:t>
+      </w:r>
+      <w:r>
+        <w:rPr>
+          <w:i/>
+          <w:iCs/>
+          <w:color w:val="5F6F80"/>
+          <w:sz w:val="18"/>
+          <w:szCs w:val="18"/>
+        </w:rPr>
+        <w:br/>
+        <w:t xml:space="preserve">Base — Un lado de la figura que usas para hallar el área.</w:t>
+      </w:r>
+    </w:p>
+    <w:p>
+      <w:pPr>
+        <w:spacing w:after="60"/>
+      </w:pPr>
+      <w:r>
+        <w:rPr>
+          <w:b/>
+          <w:bCs/>
+          <w:color w:val="1FA6A2"/>
+          <w:sz w:val="22"/>
+          <w:szCs w:val="22"/>
+        </w:rPr>
+        <w:t xml:space="preserve">☐  </w:t>
+      </w:r>
+      <w:r>
+        <w:rPr>
+          <w:b/>
+          <w:bCs/>
+          <w:color w:val="12355B"/>
+          <w:sz w:val="20"/>
+          <w:szCs w:val="20"/>
+        </w:rPr>
+        <w:t xml:space="preserve">Height — </w:t>
+      </w:r>
+      <w:r>
+        <w:rPr>
+          <w:sz w:val="20"/>
+          <w:szCs w:val="20"/>
+        </w:rPr>
+        <w:t xml:space="preserve">The straight-up distance from the base to the top.</w:t>
+      </w:r>
+      <w:r>
+        <w:rPr>
+          <w:i/>
+          <w:iCs/>
+          <w:color w:val="5F6F80"/>
+          <w:sz w:val="18"/>
+          <w:szCs w:val="18"/>
+        </w:rPr>
+        <w:br/>
+        <w:t xml:space="preserve">Altura — La distancia recta hacia arriba desde la base hasta la parte de arriba.</w:t>
+      </w:r>
+    </w:p>
+    <w:p>
+      <w:pPr>
+        <w:spacing w:after="60"/>
+      </w:pPr>
+      <w:r>
+        <w:rPr>
+          <w:b/>
+          <w:bCs/>
+          <w:color w:val="1FA6A2"/>
+          <w:sz w:val="22"/>
+          <w:szCs w:val="22"/>
+        </w:rPr>
+        <w:t xml:space="preserve">☐  </w:t>
+      </w:r>
+      <w:r>
+        <w:rPr>
+          <w:b/>
+          <w:bCs/>
+          <w:color w:val="12355B"/>
+          <w:sz w:val="20"/>
+          <w:szCs w:val="20"/>
+        </w:rPr>
+        <w:t xml:space="preserve">Area — </w:t>
+      </w:r>
+      <w:r>
+        <w:rPr>
+          <w:sz w:val="20"/>
+          <w:szCs w:val="20"/>
+        </w:rPr>
+        <w:t xml:space="preserve">How much space is inside a flat shape.</w:t>
+      </w:r>
+      <w:r>
+        <w:rPr>
+          <w:i/>
+          <w:iCs/>
+          <w:color w:val="5F6F80"/>
+          <w:sz w:val="18"/>
+          <w:szCs w:val="18"/>
+        </w:rPr>
+        <w:br/>
+        <w:t xml:space="preserve">Área — Cuánto espacio hay dentro de una figura plana.</w:t>
+      </w:r>
+    </w:p>
+    <w:p>
+      <w:pPr>
+        <w:spacing w:after="60"/>
+      </w:pPr>
+      <w:r>
+        <w:rPr>
+          <w:b/>
+          <w:bCs/>
+          <w:color w:val="1FA6A2"/>
+          <w:sz w:val="22"/>
+          <w:szCs w:val="22"/>
+        </w:rPr>
+        <w:t xml:space="preserve">☐  </w:t>
+      </w:r>
+      <w:r>
+        <w:rPr>
+          <w:b/>
+          <w:bCs/>
+          <w:color w:val="12355B"/>
+          <w:sz w:val="20"/>
+          <w:szCs w:val="20"/>
+        </w:rPr>
+        <w:t xml:space="preserve">Parallelogram — </w:t>
+      </w:r>
+      <w:r>
+        <w:rPr>
+          <w:sz w:val="20"/>
+          <w:szCs w:val="20"/>
+        </w:rPr>
+        <w:t xml:space="preserve">A four-sided shape with two pairs of parallel sides.</w:t>
+      </w:r>
+      <w:r>
+        <w:rPr>
+          <w:i/>
+          <w:iCs/>
+          <w:color w:val="5F6F80"/>
+          <w:sz w:val="18"/>
+          <w:szCs w:val="18"/>
+        </w:rPr>
+        <w:br/>
+        <w:t xml:space="preserve">Paralelogramo — Una figura de cuatro lados con dos pares de lados paralelos.</w:t>
+      </w:r>
+    </w:p>
+    <w:p>
+      <w:pPr>
+        <w:spacing w:after="60"/>
+      </w:pPr>
+      <w:r>
+        <w:rPr>
+          <w:b/>
+          <w:bCs/>
+          <w:color w:val="1FA6A2"/>
+          <w:sz w:val="22"/>
+          <w:szCs w:val="22"/>
+        </w:rPr>
+        <w:t xml:space="preserve">☐  </w:t>
+      </w:r>
+      <w:r>
+        <w:rPr>
+          <w:b/>
+          <w:bCs/>
+          <w:color w:val="12355B"/>
+          <w:sz w:val="20"/>
+          <w:szCs w:val="20"/>
+        </w:rPr>
+        <w:t xml:space="preserve">Composite figure — </w:t>
+      </w:r>
+      <w:r>
+        <w:rPr>
+          <w:sz w:val="20"/>
+          <w:szCs w:val="20"/>
+        </w:rPr>
+        <w:t xml:space="preserve">A shape made by putting two or more simple shapes together.</w:t>
+      </w:r>
+      <w:r>
+        <w:rPr>
+          <w:i/>
+          <w:iCs/>
+          <w:color w:val="5F6F80"/>
+          <w:sz w:val="18"/>
+          <w:szCs w:val="18"/>
+        </w:rPr>
+        <w:br/>
+        <w:t xml:space="preserve">Figura compuesta — Una figura formada al juntar dos o más figuras simples.</w:t>
+      </w:r>
+    </w:p>
+    <w:tbl>
+      <w:tblPr>
+        <w:tblW w:type="pct" w:w="100%"/>
+        <w:tblBorders>
+          <w:top w:val="single" w:color="1FA6A2" w:sz="8"/>
+          <w:left w:val="single" w:color="1FA6A2" w:sz="8"/>
+          <w:bottom w:val="single" w:color="1FA6A2" w:sz="8"/>
+          <w:right w:val="single" w:color="1FA6A2" w:sz="8"/>
+          <w:insideH w:val="single" w:color="auto" w:sz="4"/>
+          <w:insideV w:val="single" w:color="auto" w:sz="4"/>
+        </w:tblBorders>
+      </w:tblPr>
+      <w:tblGrid>
+        <w:gridCol w:w="100"/>
+      </w:tblGrid>
+      <w:tr>
+        <w:tc>
+          <w:tcPr>
+            <w:shd w:fill="F7FFFD" w:color="auto" w:val="clear"/>
+            <w:tcMar>
+              <w:top w:type="dxa" w:w="120"/>
+              <w:left w:type="dxa" w:w="180"/>
+              <w:bottom w:type="dxa" w:w="120"/>
+              <w:right w:type="dxa" w:w="180"/>
+            </w:tcMar>
+          </w:tcPr>
+          <w:p>
+            <w:pPr>
+              <w:spacing w:after="50"/>
+            </w:pPr>
+            <w:r>
+              <w:rPr>
+                <w:b/>
+                <w:bCs/>
+                <w:color w:val="1FA6A2"/>
+                <w:sz w:val="20"/>
+                <w:szCs w:val="20"/>
+              </w:rPr>
+              <w:t xml:space="preserve">Say it first:  </w:t>
+            </w:r>
+            <w:r>
+              <w:rPr>
+                <w:sz w:val="20"/>
+                <w:szCs w:val="20"/>
+              </w:rPr>
+              <w:t xml:space="preserve">Say your idea to a partner or quietly to yourself before you write.</w:t>
+            </w:r>
+          </w:p>
+          <w:p>
+            <w:pPr>
+              <w:spacing w:after="60"/>
+            </w:pPr>
+            <w:r>
+              <w:rPr>
+                <w:color w:val="1A2733"/>
+                <w:sz w:val="21"/>
+                <w:szCs w:val="21"/>
+              </w:rPr>
+              <w:t xml:space="preserve">When I move the triangle, I get a ___.</w:t>
+            </w:r>
+            <w:r>
+              <w:rPr>
+                <w:i/>
+                <w:iCs/>
+                <w:color w:val="5F6F80"/>
+                <w:sz w:val="19"/>
+                <w:szCs w:val="19"/>
+              </w:rPr>
+              <w:br/>
+              <w:t xml:space="preserve">Cuando muevo el triángulo, obtengo un ___.</w:t>
+            </w:r>
+          </w:p>
+        </w:tc>
+      </w:tr>
+    </w:tbl>
+    <w:p>
+      <w:pPr>
+        <w:pStyle w:val="Heading2"/>
+        <w:spacing w:after="80" w:before="180"/>
+      </w:pPr>
+      <w:r>
+        <w:rPr>
+          <w:b/>
+          <w:bCs/>
+          <w:color w:val="12355B"/>
+          <w:sz w:val="24"/>
+          <w:szCs w:val="24"/>
+        </w:rPr>
+        <w:t xml:space="preserve">3. Build Your Explanation</w:t>
+      </w:r>
+      <w:r>
+        <w:rPr>
+          <w:i/>
+          <w:iCs/>
+          <w:color w:val="B97A12"/>
+          <w:sz w:val="19"/>
+          <w:szCs w:val="19"/>
+        </w:rPr>
+        <w:t xml:space="preserve">   choose your support</w:t>
+      </w:r>
+    </w:p>
+    <w:tbl>
+      <w:tblPr>
+        <w:tblW w:type="pct" w:w="100%"/>
+        <w:tblBorders>
+          <w:top w:val="single" w:color="BBD0DE" w:sz="8"/>
+          <w:left w:val="single" w:color="BBD0DE" w:sz="8"/>
+          <w:bottom w:val="single" w:color="BBD0DE" w:sz="8"/>
+          <w:right w:val="single" w:color="BBD0DE" w:sz="8"/>
+          <w:insideH w:val="single" w:color="auto" w:sz="4"/>
+          <w:insideV w:val="single" w:color="auto" w:sz="4"/>
+        </w:tblBorders>
+      </w:tblPr>
+      <w:tblGrid>
+        <w:gridCol w:w="100"/>
+      </w:tblGrid>
+      <w:tr>
+        <w:tc>
+          <w:tcPr>
+            <w:shd w:fill="EEF4F8" w:color="auto" w:val="clear"/>
+            <w:tcMar>
+              <w:top w:type="dxa" w:w="120"/>
+              <w:left w:type="dxa" w:w="180"/>
+              <w:bottom w:type="dxa" w:w="120"/>
+              <w:right w:type="dxa" w:w="180"/>
+            </w:tcMar>
+          </w:tcPr>
+          <w:p>
+            <w:pPr>
+              <w:spacing w:after="50"/>
+            </w:pPr>
+            <w:r>
+              <w:rPr>
+                <w:i/>
+                <w:iCs/>
+                <w:color w:val="5F6F80"/>
+                <w:sz w:val="19"/>
+                <w:szCs w:val="19"/>
+              </w:rPr>
+              <w:t xml:space="preserve">This model shows the parts of an explanation. It does not answer your writing question.</w:t>
+            </w:r>
+          </w:p>
+          <w:p>
+            <w:pPr>
+              <w:spacing w:after="80"/>
+            </w:pPr>
+            <w:r>
+              <w:rPr>
+                <w:b/>
+                <w:bCs/>
+                <w:color w:val="12355B"/>
+                <w:sz w:val="19"/>
+                <w:szCs w:val="19"/>
+              </w:rPr>
+              <w:t xml:space="preserve">Claim:  </w:t>
+            </w:r>
+            <w:r>
+              <w:rPr>
+                <w:sz w:val="19"/>
+                <w:szCs w:val="19"/>
+              </w:rPr>
+              <w:t xml:space="preserve">We use the height because it is perpendicular to the base.</w:t>
+            </w:r>
+          </w:p>
+          <w:p>
+            <w:pPr>
+              <w:spacing w:after="80"/>
+            </w:pPr>
+            <w:r>
+              <w:rPr>
+                <w:b/>
+                <w:bCs/>
+                <w:color w:val="12355B"/>
+                <w:sz w:val="19"/>
+                <w:szCs w:val="19"/>
+              </w:rPr>
+              <w:t xml:space="preserve">Evidence:  </w:t>
+            </w:r>
+            <w:r>
+              <w:rPr>
+                <w:sz w:val="19"/>
+                <w:szCs w:val="19"/>
+              </w:rPr>
+              <w:t xml:space="preserve">Students connect 'height' to the perpendicular (straight-up) distance from base to top, and recognize the slanted side is longer and would overstate the area.</w:t>
+            </w:r>
+          </w:p>
+          <w:p>
+            <w:pPr>
+              <w:spacing w:after="80"/>
+            </w:pPr>
+            <w:r>
+              <w:rPr>
+                <w:b/>
+                <w:bCs/>
+                <w:color w:val="12355B"/>
+                <w:sz w:val="19"/>
+                <w:szCs w:val="19"/>
+              </w:rPr>
+              <w:t xml:space="preserve">Reasoning:  </w:t>
+            </w:r>
+            <w:r>
+              <w:rPr>
+                <w:sz w:val="19"/>
+                <w:szCs w:val="19"/>
+              </w:rPr>
+              <w:t xml:space="preserve">This evidence connects the definition of parallelogram to the mathematical claim.</w:t>
+            </w:r>
+          </w:p>
+        </w:tc>
+      </w:tr>
+    </w:tbl>
+    <w:p>
+      <w:pPr>
+        <w:pStyle w:val="Heading2"/>
+        <w:spacing w:after="80" w:before="180"/>
+      </w:pPr>
+      <w:r>
+        <w:rPr>
+          <w:b/>
+          <w:bCs/>
+          <w:color w:val="12355B"/>
+          <w:sz w:val="24"/>
+          <w:szCs w:val="24"/>
+        </w:rPr>
+        <w:t xml:space="preserve">Start</w:t>
+      </w:r>
+      <w:r>
+        <w:rPr>
+          <w:i/>
+          <w:iCs/>
+          <w:color w:val="1FA6A2"/>
+          <w:sz w:val="19"/>
+          <w:szCs w:val="19"/>
+        </w:rPr>
+        <w:t xml:space="preserve">   Most language support</w:t>
+      </w:r>
+    </w:p>
+    <w:p>
+      <w:pPr>
+        <w:spacing w:after="60"/>
+      </w:pPr>
+      <w:r>
+        <w:rPr>
+          <w:color w:val="1A2733"/>
+          <w:sz w:val="21"/>
+          <w:szCs w:val="21"/>
+        </w:rPr>
+        <w:t xml:space="preserve">Complete the frames. Use the word bank.</w:t>
+      </w:r>
+      <w:r>
+        <w:rPr>
+          <w:i/>
+          <w:iCs/>
+          <w:color w:val="5F6F80"/>
+          <w:sz w:val="19"/>
+          <w:szCs w:val="19"/>
+        </w:rPr>
+        <w:br/>
+        <w:t xml:space="preserve">Completa las oraciones. Usa el banco de palabras.</w:t>
+      </w:r>
+    </w:p>
+    <w:p>
+      <w:pPr>
+        <w:spacing w:after="60"/>
+      </w:pPr>
+      <w:r>
+        <w:rPr>
+          <w:color w:val="1A2733"/>
+          <w:sz w:val="21"/>
+          <w:szCs w:val="21"/>
+        </w:rPr>
+        <w:t xml:space="preserve">When I move the triangle, I get a ___.</w:t>
+      </w:r>
+      <w:r>
+        <w:rPr>
+          <w:i/>
+          <w:iCs/>
+          <w:color w:val="5F6F80"/>
+          <w:sz w:val="19"/>
+          <w:szCs w:val="19"/>
+        </w:rPr>
+        <w:br/>
+        <w:t xml:space="preserve">Cuando muevo el triángulo, obtengo un ___.</w:t>
+      </w:r>
+    </w:p>
+    <w:p>
+      <w:pPr>
+        <w:spacing w:after="60"/>
+      </w:pPr>
+      <w:r>
+        <w:rPr>
+          <w:color w:val="1A2733"/>
+          <w:sz w:val="21"/>
+          <w:szCs w:val="21"/>
+        </w:rPr>
+        <w:t xml:space="preserve">Area equals base times ___, so 14 times 9 equals ___.</w:t>
+      </w:r>
+      <w:r>
+        <w:rPr>
+          <w:i/>
+          <w:iCs/>
+          <w:color w:val="5F6F80"/>
+          <w:sz w:val="19"/>
+          <w:szCs w:val="19"/>
+        </w:rPr>
+        <w:br/>
+        <w:t xml:space="preserve">El área es la base por ___, entonces 14 por 9 es ___.</w:t>
+      </w:r>
+    </w:p>
+    <w:tbl>
+      <w:tblPr>
+        <w:tblW w:type="pct" w:w="100%"/>
+        <w:tblBorders>
+          <w:top w:val="single" w:color="C7D2DD" w:sz="6"/>
+          <w:left w:val="single" w:color="C7D2DD" w:sz="6"/>
+          <w:bottom w:val="single" w:color="C7D2DD" w:sz="6"/>
+          <w:right w:val="single" w:color="C7D2DD" w:sz="6"/>
+          <w:insideH w:val="single" w:color="auto" w:sz="4"/>
+          <w:insideV w:val="single" w:color="auto" w:sz="4"/>
+        </w:tblBorders>
+      </w:tblPr>
+      <w:tblGrid>
+        <w:gridCol w:w="100"/>
+      </w:tblGrid>
+      <w:tr>
+        <w:tc>
+          <w:tcPr>
+            <w:shd w:fill="FBF3E2" w:color="auto" w:val="clear"/>
+            <w:tcMar>
+              <w:top w:type="dxa" w:w="60"/>
+              <w:left w:type="dxa" w:w="120"/>
+              <w:bottom w:type="dxa" w:w="60"/>
+              <w:right w:type="dxa" w:w="120"/>
+            </w:tcMar>
+          </w:tcPr>
+          <w:p>
+            <w:pPr>
+              <w:spacing w:after="0" w:line="320"/>
+            </w:pPr>
+            <w:r>
+              <w:t xml:space="preserve"/>
+            </w:r>
+          </w:p>
+          <w:p>
+            <w:pPr>
+              <w:spacing w:after="0" w:line="320"/>
+            </w:pPr>
+            <w:r>
+              <w:t xml:space="preserve"/>
+            </w:r>
+          </w:p>
+          <w:p>
+            <w:pPr>
+              <w:spacing w:after="0" w:line="320"/>
+            </w:pPr>
+            <w:r>
+              <w:t xml:space="preserve"/>
+            </w:r>
+          </w:p>
+        </w:tc>
+      </w:tr>
+    </w:tbl>
+    <w:p>
+      <w:pPr>
+        <w:pStyle w:val="Heading2"/>
+        <w:spacing w:after="80" w:before="180"/>
+      </w:pPr>
+      <w:r>
+        <w:rPr>
+          <w:b/>
+          <w:bCs/>
+          <w:color w:val="12355B"/>
+          <w:sz w:val="24"/>
+          <w:szCs w:val="24"/>
+        </w:rPr>
+        <w:t xml:space="preserve">Build</w:t>
+      </w:r>
+      <w:r>
+        <w:rPr>
+          <w:i/>
+          <w:iCs/>
+          <w:color w:val="B97A12"/>
+          <w:sz w:val="19"/>
+          <w:szCs w:val="19"/>
+        </w:rPr>
+        <w:t xml:space="preserve">   Some language support</w:t>
+      </w:r>
+    </w:p>
+    <w:p>
+      <w:pPr>
+        <w:spacing w:after="60"/>
+      </w:pPr>
+      <w:r>
+        <w:rPr>
+          <w:color w:val="1A2733"/>
+          <w:sz w:val="21"/>
+          <w:szCs w:val="21"/>
+        </w:rPr>
+        <w:t xml:space="preserve">Write two connected sentences. Use because, so, or but.</w:t>
+      </w:r>
+      <w:r>
+        <w:rPr>
+          <w:i/>
+          <w:iCs/>
+          <w:color w:val="5F6F80"/>
+          <w:sz w:val="19"/>
+          <w:szCs w:val="19"/>
+        </w:rPr>
+        <w:br/>
+        <w:t xml:space="preserve">Escribe dos oraciones conectadas. Usa porque, entonces o pero.</w:t>
+      </w:r>
+    </w:p>
+    <w:p>
+      <w:pPr>
+        <w:spacing w:after="60"/>
+      </w:pPr>
+      <w:r>
+        <w:rPr>
+          <w:color w:val="1A2733"/>
+          <w:sz w:val="21"/>
+          <w:szCs w:val="21"/>
+        </w:rPr>
+        <w:t xml:space="preserve">My claim is ___.</w:t>
+      </w:r>
+      <w:r>
+        <w:rPr>
+          <w:i/>
+          <w:iCs/>
+          <w:color w:val="5F6F80"/>
+          <w:sz w:val="19"/>
+          <w:szCs w:val="19"/>
+        </w:rPr>
+        <w:br/>
+        <w:t xml:space="preserve">Mi afirmación es ___.</w:t>
+      </w:r>
+    </w:p>
+    <w:p>
+      <w:pPr>
+        <w:spacing w:after="60"/>
+      </w:pPr>
+      <w:r>
+        <w:rPr>
+          <w:color w:val="1A2733"/>
+          <w:sz w:val="21"/>
+          <w:szCs w:val="21"/>
+        </w:rPr>
+        <w:t xml:space="preserve">I know because ___.</w:t>
+      </w:r>
+      <w:r>
+        <w:rPr>
+          <w:i/>
+          <w:iCs/>
+          <w:color w:val="5F6F80"/>
+          <w:sz w:val="19"/>
+          <w:szCs w:val="19"/>
+        </w:rPr>
+        <w:br/>
+        <w:t xml:space="preserve">Lo sé porque ___.</w:t>
+      </w:r>
+    </w:p>
+    <w:p>
+      <w:pPr>
+        <w:spacing w:after="60"/>
+      </w:pPr>
+      <w:r>
+        <w:rPr>
+          <w:color w:val="1A2733"/>
+          <w:sz w:val="21"/>
+          <w:szCs w:val="21"/>
+        </w:rPr>
+        <w:t xml:space="preserve">So ___.</w:t>
+      </w:r>
+      <w:r>
+        <w:rPr>
+          <w:i/>
+          <w:iCs/>
+          <w:color w:val="5F6F80"/>
+          <w:sz w:val="19"/>
+          <w:szCs w:val="19"/>
+        </w:rPr>
+        <w:br/>
+        <w:t xml:space="preserve">Entonces ___.</w:t>
+      </w:r>
+    </w:p>
+    <w:tbl>
+      <w:tblPr>
+        <w:tblW w:type="pct" w:w="100%"/>
+        <w:tblBorders>
+          <w:top w:val="single" w:color="C7D2DD" w:sz="6"/>
+          <w:left w:val="single" w:color="C7D2DD" w:sz="6"/>
+          <w:bottom w:val="single" w:color="C7D2DD" w:sz="6"/>
+          <w:right w:val="single" w:color="C7D2DD" w:sz="6"/>
+          <w:insideH w:val="single" w:color="auto" w:sz="4"/>
+          <w:insideV w:val="single" w:color="auto" w:sz="4"/>
+        </w:tblBorders>
+      </w:tblPr>
+      <w:tblGrid>
+        <w:gridCol w:w="100"/>
+      </w:tblGrid>
+      <w:tr>
+        <w:tc>
+          <w:tcPr>
+            <w:shd w:fill="FBF3E2" w:color="auto" w:val="clear"/>
+            <w:tcMar>
+              <w:top w:type="dxa" w:w="60"/>
+              <w:left w:type="dxa" w:w="120"/>
+              <w:bottom w:type="dxa" w:w="60"/>
+              <w:right w:type="dxa" w:w="120"/>
+            </w:tcMar>
+          </w:tcPr>
+          <w:p>
+            <w:pPr>
+              <w:spacing w:after="0" w:line="320"/>
+            </w:pPr>
+            <w:r>
+              <w:t xml:space="preserve"/>
+            </w:r>
+          </w:p>
+          <w:p>
+            <w:pPr>
+              <w:spacing w:after="0" w:line="320"/>
+            </w:pPr>
+            <w:r>
+              <w:t xml:space="preserve"/>
+            </w:r>
+          </w:p>
+          <w:p>
+            <w:pPr>
+              <w:spacing w:after="0" w:line="320"/>
+            </w:pPr>
+            <w:r>
+              <w:t xml:space="preserve"/>
+            </w:r>
+          </w:p>
+        </w:tc>
+      </w:tr>
+    </w:tbl>
+    <w:p>
+      <w:pPr>
+        <w:pStyle w:val="Heading2"/>
+        <w:spacing w:after="80" w:before="180"/>
+      </w:pPr>
+      <w:r>
+        <w:rPr>
+          <w:b/>
+          <w:bCs/>
+          <w:color w:val="12355B"/>
+          <w:sz w:val="24"/>
+          <w:szCs w:val="24"/>
+        </w:rPr>
+        <w:t xml:space="preserve">Explain</w:t>
+      </w:r>
+      <w:r>
+        <w:rPr>
+          <w:i/>
+          <w:iCs/>
+          <w:color w:val="B97A12"/>
+          <w:sz w:val="19"/>
+          <w:szCs w:val="19"/>
+        </w:rPr>
+        <w:t xml:space="preserve">   Light language support</w:t>
+      </w:r>
+    </w:p>
+    <w:p>
+      <w:pPr>
+        <w:spacing w:after="60"/>
+      </w:pPr>
+      <w:r>
+        <w:rPr>
+          <w:color w:val="1A2733"/>
+          <w:sz w:val="21"/>
+          <w:szCs w:val="21"/>
+        </w:rPr>
+        <w:t xml:space="preserve">Write a claim, give math evidence, and explain your reasoning.</w:t>
+      </w:r>
+      <w:r>
+        <w:rPr>
+          <w:i/>
+          <w:iCs/>
+          <w:color w:val="5F6F80"/>
+          <w:sz w:val="19"/>
+          <w:szCs w:val="19"/>
+        </w:rPr>
+        <w:br/>
+        <w:t xml:space="preserve">Escribe una afirmación, da evidencia matemática y explica tu razonamiento.</w:t>
+      </w:r>
+    </w:p>
+    <w:p>
+      <w:pPr>
+        <w:spacing w:after="60"/>
+      </w:pPr>
+      <w:r>
+        <w:rPr>
+          <w:color w:val="1A2733"/>
+          <w:sz w:val="21"/>
+          <w:szCs w:val="21"/>
+        </w:rPr>
+        <w:t xml:space="preserve">My claim is ___.</w:t>
+      </w:r>
+      <w:r>
+        <w:rPr>
+          <w:i/>
+          <w:iCs/>
+          <w:color w:val="5F6F80"/>
+          <w:sz w:val="19"/>
+          <w:szCs w:val="19"/>
+        </w:rPr>
+        <w:br/>
+        <w:t xml:space="preserve">Mi afirmación es ___.</w:t>
+      </w:r>
+    </w:p>
+    <w:p>
+      <w:pPr>
+        <w:spacing w:after="60"/>
+      </w:pPr>
+      <w:r>
+        <w:rPr>
+          <w:color w:val="1A2733"/>
+          <w:sz w:val="21"/>
+          <w:szCs w:val="21"/>
+        </w:rPr>
+        <w:t xml:space="preserve">My math evidence is ___.</w:t>
+      </w:r>
+      <w:r>
+        <w:rPr>
+          <w:i/>
+          <w:iCs/>
+          <w:color w:val="5F6F80"/>
+          <w:sz w:val="19"/>
+          <w:szCs w:val="19"/>
+        </w:rPr>
+        <w:br/>
+        <w:t xml:space="preserve">Mi evidencia matemática es ___.</w:t>
+      </w:r>
+    </w:p>
+    <w:p>
+      <w:pPr>
+        <w:spacing w:after="60"/>
+      </w:pPr>
+      <w:r>
+        <w:rPr>
+          <w:color w:val="1A2733"/>
+          <w:sz w:val="21"/>
+          <w:szCs w:val="21"/>
+        </w:rPr>
+        <w:t xml:space="preserve">This proves ___ because ___.</w:t>
+      </w:r>
+      <w:r>
+        <w:rPr>
+          <w:i/>
+          <w:iCs/>
+          <w:color w:val="5F6F80"/>
+          <w:sz w:val="19"/>
+          <w:szCs w:val="19"/>
+        </w:rPr>
+        <w:br/>
+        <w:t xml:space="preserve">Esto demuestra ___ porque ___.</w:t>
+      </w:r>
+    </w:p>
+    <w:tbl>
+      <w:tblPr>
+        <w:tblW w:type="pct" w:w="100%"/>
+        <w:tblBorders>
+          <w:top w:val="single" w:color="C7D2DD" w:sz="6"/>
+          <w:left w:val="single" w:color="C7D2DD" w:sz="6"/>
+          <w:bottom w:val="single" w:color="C7D2DD" w:sz="6"/>
+          <w:right w:val="single" w:color="C7D2DD" w:sz="6"/>
+          <w:insideH w:val="single" w:color="auto" w:sz="4"/>
+          <w:insideV w:val="single" w:color="auto" w:sz="4"/>
+        </w:tblBorders>
+      </w:tblPr>
+      <w:tblGrid>
+        <w:gridCol w:w="100"/>
+      </w:tblGrid>
+      <w:tr>
+        <w:tc>
+          <w:tcPr>
+            <w:shd w:fill="FBF3E2" w:color="auto" w:val="clear"/>
+            <w:tcMar>
+              <w:top w:type="dxa" w:w="60"/>
+              <w:left w:type="dxa" w:w="120"/>
+              <w:bottom w:type="dxa" w:w="60"/>
+              <w:right w:type="dxa" w:w="120"/>
+            </w:tcMar>
+          </w:tcPr>
+          <w:p>
+            <w:pPr>
+              <w:spacing w:after="0" w:line="320"/>
+            </w:pPr>
+            <w:r>
+              <w:t xml:space="preserve"/>
+            </w:r>
+          </w:p>
+          <w:p>
+            <w:pPr>
+              <w:spacing w:after="0" w:line="320"/>
+            </w:pPr>
+            <w:r>
+              <w:t xml:space="preserve"/>
+            </w:r>
+          </w:p>
+          <w:p>
+            <w:pPr>
+              <w:spacing w:after="0" w:line="320"/>
+            </w:pPr>
+            <w:r>
+              <w:t xml:space="preserve"/>
+            </w:r>
+          </w:p>
+          <w:p>
+            <w:pPr>
+              <w:spacing w:after="0" w:line="320"/>
+            </w:pPr>
+            <w:r>
+              <w:t xml:space="preserve"/>
+            </w:r>
+          </w:p>
+          <w:p>
+            <w:pPr>
+              <w:spacing w:after="0" w:line="320"/>
+            </w:pPr>
+            <w:r>
+              <w:t xml:space="preserve"/>
+            </w:r>
+          </w:p>
+        </w:tc>
+      </w:tr>
+    </w:tbl>
+    <w:p>
+      <w:pPr>
+        <w:pStyle w:val="Heading2"/>
+        <w:spacing w:after="80" w:before="180"/>
+      </w:pPr>
+      <w:r>
+        <w:rPr>
+          <w:b/>
+          <w:bCs/>
+          <w:color w:val="12355B"/>
+          <w:sz w:val="24"/>
+          <w:szCs w:val="24"/>
+        </w:rPr>
+        <w:t xml:space="preserve">4. Check Your Explanation</w:t>
+      </w:r>
+      <w:r>
+        <w:rPr>
+          <w:i/>
+          <w:iCs/>
+          <w:color w:val="1FA6A2"/>
+          <w:sz w:val="19"/>
+          <w:szCs w:val="19"/>
+        </w:rPr>
+        <w:t xml:space="preserve">   five quick checks</w:t>
+      </w:r>
+    </w:p>
+    <w:p>
+      <w:pPr>
+        <w:spacing w:after="80"/>
+      </w:pPr>
+      <w:r>
+        <w:rPr>
+          <w:b/>
+          <w:bCs/>
+          <w:color w:val="1FA6A2"/>
+          <w:sz w:val="22"/>
+          <w:szCs w:val="22"/>
+        </w:rPr>
+        <w:t xml:space="preserve">☐  </w:t>
+      </w:r>
+      <w:r>
+        <w:rPr>
+          <w:sz w:val="20"/>
+          <w:szCs w:val="20"/>
+        </w:rPr>
+        <w:t xml:space="preserve">I answered the question.</w:t>
+      </w:r>
+      <w:r>
+        <w:rPr>
+          <w:i/>
+          <w:iCs/>
+          <w:color w:val="5F6F80"/>
+          <w:sz w:val="18"/>
+          <w:szCs w:val="18"/>
+        </w:rPr>
+        <w:br/>
+        <w:t xml:space="preserve">Respondí la pregunta.</w:t>
+      </w:r>
+    </w:p>
+    <w:p>
+      <w:pPr>
+        <w:spacing w:after="80"/>
+      </w:pPr>
+      <w:r>
+        <w:rPr>
+          <w:b/>
+          <w:bCs/>
+          <w:color w:val="1FA6A2"/>
+          <w:sz w:val="22"/>
+          <w:szCs w:val="22"/>
+        </w:rPr>
+        <w:t xml:space="preserve">☐  </w:t>
+      </w:r>
+      <w:r>
+        <w:rPr>
+          <w:sz w:val="20"/>
+          <w:szCs w:val="20"/>
+        </w:rPr>
+        <w:t xml:space="preserve">I used math evidence: numbers, an equation, a model, or a comparison.</w:t>
+      </w:r>
+      <w:r>
+        <w:rPr>
+          <w:i/>
+          <w:iCs/>
+          <w:color w:val="5F6F80"/>
+          <w:sz w:val="18"/>
+          <w:szCs w:val="18"/>
+        </w:rPr>
+        <w:br/>
+        <w:t xml:space="preserve">Usé evidencia matemática: números, una ecuación, un modelo o una comparación.</w:t>
+      </w:r>
+    </w:p>
+    <w:p>
+      <w:pPr>
+        <w:spacing w:after="80"/>
+      </w:pPr>
+      <w:r>
+        <w:rPr>
+          <w:b/>
+          <w:bCs/>
+          <w:color w:val="1FA6A2"/>
+          <w:sz w:val="22"/>
+          <w:szCs w:val="22"/>
+        </w:rPr>
+        <w:t xml:space="preserve">☐  </w:t>
+      </w:r>
+      <w:r>
+        <w:rPr>
+          <w:sz w:val="20"/>
+          <w:szCs w:val="20"/>
+        </w:rPr>
+        <w:t xml:space="preserve">I explained how the evidence proves my answer.</w:t>
+      </w:r>
+      <w:r>
+        <w:rPr>
+          <w:i/>
+          <w:iCs/>
+          <w:color w:val="5F6F80"/>
+          <w:sz w:val="18"/>
+          <w:szCs w:val="18"/>
+        </w:rPr>
+        <w:br/>
+        <w:t xml:space="preserve">Expliqué cómo la evidencia demuestra mi respuesta.</w:t>
+      </w:r>
+    </w:p>
+    <w:p>
+      <w:pPr>
+        <w:spacing w:after="80"/>
+      </w:pPr>
+      <w:r>
+        <w:rPr>
+          <w:b/>
+          <w:bCs/>
+          <w:color w:val="1FA6A2"/>
+          <w:sz w:val="22"/>
+          <w:szCs w:val="22"/>
+        </w:rPr>
+        <w:t xml:space="preserve">☐  </w:t>
+      </w:r>
+      <w:r>
+        <w:rPr>
+          <w:sz w:val="20"/>
+          <w:szCs w:val="20"/>
+        </w:rPr>
+        <w:t xml:space="preserve">I used at least two math words.</w:t>
+      </w:r>
+      <w:r>
+        <w:rPr>
+          <w:i/>
+          <w:iCs/>
+          <w:color w:val="5F6F80"/>
+          <w:sz w:val="18"/>
+          <w:szCs w:val="18"/>
+        </w:rPr>
+        <w:br/>
+        <w:t xml:space="preserve">Usé por lo menos dos palabras matemáticas.</w:t>
+      </w:r>
+    </w:p>
+    <w:p>
+      <w:pPr>
+        <w:spacing w:after="80"/>
+      </w:pPr>
+      <w:r>
+        <w:rPr>
+          <w:b/>
+          <w:bCs/>
+          <w:color w:val="1FA6A2"/>
+          <w:sz w:val="22"/>
+          <w:szCs w:val="22"/>
+        </w:rPr>
+        <w:t xml:space="preserve">☐  </w:t>
+      </w:r>
+      <w:r>
+        <w:rPr>
+          <w:sz w:val="20"/>
+          <w:szCs w:val="20"/>
+        </w:rPr>
+        <w:t xml:space="preserve">I reread complete sentences and punctuation.</w:t>
+      </w:r>
+      <w:r>
+        <w:rPr>
+          <w:i/>
+          <w:iCs/>
+          <w:color w:val="5F6F80"/>
+          <w:sz w:val="18"/>
+          <w:szCs w:val="18"/>
+        </w:rPr>
+        <w:br/>
+        <w:t xml:space="preserve">Volví a leer mis oraciones completas y la puntuación.</w:t>
       </w:r>
     </w:p>
     <w:p>

--- a/lessons/5-1/downloads/5-1-notes.docx
+++ b/lessons/5-1/downloads/5-1-notes.docx
@@ -30,7 +30,7 @@
           <w:sz w:val="44"/>
           <w:szCs w:val="44"/>
         </w:rPr>
-        <w:t xml:space="preserve">Area of Parallelograms</w:t>
+        <w:t xml:space="preserve">Determine the Area of Parallelograms and Rhombuses</w:t>
       </w:r>
     </w:p>
     <w:p>
@@ -351,7 +351,7 @@
                 <w:sz w:val="24"/>
                 <w:szCs w:val="24"/>
               </w:rPr>
-              <w:t xml:space="preserve">Parallelogram</w:t>
+              <w:t xml:space="preserve">Area of Parallelograms</w:t>
             </w:r>
             <w:r>
               <w:rPr>
@@ -361,7 +361,7 @@
                 <w:sz w:val="19"/>
                 <w:szCs w:val="19"/>
               </w:rPr>
-              <w:t xml:space="preserve">   Paralelogramo</w:t>
+              <w:t xml:space="preserve">   Área de paralelogramos</w:t>
             </w:r>
           </w:p>
           <w:p>
@@ -373,7 +373,7 @@
                 <w:sz w:val="21"/>
                 <w:szCs w:val="21"/>
               </w:rPr>
-              <w:t xml:space="preserve">A four-sided shape with two pairs of parallel sides.</w:t>
+              <w:t xml:space="preserve">The space inside a parallelogram. Formula: A = b × h, using the perpendicular height.</w:t>
             </w:r>
           </w:p>
           <w:p>
@@ -398,7 +398,7 @@
                 <w:sz w:val="18"/>
                 <w:szCs w:val="18"/>
               </w:rPr>
-              <w:t xml:space="preserve">Think of a leaning door — the top and bottom are parallel, and the two sides are parallel, like a slanted rectangle</w:t>
+              <w:t xml:space="preserve">A = b × h; if b = 10 cm and h = 6 cm, A = 60 cm².</w:t>
             </w:r>
           </w:p>
         </w:tc>
@@ -505,7 +505,7 @@
                 <w:sz w:val="24"/>
                 <w:szCs w:val="24"/>
               </w:rPr>
-              <w:t xml:space="preserve">Base</w:t>
+              <w:t xml:space="preserve">Slanted side</w:t>
             </w:r>
             <w:r>
               <w:rPr>
@@ -515,7 +515,7 @@
                 <w:sz w:val="19"/>
                 <w:szCs w:val="19"/>
               </w:rPr>
-              <w:t xml:space="preserve">   Base</w:t>
+              <w:t xml:space="preserve">   Lado inclinado</w:t>
             </w:r>
           </w:p>
           <w:p>
@@ -527,7 +527,7 @@
                 <w:sz w:val="21"/>
                 <w:szCs w:val="21"/>
               </w:rPr>
-              <w:t xml:space="preserve">A side of the shape you use to find the area.</w:t>
+              <w:t xml:space="preserve">A side that leans instead of going straight up and down. It is not the perpendicular height.</w:t>
             </w:r>
           </w:p>
           <w:p>
@@ -552,7 +552,7 @@
                 <w:sz w:val="18"/>
                 <w:szCs w:val="18"/>
               </w:rPr>
-              <w:t xml:space="preserve">If the bottom of a parallelogram is 10 cm, then b = 10 cm in the formula A = b × h</w:t>
+              <w:t xml:space="preserve">In a leaning parallelogram, use the dashed 90° height—not the slanted side—in A = b × h.</w:t>
             </w:r>
           </w:p>
         </w:tc>
@@ -659,7 +659,7 @@
                 <w:sz w:val="24"/>
                 <w:szCs w:val="24"/>
               </w:rPr>
-              <w:t xml:space="preserve">Height</w:t>
+              <w:t xml:space="preserve">Parallelogram</w:t>
             </w:r>
             <w:r>
               <w:rPr>
@@ -669,7 +669,7 @@
                 <w:sz w:val="19"/>
                 <w:szCs w:val="19"/>
               </w:rPr>
-              <w:t xml:space="preserve">   Altura</w:t>
+              <w:t xml:space="preserve">   Paralelogramo</w:t>
             </w:r>
           </w:p>
           <w:p>
@@ -681,7 +681,7 @@
                 <w:sz w:val="21"/>
                 <w:szCs w:val="21"/>
               </w:rPr>
-              <w:t xml:space="preserve">The straight-up distance from the base to the top.</w:t>
+              <w:t xml:space="preserve">A four-sided shape with two pairs of parallel sides.</w:t>
             </w:r>
           </w:p>
           <w:p>
@@ -706,7 +706,7 @@
                 <w:sz w:val="18"/>
                 <w:szCs w:val="18"/>
               </w:rPr>
-              <w:t xml:space="preserve">A dashed vertical line from the top side straight down to the base, forming a 90° angle — NOT the slanted side</w:t>
+              <w:t xml:space="preserve">Think of a leaning door — the top and bottom are parallel, and the two sides are parallel, like a slanted rectangle</w:t>
             </w:r>
           </w:p>
         </w:tc>
@@ -813,7 +813,7 @@
                 <w:sz w:val="24"/>
                 <w:szCs w:val="24"/>
               </w:rPr>
-              <w:t xml:space="preserve">Area</w:t>
+              <w:t xml:space="preserve">Parallel</w:t>
             </w:r>
             <w:r>
               <w:rPr>
@@ -823,7 +823,7 @@
                 <w:sz w:val="19"/>
                 <w:szCs w:val="19"/>
               </w:rPr>
-              <w:t xml:space="preserve">   Área</w:t>
+              <w:t xml:space="preserve">   Paralelas</w:t>
             </w:r>
           </w:p>
           <w:p>
@@ -835,7 +835,7 @@
                 <w:sz w:val="21"/>
                 <w:szCs w:val="21"/>
               </w:rPr>
-              <w:t xml:space="preserve">How much space is inside a flat shape.</w:t>
+              <w:t xml:space="preserve">Two lines or sides that stay the same distance apart and never meet.</w:t>
             </w:r>
           </w:p>
           <w:p>
@@ -860,7 +860,7 @@
                 <w:sz w:val="18"/>
                 <w:szCs w:val="18"/>
               </w:rPr>
-              <w:t xml:space="preserve">A 3 cm × 4 cm rectangle covers 12 square centimeters — imagine 12 tiny 1×1 squares inside it</w:t>
+              <w:t xml:space="preserve">The top and bottom of a parallelogram never get closer together — matching arrowheads (›) mark one parallel pair, double arrowheads (››) mark the other.</w:t>
             </w:r>
           </w:p>
         </w:tc>
@@ -967,7 +967,7 @@
                 <w:sz w:val="24"/>
                 <w:szCs w:val="24"/>
               </w:rPr>
-              <w:t xml:space="preserve">Composite figure</w:t>
+              <w:t xml:space="preserve">Base</w:t>
             </w:r>
             <w:r>
               <w:rPr>
@@ -977,7 +977,7 @@
                 <w:sz w:val="19"/>
                 <w:szCs w:val="19"/>
               </w:rPr>
-              <w:t xml:space="preserve">   Figura compuesta</w:t>
+              <w:t xml:space="preserve">   Base</w:t>
             </w:r>
           </w:p>
           <w:p>
@@ -989,7 +989,7 @@
                 <w:sz w:val="21"/>
                 <w:szCs w:val="21"/>
               </w:rPr>
-              <w:t xml:space="preserve">A shape made by putting two or more simple shapes together.</w:t>
+              <w:t xml:space="preserve">Any side of a parallelogram can be the base. Once you pick a base, the height must be measured perpendicular (at a 90° angle) to it.</w:t>
             </w:r>
           </w:p>
           <w:p>
@@ -1014,7 +1014,7 @@
                 <w:sz w:val="18"/>
                 <w:szCs w:val="18"/>
               </w:rPr>
-              <w:t xml:space="preserve">An L-shaped room = a 10×8 rectangle joined to a 4×5 rectangle; total area = 80 + 20 = 100 sq ft</w:t>
+              <w:t xml:space="preserve">Any side can be the base: choose the 10 cm side and b = 10 cm, then draw the height at 90° to that side in A = b × h</w:t>
             </w:r>
           </w:p>
         </w:tc>
@@ -1121,6 +1121,622 @@
                 <w:sz w:val="24"/>
                 <w:szCs w:val="24"/>
               </w:rPr>
+              <w:t xml:space="preserve">Height</w:t>
+            </w:r>
+            <w:r>
+              <w:rPr>
+                <w:i/>
+                <w:iCs/>
+                <w:color w:val="5F6F80"/>
+                <w:sz w:val="19"/>
+                <w:szCs w:val="19"/>
+              </w:rPr>
+              <w:t xml:space="preserve">   Altura</w:t>
+            </w:r>
+          </w:p>
+          <w:p>
+            <w:pPr>
+              <w:spacing w:after="40"/>
+            </w:pPr>
+            <w:r>
+              <w:rPr>
+                <w:sz w:val="21"/>
+                <w:szCs w:val="21"/>
+              </w:rPr>
+              <w:t xml:space="preserve">The straight-up distance from the base to the top.</w:t>
+            </w:r>
+          </w:p>
+          <w:p>
+            <w:pPr>
+              <w:spacing w:after="0"/>
+            </w:pPr>
+            <w:r>
+              <w:rPr>
+                <w:b/>
+                <w:bCs/>
+                <w:color w:val="1FA6A2"/>
+                <w:sz w:val="18"/>
+                <w:szCs w:val="18"/>
+              </w:rPr>
+              <w:t xml:space="preserve">Example:  </w:t>
+            </w:r>
+            <w:r>
+              <w:rPr>
+                <w:i/>
+                <w:iCs/>
+                <w:color w:val="5F6F80"/>
+                <w:sz w:val="18"/>
+                <w:szCs w:val="18"/>
+              </w:rPr>
+              <w:t xml:space="preserve">A dashed vertical line from the top side straight down to the base, forming a 90° angle — NOT the slanted side</w:t>
+            </w:r>
+          </w:p>
+        </w:tc>
+      </w:tr>
+    </w:tbl>
+    <w:tbl>
+      <w:tblPr>
+        <w:tblW w:type="pct" w:w="100%"/>
+        <w:tblBorders>
+          <w:top w:val="none" w:color="FFFFFF" w:sz="0"/>
+          <w:left w:val="none" w:color="FFFFFF" w:sz="0"/>
+          <w:bottom w:val="single" w:color="C7D2DD" w:sz="4"/>
+          <w:right w:val="none" w:color="FFFFFF" w:sz="0"/>
+          <w:insideH w:val="none" w:color="FFFFFF" w:sz="0"/>
+          <w:insideV w:val="none" w:color="FFFFFF" w:sz="0"/>
+        </w:tblBorders>
+      </w:tblPr>
+      <w:tblGrid>
+        <w:gridCol w:w="1800"/>
+        <w:gridCol w:w="7560"/>
+      </w:tblGrid>
+      <w:tr>
+        <w:trPr>
+          <w:cantSplit/>
+        </w:trPr>
+        <w:tc>
+          <w:tcPr>
+            <w:tcW w:type="dxa" w:w="1800"/>
+            <w:tcMar>
+              <w:top w:type="dxa" w:w="100"/>
+              <w:left w:type="dxa" w:w="40"/>
+              <w:bottom w:type="dxa" w:w="100"/>
+              <w:right w:type="dxa" w:w="120"/>
+            </w:tcMar>
+            <w:vAlign w:val="center"/>
+          </w:tcPr>
+          <w:p>
+            <w:pPr>
+              <w:spacing w:after="0"/>
+              <w:jc w:val="center"/>
+            </w:pPr>
+            <w:r>
+              <w:drawing>
+                <wp:inline distT="0" distB="0" distL="0" distR="0">
+                  <wp:extent cx="1047750" cy="790575"/>
+                  <wp:effectExtent t="0" r="0" b="0" l="0"/>
+                  <wp:docPr id="1" name="" descr="" title=""/>
+                  <wp:cNvGraphicFramePr>
+                    <a:graphicFrameLocks xmlns:a="http://schemas.openxmlformats.org/drawingml/2006/main" noChangeAspect="1"/>
+                  </wp:cNvGraphicFramePr>
+                  <a:graphic xmlns:a="http://schemas.openxmlformats.org/drawingml/2006/main">
+                    <a:graphicData uri="http://schemas.openxmlformats.org/drawingml/2006/picture">
+                      <pic:pic xmlns:pic="http://schemas.openxmlformats.org/drawingml/2006/picture">
+                        <pic:nvPicPr>
+                          <pic:cNvPr id="0" name="" descr=""/>
+                          <pic:cNvPicPr>
+                            <a:picLocks noChangeAspect="1" noChangeArrowheads="1"/>
+                          </pic:cNvPicPr>
+                        </pic:nvPicPr>
+                        <pic:blipFill>
+                          <a:blip r:embed="rId15" cstate="none"/>
+                          <a:srcRect/>
+                          <a:stretch>
+                            <a:fillRect/>
+                          </a:stretch>
+                        </pic:blipFill>
+                        <pic:spPr bwMode="auto">
+                          <a:xfrm>
+                            <a:off x="0" y="0"/>
+                            <a:ext cx="1047750" cy="790575"/>
+                          </a:xfrm>
+                          <a:prstGeom prst="rect">
+                            <a:avLst/>
+                          </a:prstGeom>
+                        </pic:spPr>
+                      </pic:pic>
+                    </a:graphicData>
+                  </a:graphic>
+                </wp:inline>
+              </w:drawing>
+            </w:r>
+          </w:p>
+        </w:tc>
+        <w:tc>
+          <w:tcPr>
+            <w:tcW w:type="dxa" w:w="7560"/>
+            <w:tcMar>
+              <w:top w:type="dxa" w:w="100"/>
+              <w:left w:type="dxa" w:w="40"/>
+              <w:bottom w:type="dxa" w:w="100"/>
+              <w:right w:type="dxa" w:w="40"/>
+            </w:tcMar>
+            <w:vAlign w:val="center"/>
+          </w:tcPr>
+          <w:p>
+            <w:pPr>
+              <w:spacing w:after="50"/>
+            </w:pPr>
+            <w:r>
+              <w:rPr>
+                <w:b/>
+                <w:bCs/>
+                <w:color w:val="12355B"/>
+                <w:sz w:val="24"/>
+                <w:szCs w:val="24"/>
+              </w:rPr>
+              <w:t xml:space="preserve">Perpendicular</w:t>
+            </w:r>
+            <w:r>
+              <w:rPr>
+                <w:i/>
+                <w:iCs/>
+                <w:color w:val="5F6F80"/>
+                <w:sz w:val="19"/>
+                <w:szCs w:val="19"/>
+              </w:rPr>
+              <w:t xml:space="preserve">   Perpendicular</w:t>
+            </w:r>
+          </w:p>
+          <w:p>
+            <w:pPr>
+              <w:spacing w:after="40"/>
+            </w:pPr>
+            <w:r>
+              <w:rPr>
+                <w:sz w:val="21"/>
+                <w:szCs w:val="21"/>
+              </w:rPr>
+              <w:t xml:space="preserve">Two lines that meet to make a square corner (90 degrees).</w:t>
+            </w:r>
+          </w:p>
+          <w:p>
+            <w:pPr>
+              <w:spacing w:after="0"/>
+            </w:pPr>
+            <w:r>
+              <w:rPr>
+                <w:b/>
+                <w:bCs/>
+                <w:color w:val="1FA6A2"/>
+                <w:sz w:val="18"/>
+                <w:szCs w:val="18"/>
+              </w:rPr>
+              <w:t xml:space="preserve">Example:  </w:t>
+            </w:r>
+            <w:r>
+              <w:rPr>
+                <w:i/>
+                <w:iCs/>
+                <w:color w:val="5F6F80"/>
+                <w:sz w:val="18"/>
+                <w:szCs w:val="18"/>
+              </w:rPr>
+              <w:t xml:space="preserve">The dashed height meets the base at a square corner — the small 90° box is what makes it perpendicular, not slanted.</w:t>
+            </w:r>
+          </w:p>
+        </w:tc>
+      </w:tr>
+    </w:tbl>
+    <w:tbl>
+      <w:tblPr>
+        <w:tblW w:type="pct" w:w="100%"/>
+        <w:tblBorders>
+          <w:top w:val="none" w:color="FFFFFF" w:sz="0"/>
+          <w:left w:val="none" w:color="FFFFFF" w:sz="0"/>
+          <w:bottom w:val="single" w:color="C7D2DD" w:sz="4"/>
+          <w:right w:val="none" w:color="FFFFFF" w:sz="0"/>
+          <w:insideH w:val="none" w:color="FFFFFF" w:sz="0"/>
+          <w:insideV w:val="none" w:color="FFFFFF" w:sz="0"/>
+        </w:tblBorders>
+      </w:tblPr>
+      <w:tblGrid>
+        <w:gridCol w:w="1800"/>
+        <w:gridCol w:w="7560"/>
+      </w:tblGrid>
+      <w:tr>
+        <w:trPr>
+          <w:cantSplit/>
+        </w:trPr>
+        <w:tc>
+          <w:tcPr>
+            <w:tcW w:type="dxa" w:w="1800"/>
+            <w:tcMar>
+              <w:top w:type="dxa" w:w="100"/>
+              <w:left w:type="dxa" w:w="40"/>
+              <w:bottom w:type="dxa" w:w="100"/>
+              <w:right w:type="dxa" w:w="120"/>
+            </w:tcMar>
+            <w:vAlign w:val="center"/>
+          </w:tcPr>
+          <w:p>
+            <w:pPr>
+              <w:spacing w:after="0"/>
+              <w:jc w:val="center"/>
+            </w:pPr>
+            <w:r>
+              <w:drawing>
+                <wp:inline distT="0" distB="0" distL="0" distR="0">
+                  <wp:extent cx="1047750" cy="790575"/>
+                  <wp:effectExtent t="0" r="0" b="0" l="0"/>
+                  <wp:docPr id="1" name="" descr="" title=""/>
+                  <wp:cNvGraphicFramePr>
+                    <a:graphicFrameLocks xmlns:a="http://schemas.openxmlformats.org/drawingml/2006/main" noChangeAspect="1"/>
+                  </wp:cNvGraphicFramePr>
+                  <a:graphic xmlns:a="http://schemas.openxmlformats.org/drawingml/2006/main">
+                    <a:graphicData uri="http://schemas.openxmlformats.org/drawingml/2006/picture">
+                      <pic:pic xmlns:pic="http://schemas.openxmlformats.org/drawingml/2006/picture">
+                        <pic:nvPicPr>
+                          <pic:cNvPr id="0" name="" descr=""/>
+                          <pic:cNvPicPr>
+                            <a:picLocks noChangeAspect="1" noChangeArrowheads="1"/>
+                          </pic:cNvPicPr>
+                        </pic:nvPicPr>
+                        <pic:blipFill>
+                          <a:blip r:embed="rId16" cstate="none"/>
+                          <a:srcRect/>
+                          <a:stretch>
+                            <a:fillRect/>
+                          </a:stretch>
+                        </pic:blipFill>
+                        <pic:spPr bwMode="auto">
+                          <a:xfrm>
+                            <a:off x="0" y="0"/>
+                            <a:ext cx="1047750" cy="790575"/>
+                          </a:xfrm>
+                          <a:prstGeom prst="rect">
+                            <a:avLst/>
+                          </a:prstGeom>
+                        </pic:spPr>
+                      </pic:pic>
+                    </a:graphicData>
+                  </a:graphic>
+                </wp:inline>
+              </w:drawing>
+            </w:r>
+          </w:p>
+        </w:tc>
+        <w:tc>
+          <w:tcPr>
+            <w:tcW w:type="dxa" w:w="7560"/>
+            <w:tcMar>
+              <w:top w:type="dxa" w:w="100"/>
+              <w:left w:type="dxa" w:w="40"/>
+              <w:bottom w:type="dxa" w:w="100"/>
+              <w:right w:type="dxa" w:w="40"/>
+            </w:tcMar>
+            <w:vAlign w:val="center"/>
+          </w:tcPr>
+          <w:p>
+            <w:pPr>
+              <w:spacing w:after="50"/>
+            </w:pPr>
+            <w:r>
+              <w:rPr>
+                <w:b/>
+                <w:bCs/>
+                <w:color w:val="12355B"/>
+                <w:sz w:val="24"/>
+                <w:szCs w:val="24"/>
+              </w:rPr>
+              <w:t xml:space="preserve">Area</w:t>
+            </w:r>
+            <w:r>
+              <w:rPr>
+                <w:i/>
+                <w:iCs/>
+                <w:color w:val="5F6F80"/>
+                <w:sz w:val="19"/>
+                <w:szCs w:val="19"/>
+              </w:rPr>
+              <w:t xml:space="preserve">   Área</w:t>
+            </w:r>
+          </w:p>
+          <w:p>
+            <w:pPr>
+              <w:spacing w:after="40"/>
+            </w:pPr>
+            <w:r>
+              <w:rPr>
+                <w:sz w:val="21"/>
+                <w:szCs w:val="21"/>
+              </w:rPr>
+              <w:t xml:space="preserve">How much space is inside a flat shape.</w:t>
+            </w:r>
+          </w:p>
+          <w:p>
+            <w:pPr>
+              <w:spacing w:after="0"/>
+            </w:pPr>
+            <w:r>
+              <w:rPr>
+                <w:b/>
+                <w:bCs/>
+                <w:color w:val="1FA6A2"/>
+                <w:sz w:val="18"/>
+                <w:szCs w:val="18"/>
+              </w:rPr>
+              <w:t xml:space="preserve">Example:  </w:t>
+            </w:r>
+            <w:r>
+              <w:rPr>
+                <w:i/>
+                <w:iCs/>
+                <w:color w:val="5F6F80"/>
+                <w:sz w:val="18"/>
+                <w:szCs w:val="18"/>
+              </w:rPr>
+              <w:t xml:space="preserve">A 3 cm × 4 cm rectangle covers 12 square centimeters — imagine 12 tiny 1×1 squares inside it</w:t>
+            </w:r>
+          </w:p>
+        </w:tc>
+      </w:tr>
+    </w:tbl>
+    <w:tbl>
+      <w:tblPr>
+        <w:tblW w:type="pct" w:w="100%"/>
+        <w:tblBorders>
+          <w:top w:val="none" w:color="FFFFFF" w:sz="0"/>
+          <w:left w:val="none" w:color="FFFFFF" w:sz="0"/>
+          <w:bottom w:val="single" w:color="C7D2DD" w:sz="4"/>
+          <w:right w:val="none" w:color="FFFFFF" w:sz="0"/>
+          <w:insideH w:val="none" w:color="FFFFFF" w:sz="0"/>
+          <w:insideV w:val="none" w:color="FFFFFF" w:sz="0"/>
+        </w:tblBorders>
+      </w:tblPr>
+      <w:tblGrid>
+        <w:gridCol w:w="1800"/>
+        <w:gridCol w:w="7560"/>
+      </w:tblGrid>
+      <w:tr>
+        <w:trPr>
+          <w:cantSplit/>
+        </w:trPr>
+        <w:tc>
+          <w:tcPr>
+            <w:tcW w:type="dxa" w:w="1800"/>
+            <w:tcMar>
+              <w:top w:type="dxa" w:w="100"/>
+              <w:left w:type="dxa" w:w="40"/>
+              <w:bottom w:type="dxa" w:w="100"/>
+              <w:right w:type="dxa" w:w="120"/>
+            </w:tcMar>
+            <w:vAlign w:val="center"/>
+          </w:tcPr>
+          <w:p>
+            <w:pPr>
+              <w:spacing w:after="0"/>
+              <w:jc w:val="center"/>
+            </w:pPr>
+            <w:r>
+              <w:drawing>
+                <wp:inline distT="0" distB="0" distL="0" distR="0">
+                  <wp:extent cx="1047750" cy="790575"/>
+                  <wp:effectExtent t="0" r="0" b="0" l="0"/>
+                  <wp:docPr id="1" name="" descr="" title=""/>
+                  <wp:cNvGraphicFramePr>
+                    <a:graphicFrameLocks xmlns:a="http://schemas.openxmlformats.org/drawingml/2006/main" noChangeAspect="1"/>
+                  </wp:cNvGraphicFramePr>
+                  <a:graphic xmlns:a="http://schemas.openxmlformats.org/drawingml/2006/main">
+                    <a:graphicData uri="http://schemas.openxmlformats.org/drawingml/2006/picture">
+                      <pic:pic xmlns:pic="http://schemas.openxmlformats.org/drawingml/2006/picture">
+                        <pic:nvPicPr>
+                          <pic:cNvPr id="0" name="" descr=""/>
+                          <pic:cNvPicPr>
+                            <a:picLocks noChangeAspect="1" noChangeArrowheads="1"/>
+                          </pic:cNvPicPr>
+                        </pic:nvPicPr>
+                        <pic:blipFill>
+                          <a:blip r:embed="rId17" cstate="none"/>
+                          <a:srcRect/>
+                          <a:stretch>
+                            <a:fillRect/>
+                          </a:stretch>
+                        </pic:blipFill>
+                        <pic:spPr bwMode="auto">
+                          <a:xfrm>
+                            <a:off x="0" y="0"/>
+                            <a:ext cx="1047750" cy="790575"/>
+                          </a:xfrm>
+                          <a:prstGeom prst="rect">
+                            <a:avLst/>
+                          </a:prstGeom>
+                        </pic:spPr>
+                      </pic:pic>
+                    </a:graphicData>
+                  </a:graphic>
+                </wp:inline>
+              </w:drawing>
+            </w:r>
+          </w:p>
+        </w:tc>
+        <w:tc>
+          <w:tcPr>
+            <w:tcW w:type="dxa" w:w="7560"/>
+            <w:tcMar>
+              <w:top w:type="dxa" w:w="100"/>
+              <w:left w:type="dxa" w:w="40"/>
+              <w:bottom w:type="dxa" w:w="100"/>
+              <w:right w:type="dxa" w:w="40"/>
+            </w:tcMar>
+            <w:vAlign w:val="center"/>
+          </w:tcPr>
+          <w:p>
+            <w:pPr>
+              <w:spacing w:after="50"/>
+            </w:pPr>
+            <w:r>
+              <w:rPr>
+                <w:b/>
+                <w:bCs/>
+                <w:color w:val="12355B"/>
+                <w:sz w:val="24"/>
+                <w:szCs w:val="24"/>
+              </w:rPr>
+              <w:t xml:space="preserve">Composite figure</w:t>
+            </w:r>
+            <w:r>
+              <w:rPr>
+                <w:i/>
+                <w:iCs/>
+                <w:color w:val="5F6F80"/>
+                <w:sz w:val="19"/>
+                <w:szCs w:val="19"/>
+              </w:rPr>
+              <w:t xml:space="preserve">   Figura compuesta</w:t>
+            </w:r>
+          </w:p>
+          <w:p>
+            <w:pPr>
+              <w:spacing w:after="40"/>
+            </w:pPr>
+            <w:r>
+              <w:rPr>
+                <w:sz w:val="21"/>
+                <w:szCs w:val="21"/>
+              </w:rPr>
+              <w:t xml:space="preserve">A shape made by putting two or more simple shapes together.</w:t>
+            </w:r>
+          </w:p>
+          <w:p>
+            <w:pPr>
+              <w:spacing w:after="0"/>
+            </w:pPr>
+            <w:r>
+              <w:rPr>
+                <w:b/>
+                <w:bCs/>
+                <w:color w:val="1FA6A2"/>
+                <w:sz w:val="18"/>
+                <w:szCs w:val="18"/>
+              </w:rPr>
+              <w:t xml:space="preserve">Example:  </w:t>
+            </w:r>
+            <w:r>
+              <w:rPr>
+                <w:i/>
+                <w:iCs/>
+                <w:color w:val="5F6F80"/>
+                <w:sz w:val="18"/>
+                <w:szCs w:val="18"/>
+              </w:rPr>
+              <w:t xml:space="preserve">An L-shaped room = a 10×8 rectangle joined to a 4×5 rectangle; total area = 80 + 20 = 100 sq ft</w:t>
+            </w:r>
+          </w:p>
+        </w:tc>
+      </w:tr>
+    </w:tbl>
+    <w:tbl>
+      <w:tblPr>
+        <w:tblW w:type="pct" w:w="100%"/>
+        <w:tblBorders>
+          <w:top w:val="none" w:color="FFFFFF" w:sz="0"/>
+          <w:left w:val="none" w:color="FFFFFF" w:sz="0"/>
+          <w:bottom w:val="single" w:color="C7D2DD" w:sz="4"/>
+          <w:right w:val="none" w:color="FFFFFF" w:sz="0"/>
+          <w:insideH w:val="none" w:color="FFFFFF" w:sz="0"/>
+          <w:insideV w:val="none" w:color="FFFFFF" w:sz="0"/>
+        </w:tblBorders>
+      </w:tblPr>
+      <w:tblGrid>
+        <w:gridCol w:w="1800"/>
+        <w:gridCol w:w="7560"/>
+      </w:tblGrid>
+      <w:tr>
+        <w:trPr>
+          <w:cantSplit/>
+        </w:trPr>
+        <w:tc>
+          <w:tcPr>
+            <w:tcW w:type="dxa" w:w="1800"/>
+            <w:tcMar>
+              <w:top w:type="dxa" w:w="100"/>
+              <w:left w:type="dxa" w:w="40"/>
+              <w:bottom w:type="dxa" w:w="100"/>
+              <w:right w:type="dxa" w:w="120"/>
+            </w:tcMar>
+            <w:vAlign w:val="center"/>
+          </w:tcPr>
+          <w:p>
+            <w:pPr>
+              <w:spacing w:after="0"/>
+              <w:jc w:val="center"/>
+            </w:pPr>
+            <w:r>
+              <w:drawing>
+                <wp:inline distT="0" distB="0" distL="0" distR="0">
+                  <wp:extent cx="1047750" cy="790575"/>
+                  <wp:effectExtent t="0" r="0" b="0" l="0"/>
+                  <wp:docPr id="1" name="" descr="" title=""/>
+                  <wp:cNvGraphicFramePr>
+                    <a:graphicFrameLocks xmlns:a="http://schemas.openxmlformats.org/drawingml/2006/main" noChangeAspect="1"/>
+                  </wp:cNvGraphicFramePr>
+                  <a:graphic xmlns:a="http://schemas.openxmlformats.org/drawingml/2006/main">
+                    <a:graphicData uri="http://schemas.openxmlformats.org/drawingml/2006/picture">
+                      <pic:pic xmlns:pic="http://schemas.openxmlformats.org/drawingml/2006/picture">
+                        <pic:nvPicPr>
+                          <pic:cNvPr id="0" name="" descr=""/>
+                          <pic:cNvPicPr>
+                            <a:picLocks noChangeAspect="1" noChangeArrowheads="1"/>
+                          </pic:cNvPicPr>
+                        </pic:nvPicPr>
+                        <pic:blipFill>
+                          <a:blip r:embed="rId18" cstate="none"/>
+                          <a:srcRect/>
+                          <a:stretch>
+                            <a:fillRect/>
+                          </a:stretch>
+                        </pic:blipFill>
+                        <pic:spPr bwMode="auto">
+                          <a:xfrm>
+                            <a:off x="0" y="0"/>
+                            <a:ext cx="1047750" cy="790575"/>
+                          </a:xfrm>
+                          <a:prstGeom prst="rect">
+                            <a:avLst/>
+                          </a:prstGeom>
+                        </pic:spPr>
+                      </pic:pic>
+                    </a:graphicData>
+                  </a:graphic>
+                </wp:inline>
+              </w:drawing>
+            </w:r>
+          </w:p>
+        </w:tc>
+        <w:tc>
+          <w:tcPr>
+            <w:tcW w:type="dxa" w:w="7560"/>
+            <w:tcMar>
+              <w:top w:type="dxa" w:w="100"/>
+              <w:left w:type="dxa" w:w="40"/>
+              <w:bottom w:type="dxa" w:w="100"/>
+              <w:right w:type="dxa" w:w="40"/>
+            </w:tcMar>
+            <w:vAlign w:val="center"/>
+          </w:tcPr>
+          <w:p>
+            <w:pPr>
+              <w:spacing w:after="50"/>
+            </w:pPr>
+            <w:r>
+              <w:rPr>
+                <w:b/>
+                <w:bCs/>
+                <w:color w:val="12355B"/>
+                <w:sz w:val="24"/>
+                <w:szCs w:val="24"/>
+              </w:rPr>
               <w:t xml:space="preserve">Formula</w:t>
             </w:r>
             <w:r>
@@ -1260,7 +1876,7 @@
                 <w:sz w:val="21"/>
                 <w:szCs w:val="21"/>
               </w:rPr>
-              <w:t xml:space="preserve">Parallelogram      •      Base      •      Height      •      Area      •      Composite figure      •      Formula</w:t>
+              <w:t xml:space="preserve">Area of Parallelograms      •      Slanted side      •      Parallelogram      •      Parallel      •      Base      •      Height      •      Perpendicular      •      Area      •      Composite figure      •      Formula</w:t>
             </w:r>
           </w:p>
         </w:tc>
@@ -1293,7 +1909,7 @@
           <w:sz w:val="22"/>
           <w:szCs w:val="22"/>
         </w:rPr>
-        <w:t xml:space="preserve">A quadrilateral with two pairs of parallel sides is a ___.</w:t>
+        <w:t xml:space="preserve">The space inside a parallelogram, found with A = b × h, is the ___.</w:t>
       </w:r>
     </w:p>
     <w:p>
@@ -1315,7 +1931,7 @@
           <w:sz w:val="22"/>
           <w:szCs w:val="22"/>
         </w:rPr>
-        <w:t xml:space="preserve">Any side of a parallelogram used to calculate its area is the ___.</w:t>
+        <w:t xml:space="preserve">The leaning side of a parallelogram, which is NOT the height, is the ___.</w:t>
       </w:r>
     </w:p>
     <w:p>
@@ -1337,7 +1953,7 @@
           <w:sz w:val="22"/>
           <w:szCs w:val="22"/>
         </w:rPr>
-        <w:t xml:space="preserve">The perpendicular distance between the base and the opposite side is the ___.</w:t>
+        <w:t xml:space="preserve">A quadrilateral with two pairs of parallel sides is a ___.</w:t>
       </w:r>
     </w:p>
     <w:p>
@@ -1359,7 +1975,7 @@
           <w:sz w:val="22"/>
           <w:szCs w:val="22"/>
         </w:rPr>
-        <w:t xml:space="preserve">The amount of flat space inside a two-dimensional figure is its ___.</w:t>
+        <w:t xml:space="preserve">Two sides that stay the same distance apart and never meet are ___.</w:t>
       </w:r>
     </w:p>
     <w:p>
@@ -1381,7 +1997,7 @@
           <w:sz w:val="22"/>
           <w:szCs w:val="22"/>
         </w:rPr>
-        <w:t xml:space="preserve">A shape made of two or more basic shapes combined is a ___.</w:t>
+        <w:t xml:space="preserve">The side of a parallelogram you measure the height from at a 90° angle is the ___.</w:t>
       </w:r>
     </w:p>
     <w:p>
@@ -1397,6 +2013,94 @@
           <w:szCs w:val="22"/>
         </w:rPr>
         <w:t xml:space="preserve">6.  </w:t>
+      </w:r>
+      <w:r>
+        <w:rPr>
+          <w:sz w:val="22"/>
+          <w:szCs w:val="22"/>
+        </w:rPr>
+        <w:t xml:space="preserve">The perpendicular distance between the base and the opposite side is the ___.</w:t>
+      </w:r>
+    </w:p>
+    <w:p>
+      <w:pPr>
+        <w:spacing w:after="120" w:before="80"/>
+      </w:pPr>
+      <w:r>
+        <w:rPr>
+          <w:b/>
+          <w:bCs/>
+          <w:color w:val="12355B"/>
+          <w:sz w:val="22"/>
+          <w:szCs w:val="22"/>
+        </w:rPr>
+        <w:t xml:space="preserve">7.  </w:t>
+      </w:r>
+      <w:r>
+        <w:rPr>
+          <w:sz w:val="22"/>
+          <w:szCs w:val="22"/>
+        </w:rPr>
+        <w:t xml:space="preserve">Two lines that meet at a 90° square corner are ___.</w:t>
+      </w:r>
+    </w:p>
+    <w:p>
+      <w:pPr>
+        <w:spacing w:after="120" w:before="80"/>
+      </w:pPr>
+      <w:r>
+        <w:rPr>
+          <w:b/>
+          <w:bCs/>
+          <w:color w:val="12355B"/>
+          <w:sz w:val="22"/>
+          <w:szCs w:val="22"/>
+        </w:rPr>
+        <w:t xml:space="preserve">8.  </w:t>
+      </w:r>
+      <w:r>
+        <w:rPr>
+          <w:sz w:val="22"/>
+          <w:szCs w:val="22"/>
+        </w:rPr>
+        <w:t xml:space="preserve">The amount of flat space inside a two-dimensional figure is its ___.</w:t>
+      </w:r>
+    </w:p>
+    <w:p>
+      <w:pPr>
+        <w:spacing w:after="120" w:before="80"/>
+      </w:pPr>
+      <w:r>
+        <w:rPr>
+          <w:b/>
+          <w:bCs/>
+          <w:color w:val="12355B"/>
+          <w:sz w:val="22"/>
+          <w:szCs w:val="22"/>
+        </w:rPr>
+        <w:t xml:space="preserve">9.  </w:t>
+      </w:r>
+      <w:r>
+        <w:rPr>
+          <w:sz w:val="22"/>
+          <w:szCs w:val="22"/>
+        </w:rPr>
+        <w:t xml:space="preserve">A shape made of two or more basic shapes combined is a ___.</w:t>
+      </w:r>
+    </w:p>
+    <w:p>
+      <w:pPr>
+        <w:spacing w:after="120" w:before="80"/>
+      </w:pPr>
+      <w:r>
+        <w:rPr>
+          <w:b/>
+          <w:bCs/>
+          <w:color w:val="12355B"/>
+          <w:sz w:val="22"/>
+          <w:szCs w:val="22"/>
+        </w:rPr>
+        <w:t xml:space="preserve">10.  </w:t>
       </w:r>
       <w:r>
         <w:rPr>
@@ -1464,7 +2168,7 @@
           <w:sz w:val="19"/>
           <w:szCs w:val="19"/>
         </w:rPr>
-        <w:t xml:space="preserve">   justify</w:t>
+        <w:t xml:space="preserve">   explain</w:t>
       </w:r>
     </w:p>
     <w:tbl>
@@ -1503,7 +2207,7 @@
                 <w:sz w:val="21"/>
                 <w:szCs w:val="21"/>
               </w:rPr>
-              <w:t xml:space="preserve">On the grid you cut a triangle off one end of the parallelogram and slid it to the other side. What shape did you make, and why does that prove the area is base x height?</w:t>
+              <w:t xml:space="preserve">How many tiles does the architect need?</w:t>
             </w:r>
           </w:p>
           <w:p>
@@ -1590,14 +2294,14 @@
           <w:sz w:val="20"/>
           <w:szCs w:val="20"/>
         </w:rPr>
-        <w:t xml:space="preserve">Base — </w:t>
+        <w:t xml:space="preserve">Area of Parallelograms — </w:t>
       </w:r>
       <w:r>
         <w:rPr>
           <w:sz w:val="20"/>
           <w:szCs w:val="20"/>
         </w:rPr>
-        <w:t xml:space="preserve">A side of the shape you use to find the area.</w:t>
+        <w:t xml:space="preserve">The space inside a parallelogram. Formula: A = b × h, using the perpendicular height.</w:t>
       </w:r>
       <w:r>
         <w:rPr>
@@ -1608,7 +2312,7 @@
           <w:szCs w:val="18"/>
         </w:rPr>
         <w:br/>
-        <w:t xml:space="preserve">Base — Un lado de la figura que usas para hallar el área.</w:t>
+        <w:t xml:space="preserve">Área de paralelogramos — El espacio dentro de un paralelogramo. Fórmula: A = b × h, usando la altura perpendicular.</w:t>
       </w:r>
     </w:p>
     <w:p>
@@ -1633,14 +2337,14 @@
           <w:sz w:val="20"/>
           <w:szCs w:val="20"/>
         </w:rPr>
-        <w:t xml:space="preserve">Height — </w:t>
+        <w:t xml:space="preserve">Slanted side — </w:t>
       </w:r>
       <w:r>
         <w:rPr>
           <w:sz w:val="20"/>
           <w:szCs w:val="20"/>
         </w:rPr>
-        <w:t xml:space="preserve">The straight-up distance from the base to the top.</w:t>
+        <w:t xml:space="preserve">A side that leans instead of going straight up and down. It is not the perpendicular height.</w:t>
       </w:r>
       <w:r>
         <w:rPr>
@@ -1651,7 +2355,7 @@
           <w:szCs w:val="18"/>
         </w:rPr>
         <w:br/>
-        <w:t xml:space="preserve">Altura — La distancia recta hacia arriba desde la base hasta la parte de arriba.</w:t>
+        <w:t xml:space="preserve">Lado inclinado — Un lado que está inclinado en vez de subir y bajar verticalmente. No es la altura perpendicular.</w:t>
       </w:r>
     </w:p>
     <w:p>
@@ -1676,14 +2380,14 @@
           <w:sz w:val="20"/>
           <w:szCs w:val="20"/>
         </w:rPr>
-        <w:t xml:space="preserve">Area — </w:t>
+        <w:t xml:space="preserve">Parallelogram — </w:t>
       </w:r>
       <w:r>
         <w:rPr>
           <w:sz w:val="20"/>
           <w:szCs w:val="20"/>
         </w:rPr>
-        <w:t xml:space="preserve">How much space is inside a flat shape.</w:t>
+        <w:t xml:space="preserve">A four-sided shape with two pairs of parallel sides.</w:t>
       </w:r>
       <w:r>
         <w:rPr>
@@ -1694,7 +2398,7 @@
           <w:szCs w:val="18"/>
         </w:rPr>
         <w:br/>
-        <w:t xml:space="preserve">Área — Cuánto espacio hay dentro de una figura plana.</w:t>
+        <w:t xml:space="preserve">Paralelogramo — Una figura de cuatro lados con dos pares de lados paralelos.</w:t>
       </w:r>
     </w:p>
     <w:p>
@@ -1719,14 +2423,14 @@
           <w:sz w:val="20"/>
           <w:szCs w:val="20"/>
         </w:rPr>
-        <w:t xml:space="preserve">Parallelogram — </w:t>
+        <w:t xml:space="preserve">Parallel — </w:t>
       </w:r>
       <w:r>
         <w:rPr>
           <w:sz w:val="20"/>
           <w:szCs w:val="20"/>
         </w:rPr>
-        <w:t xml:space="preserve">A four-sided shape with two pairs of parallel sides.</w:t>
+        <w:t xml:space="preserve">Two lines or sides that stay the same distance apart and never meet.</w:t>
       </w:r>
       <w:r>
         <w:rPr>
@@ -1737,7 +2441,7 @@
           <w:szCs w:val="18"/>
         </w:rPr>
         <w:br/>
-        <w:t xml:space="preserve">Paralelogramo — Una figura de cuatro lados con dos pares de lados paralelos.</w:t>
+        <w:t xml:space="preserve">Paralelas — Dos líneas o lados que se mantienen a la misma distancia y nunca se cruzan.</w:t>
       </w:r>
     </w:p>
     <w:p>
@@ -1762,14 +2466,14 @@
           <w:sz w:val="20"/>
           <w:szCs w:val="20"/>
         </w:rPr>
-        <w:t xml:space="preserve">Composite figure — </w:t>
+        <w:t xml:space="preserve">Base — </w:t>
       </w:r>
       <w:r>
         <w:rPr>
           <w:sz w:val="20"/>
           <w:szCs w:val="20"/>
         </w:rPr>
-        <w:t xml:space="preserve">A shape made by putting two or more simple shapes together.</w:t>
+        <w:t xml:space="preserve">Any side of a parallelogram can be the base. Once you pick a base, the height must be measured perpendicular (at a 90° angle) to it.</w:t>
       </w:r>
       <w:r>
         <w:rPr>
@@ -1780,7 +2484,7 @@
           <w:szCs w:val="18"/>
         </w:rPr>
         <w:br/>
-        <w:t xml:space="preserve">Figura compuesta — Una figura formada al juntar dos o más figuras simples.</w:t>
+        <w:t xml:space="preserve">Base — Cualquier lado de un paralelogramo puede ser la base. Una vez que eliges la base, la altura debe medirse perpendicular (en un ángulo de 90°) a ella.</w:t>
       </w:r>
     </w:p>
     <w:tbl>
@@ -1841,7 +2545,7 @@
                 <w:sz w:val="21"/>
                 <w:szCs w:val="21"/>
               </w:rPr>
-              <w:t xml:space="preserve">When I move the triangle, I get a ___.</w:t>
+              <w:t xml:space="preserve">The courtyard's area is ___ sq ft because A = ___ x ___ . She needs ___ tiles because ___ / 2 = ___.</w:t>
             </w:r>
             <w:r>
               <w:rPr>
@@ -1852,7 +2556,7 @@
                 <w:szCs w:val="19"/>
               </w:rPr>
               <w:br/>
-              <w:t xml:space="preserve">Cuando muevo el triángulo, obtengo un ___.</w:t>
+              <w:t xml:space="preserve">Di tu respuesta primero: Mi respuesta es ___ porque ___.</w:t>
             </w:r>
           </w:p>
         </w:tc>
@@ -1988,7 +2692,7 @@
                 <w:sz w:val="19"/>
                 <w:szCs w:val="19"/>
               </w:rPr>
-              <w:t xml:space="preserve">This evidence connects the definition of parallelogram to the mathematical claim.</w:t>
+              <w:t xml:space="preserve">This evidence connects the definition of area of parallelograms to the mathematical claim.</w:t>
             </w:r>
           </w:p>
         </w:tc>
@@ -2054,7 +2758,20 @@
           <w:sz w:val="21"/>
           <w:szCs w:val="21"/>
         </w:rPr>
-        <w:t xml:space="preserve">When I move the triangle, I get a ___.</w:t>
+        <w:t xml:space="preserve">The courtyard's area is ___ sq ft because A = ___ x ___ . She needs ___ tiles because ___ / 2 = ___.</w:t>
+      </w:r>
+    </w:p>
+    <w:p>
+      <w:pPr>
+        <w:spacing w:after="60"/>
+      </w:pPr>
+      <w:r>
+        <w:rPr>
+          <w:color w:val="1A2733"/>
+          <w:sz w:val="21"/>
+          <w:szCs w:val="21"/>
+        </w:rPr>
+        <w:t xml:space="preserve">My answer is ___.</w:t>
       </w:r>
       <w:r>
         <w:rPr>
@@ -2065,31 +2782,7 @@
           <w:szCs w:val="19"/>
         </w:rPr>
         <w:br/>
-        <w:t xml:space="preserve">Cuando muevo el triángulo, obtengo un ___.</w:t>
-      </w:r>
-    </w:p>
-    <w:p>
-      <w:pPr>
-        <w:spacing w:after="60"/>
-      </w:pPr>
-      <w:r>
-        <w:rPr>
-          <w:color w:val="1A2733"/>
-          <w:sz w:val="21"/>
-          <w:szCs w:val="21"/>
-        </w:rPr>
-        <w:t xml:space="preserve">Area equals base times ___, so 14 times 9 equals ___.</w:t>
-      </w:r>
-      <w:r>
-        <w:rPr>
-          <w:i/>
-          <w:iCs/>
-          <w:color w:val="5F6F80"/>
-          <w:sz w:val="19"/>
-          <w:szCs w:val="19"/>
-        </w:rPr>
-        <w:br/>
-        <w:t xml:space="preserve">El área es la base por ___, entonces 14 por 9 es ___.</w:t>
+        <w:t xml:space="preserve">Mi respuesta es ___.</w:t>
       </w:r>
     </w:p>
     <w:tbl>
@@ -4405,7 +5098,7 @@
         <w:sz w:val="16"/>
         <w:szCs w:val="16"/>
       </w:rPr>
-      <w:t xml:space="preserve">Unit 5  ·  Lesson 1  ·  Area of Parallelograms</w:t>
+      <w:t xml:space="preserve">Unit 5  ·  Lesson 1  ·  Determine the Area of Parallelograms and Rhombuses</w:t>
     </w:r>
   </w:p>
 </w:hdr>

--- a/lessons/5-1/downloads/5-1-notes.docx
+++ b/lessons/5-1/downloads/5-1-notes.docx
@@ -219,10 +219,12 @@
     <w:p>
       <w:pPr>
         <w:pStyle w:val="Heading1"/>
+        <w:keepNext/>
+        <w:keepLines/>
         <w:pBdr>
           <w:bottom w:val="single" w:color="1FA6A2" w:sz="14" w:space="6"/>
         </w:pBdr>
-        <w:spacing w:after="140" w:before="260"/>
+        <w:spacing w:after="140" w:before="300"/>
       </w:pPr>
       <w:r>
         <w:rPr>
@@ -1793,10 +1795,12 @@
     <w:p>
       <w:pPr>
         <w:pStyle w:val="Heading1"/>
+        <w:keepNext/>
+        <w:keepLines/>
         <w:pBdr>
           <w:bottom w:val="single" w:color="1FA6A2" w:sz="14" w:space="6"/>
         </w:pBdr>
-        <w:spacing w:after="140" w:before="260"/>
+        <w:spacing w:after="140" w:before="300"/>
       </w:pPr>
       <w:r>
         <w:rPr>
@@ -1892,7 +1896,8 @@
     </w:p>
     <w:p>
       <w:pPr>
-        <w:spacing w:after="120" w:before="80"/>
+        <w:keepLines/>
+        <w:spacing w:after="260" w:before="200"/>
       </w:pPr>
       <w:r>
         <w:rPr>
@@ -1909,12 +1914,27 @@
           <w:sz w:val="22"/>
           <w:szCs w:val="22"/>
         </w:rPr>
-        <w:t xml:space="preserve">The space inside a parallelogram, found with A = b × h, is the ___.</w:t>
-      </w:r>
-    </w:p>
-    <w:p>
-      <w:pPr>
-        <w:spacing w:after="120" w:before="80"/>
+        <w:t xml:space="preserve">The space inside a parallelogram, found with A = b × h, is the </w:t>
+      </w:r>
+      <w:r>
+        <w:rPr>
+          <w:sz w:val="22"/>
+          <w:szCs w:val="22"/>
+        </w:rPr>
+        <w:t xml:space="preserve">________________</w:t>
+      </w:r>
+      <w:r>
+        <w:rPr>
+          <w:sz w:val="22"/>
+          <w:szCs w:val="22"/>
+        </w:rPr>
+        <w:t xml:space="preserve">.</w:t>
+      </w:r>
+    </w:p>
+    <w:p>
+      <w:pPr>
+        <w:keepLines/>
+        <w:spacing w:after="260" w:before="200"/>
       </w:pPr>
       <w:r>
         <w:rPr>
@@ -1931,12 +1951,27 @@
           <w:sz w:val="22"/>
           <w:szCs w:val="22"/>
         </w:rPr>
-        <w:t xml:space="preserve">The leaning side of a parallelogram, which is NOT the height, is the ___.</w:t>
-      </w:r>
-    </w:p>
-    <w:p>
-      <w:pPr>
-        <w:spacing w:after="120" w:before="80"/>
+        <w:t xml:space="preserve">The leaning side of a parallelogram, which is NOT the height, is the </w:t>
+      </w:r>
+      <w:r>
+        <w:rPr>
+          <w:sz w:val="22"/>
+          <w:szCs w:val="22"/>
+        </w:rPr>
+        <w:t xml:space="preserve">________________</w:t>
+      </w:r>
+      <w:r>
+        <w:rPr>
+          <w:sz w:val="22"/>
+          <w:szCs w:val="22"/>
+        </w:rPr>
+        <w:t xml:space="preserve">.</w:t>
+      </w:r>
+    </w:p>
+    <w:p>
+      <w:pPr>
+        <w:keepLines/>
+        <w:spacing w:after="260" w:before="200"/>
       </w:pPr>
       <w:r>
         <w:rPr>
@@ -1953,12 +1988,27 @@
           <w:sz w:val="22"/>
           <w:szCs w:val="22"/>
         </w:rPr>
-        <w:t xml:space="preserve">A quadrilateral with two pairs of parallel sides is a ___.</w:t>
-      </w:r>
-    </w:p>
-    <w:p>
-      <w:pPr>
-        <w:spacing w:after="120" w:before="80"/>
+        <w:t xml:space="preserve">A quadrilateral with two pairs of parallel sides is a </w:t>
+      </w:r>
+      <w:r>
+        <w:rPr>
+          <w:sz w:val="22"/>
+          <w:szCs w:val="22"/>
+        </w:rPr>
+        <w:t xml:space="preserve">________________</w:t>
+      </w:r>
+      <w:r>
+        <w:rPr>
+          <w:sz w:val="22"/>
+          <w:szCs w:val="22"/>
+        </w:rPr>
+        <w:t xml:space="preserve">.</w:t>
+      </w:r>
+    </w:p>
+    <w:p>
+      <w:pPr>
+        <w:keepLines/>
+        <w:spacing w:after="260" w:before="200"/>
       </w:pPr>
       <w:r>
         <w:rPr>
@@ -1975,12 +2025,27 @@
           <w:sz w:val="22"/>
           <w:szCs w:val="22"/>
         </w:rPr>
-        <w:t xml:space="preserve">Two sides that stay the same distance apart and never meet are ___.</w:t>
-      </w:r>
-    </w:p>
-    <w:p>
-      <w:pPr>
-        <w:spacing w:after="120" w:before="80"/>
+        <w:t xml:space="preserve">Two sides that stay the same distance apart and never meet are </w:t>
+      </w:r>
+      <w:r>
+        <w:rPr>
+          <w:sz w:val="22"/>
+          <w:szCs w:val="22"/>
+        </w:rPr>
+        <w:t xml:space="preserve">________________</w:t>
+      </w:r>
+      <w:r>
+        <w:rPr>
+          <w:sz w:val="22"/>
+          <w:szCs w:val="22"/>
+        </w:rPr>
+        <w:t xml:space="preserve">.</w:t>
+      </w:r>
+    </w:p>
+    <w:p>
+      <w:pPr>
+        <w:keepLines/>
+        <w:spacing w:after="260" w:before="200"/>
       </w:pPr>
       <w:r>
         <w:rPr>
@@ -1997,12 +2062,27 @@
           <w:sz w:val="22"/>
           <w:szCs w:val="22"/>
         </w:rPr>
-        <w:t xml:space="preserve">The side of a parallelogram you measure the height from at a 90° angle is the ___.</w:t>
-      </w:r>
-    </w:p>
-    <w:p>
-      <w:pPr>
-        <w:spacing w:after="120" w:before="80"/>
+        <w:t xml:space="preserve">The side of a parallelogram you measure the height from at a 90° angle is the </w:t>
+      </w:r>
+      <w:r>
+        <w:rPr>
+          <w:sz w:val="22"/>
+          <w:szCs w:val="22"/>
+        </w:rPr>
+        <w:t xml:space="preserve">________________</w:t>
+      </w:r>
+      <w:r>
+        <w:rPr>
+          <w:sz w:val="22"/>
+          <w:szCs w:val="22"/>
+        </w:rPr>
+        <w:t xml:space="preserve">.</w:t>
+      </w:r>
+    </w:p>
+    <w:p>
+      <w:pPr>
+        <w:keepLines/>
+        <w:spacing w:after="260" w:before="200"/>
       </w:pPr>
       <w:r>
         <w:rPr>
@@ -2019,12 +2099,27 @@
           <w:sz w:val="22"/>
           <w:szCs w:val="22"/>
         </w:rPr>
-        <w:t xml:space="preserve">The perpendicular distance between the base and the opposite side is the ___.</w:t>
-      </w:r>
-    </w:p>
-    <w:p>
-      <w:pPr>
-        <w:spacing w:after="120" w:before="80"/>
+        <w:t xml:space="preserve">The perpendicular distance between the base and the opposite side is the </w:t>
+      </w:r>
+      <w:r>
+        <w:rPr>
+          <w:sz w:val="22"/>
+          <w:szCs w:val="22"/>
+        </w:rPr>
+        <w:t xml:space="preserve">________________</w:t>
+      </w:r>
+      <w:r>
+        <w:rPr>
+          <w:sz w:val="22"/>
+          <w:szCs w:val="22"/>
+        </w:rPr>
+        <w:t xml:space="preserve">.</w:t>
+      </w:r>
+    </w:p>
+    <w:p>
+      <w:pPr>
+        <w:keepLines/>
+        <w:spacing w:after="260" w:before="200"/>
       </w:pPr>
       <w:r>
         <w:rPr>
@@ -2041,12 +2136,27 @@
           <w:sz w:val="22"/>
           <w:szCs w:val="22"/>
         </w:rPr>
-        <w:t xml:space="preserve">Two lines that meet at a 90° square corner are ___.</w:t>
-      </w:r>
-    </w:p>
-    <w:p>
-      <w:pPr>
-        <w:spacing w:after="120" w:before="80"/>
+        <w:t xml:space="preserve">Two lines that meet at a 90° square corner are </w:t>
+      </w:r>
+      <w:r>
+        <w:rPr>
+          <w:sz w:val="22"/>
+          <w:szCs w:val="22"/>
+        </w:rPr>
+        <w:t xml:space="preserve">________________</w:t>
+      </w:r>
+      <w:r>
+        <w:rPr>
+          <w:sz w:val="22"/>
+          <w:szCs w:val="22"/>
+        </w:rPr>
+        <w:t xml:space="preserve">.</w:t>
+      </w:r>
+    </w:p>
+    <w:p>
+      <w:pPr>
+        <w:keepLines/>
+        <w:spacing w:after="260" w:before="200"/>
       </w:pPr>
       <w:r>
         <w:rPr>
@@ -2063,12 +2173,27 @@
           <w:sz w:val="22"/>
           <w:szCs w:val="22"/>
         </w:rPr>
-        <w:t xml:space="preserve">The amount of flat space inside a two-dimensional figure is its ___.</w:t>
-      </w:r>
-    </w:p>
-    <w:p>
-      <w:pPr>
-        <w:spacing w:after="120" w:before="80"/>
+        <w:t xml:space="preserve">The amount of flat space inside a two-dimensional figure is its </w:t>
+      </w:r>
+      <w:r>
+        <w:rPr>
+          <w:sz w:val="22"/>
+          <w:szCs w:val="22"/>
+        </w:rPr>
+        <w:t xml:space="preserve">________________</w:t>
+      </w:r>
+      <w:r>
+        <w:rPr>
+          <w:sz w:val="22"/>
+          <w:szCs w:val="22"/>
+        </w:rPr>
+        <w:t xml:space="preserve">.</w:t>
+      </w:r>
+    </w:p>
+    <w:p>
+      <w:pPr>
+        <w:keepLines/>
+        <w:spacing w:after="260" w:before="200"/>
       </w:pPr>
       <w:r>
         <w:rPr>
@@ -2085,12 +2210,27 @@
           <w:sz w:val="22"/>
           <w:szCs w:val="22"/>
         </w:rPr>
-        <w:t xml:space="preserve">A shape made of two or more basic shapes combined is a ___.</w:t>
-      </w:r>
-    </w:p>
-    <w:p>
-      <w:pPr>
-        <w:spacing w:after="120" w:before="80"/>
+        <w:t xml:space="preserve">A shape made of two or more basic shapes combined is a </w:t>
+      </w:r>
+      <w:r>
+        <w:rPr>
+          <w:sz w:val="22"/>
+          <w:szCs w:val="22"/>
+        </w:rPr>
+        <w:t xml:space="preserve">________________</w:t>
+      </w:r>
+      <w:r>
+        <w:rPr>
+          <w:sz w:val="22"/>
+          <w:szCs w:val="22"/>
+        </w:rPr>
+        <w:t xml:space="preserve">.</w:t>
+      </w:r>
+    </w:p>
+    <w:p>
+      <w:pPr>
+        <w:keepLines/>
+        <w:spacing w:after="260" w:before="200"/>
       </w:pPr>
       <w:r>
         <w:rPr>
@@ -2107,17 +2247,32 @@
           <w:sz w:val="22"/>
           <w:szCs w:val="22"/>
         </w:rPr>
-        <w:t xml:space="preserve">A math rule written with symbols, like A = b × h, is a ___.</w:t>
+        <w:t xml:space="preserve">A math rule written with symbols, like A = b × h, is a </w:t>
+      </w:r>
+      <w:r>
+        <w:rPr>
+          <w:sz w:val="22"/>
+          <w:szCs w:val="22"/>
+        </w:rPr>
+        <w:t xml:space="preserve">________________</w:t>
+      </w:r>
+      <w:r>
+        <w:rPr>
+          <w:sz w:val="22"/>
+          <w:szCs w:val="22"/>
+        </w:rPr>
+        <w:t xml:space="preserve">.</w:t>
       </w:r>
     </w:p>
     <w:p>
       <w:pPr>
         <w:pStyle w:val="Heading1"/>
-        <w:pageBreakBefore/>
+        <w:keepNext/>
+        <w:keepLines/>
         <w:pBdr>
           <w:bottom w:val="single" w:color="1FA6A2" w:sz="14" w:space="6"/>
         </w:pBdr>
-        <w:spacing w:after="140" w:before="0"/>
+        <w:spacing w:after="140" w:before="300"/>
       </w:pPr>
       <w:r>
         <w:rPr>
@@ -3398,11 +3553,12 @@
     <w:p>
       <w:pPr>
         <w:pStyle w:val="Heading1"/>
-        <w:pageBreakBefore/>
+        <w:keepNext/>
+        <w:keepLines/>
         <w:pBdr>
           <w:bottom w:val="single" w:color="1FA6A2" w:sz="14" w:space="6"/>
         </w:pBdr>
-        <w:spacing w:after="140" w:before="0"/>
+        <w:spacing w:after="140" w:before="300"/>
       </w:pPr>
       <w:r>
         <w:rPr>
@@ -3735,11 +3891,12 @@
     <w:p>
       <w:pPr>
         <w:pStyle w:val="Heading1"/>
-        <w:pageBreakBefore/>
+        <w:keepNext/>
+        <w:keepLines/>
         <w:pBdr>
           <w:bottom w:val="single" w:color="1FA6A2" w:sz="14" w:space="6"/>
         </w:pBdr>
-        <w:spacing w:after="140" w:before="0"/>
+        <w:spacing w:after="140" w:before="300"/>
       </w:pPr>
       <w:r>
         <w:rPr>
@@ -4460,11 +4617,12 @@
     <w:p>
       <w:pPr>
         <w:pStyle w:val="Heading1"/>
-        <w:pageBreakBefore/>
+        <w:keepNext/>
+        <w:keepLines/>
         <w:pBdr>
           <w:bottom w:val="single" w:color="1FA6A2" w:sz="14" w:space="6"/>
         </w:pBdr>
-        <w:spacing w:after="140" w:before="0"/>
+        <w:spacing w:after="140" w:before="300"/>
       </w:pPr>
       <w:r>
         <w:rPr>
@@ -4807,11 +4965,12 @@
     <w:p>
       <w:pPr>
         <w:pStyle w:val="Heading1"/>
-        <w:pageBreakBefore/>
+        <w:keepNext/>
+        <w:keepLines/>
         <w:pBdr>
           <w:bottom w:val="single" w:color="1FA6A2" w:sz="14" w:space="6"/>
         </w:pBdr>
-        <w:spacing w:after="140" w:before="0"/>
+        <w:spacing w:after="140" w:before="300"/>
       </w:pPr>
       <w:r>
         <w:rPr>

--- a/lessons/5-1/downloads/5-1-notes.docx
+++ b/lessons/5-1/downloads/5-1-notes.docx
@@ -2285,47 +2285,6 @@
         <w:t xml:space="preserve">Write About the Math</w:t>
       </w:r>
     </w:p>
-    <w:p>
-      <w:pPr>
-        <w:spacing w:after="100"/>
-      </w:pPr>
-      <w:r>
-        <w:rPr>
-          <w:i/>
-          <w:iCs/>
-          <w:color w:val="5F6F80"/>
-          <w:sz w:val="19"/>
-          <w:szCs w:val="19"/>
-        </w:rPr>
-        <w:t xml:space="preserve">Use the support level you need. Every level answers the same math question.</w:t>
-      </w:r>
-    </w:p>
-    <w:p>
-      <w:pPr>
-        <w:pStyle w:val="Heading2"/>
-        <w:spacing w:after="80" w:before="180"/>
-      </w:pPr>
-      <w:r>
-        <w:rPr>
-          <w:b/>
-          <w:bCs/>
-          <w:color w:val="12355B"/>
-          <w:sz w:val="24"/>
-          <w:szCs w:val="24"/>
-        </w:rPr>
-        <w:t xml:space="preserve">1. Understand the Question</w:t>
-      </w:r>
-      <w:r>
-        <w:rPr>
-          <w:i/>
-          <w:iCs/>
-          <w:color w:val="B97A12"/>
-          <w:sz w:val="19"/>
-          <w:szCs w:val="19"/>
-        </w:rPr>
-        <w:t xml:space="preserve">   explain</w:t>
-      </w:r>
-    </w:p>
     <w:tbl>
       <w:tblPr>
         <w:tblW w:type="pct" w:w="100%"/>
@@ -2364,38 +2323,16 @@
               </w:rPr>
               <w:t xml:space="preserve">How many tiles does the architect need?</w:t>
             </w:r>
-          </w:p>
-          <w:p>
-            <w:pPr>
-              <w:spacing w:after="0"/>
-            </w:pPr>
-            <w:r>
-              <w:rPr>
-                <w:b/>
-                <w:bCs/>
-                <w:color w:val="12355B"/>
-                <w:sz w:val="20"/>
-                <w:szCs w:val="20"/>
-              </w:rPr>
-              <w:t xml:space="preserve">Your job:  </w:t>
-            </w:r>
-            <w:r>
-              <w:rPr>
-                <w:sz w:val="20"/>
-                <w:szCs w:val="20"/>
-              </w:rPr>
-              <w:t xml:space="preserve">Answer the question. Use math evidence. Explain how the evidence proves your answer.</w:t>
-            </w:r>
             <w:r>
               <w:rPr>
                 <w:i/>
                 <w:iCs/>
                 <w:color w:val="5F6F80"/>
-                <w:sz w:val="18"/>
-                <w:szCs w:val="18"/>
+                <w:sz w:val="19"/>
+                <w:szCs w:val="19"/>
               </w:rPr>
               <w:br/>
-              <w:t xml:space="preserve">Responde la pregunta. Usa evidencia matemática. Explica cómo la evidencia demuestra tu respuesta.</w:t>
+              <w:t xml:space="preserve">¿Cuántos azulejos necesita el arquitecto?</w:t>
             </w:r>
           </w:p>
         </w:tc>
@@ -2403,33 +2340,22 @@
     </w:tbl>
     <w:p>
       <w:pPr>
-        <w:pStyle w:val="Heading2"/>
-        <w:spacing w:after="80" w:before="180"/>
-      </w:pPr>
-      <w:r>
-        <w:rPr>
-          <w:b/>
-          <w:bCs/>
-          <w:color w:val="12355B"/>
-          <w:sz w:val="24"/>
-          <w:szCs w:val="24"/>
-        </w:rPr>
-        <w:t xml:space="preserve">2. Plan Your Math Words</w:t>
-      </w:r>
+        <w:spacing w:after="100"/>
+      </w:pPr>
       <w:r>
         <w:rPr>
           <w:i/>
           <w:iCs/>
-          <w:color w:val="1FA6A2"/>
+          <w:color w:val="5F6F80"/>
           <w:sz w:val="19"/>
           <w:szCs w:val="19"/>
         </w:rPr>
-        <w:t xml:space="preserve">   check at least two</w:t>
-      </w:r>
-    </w:p>
-    <w:p>
-      <w:pPr>
-        <w:spacing w:after="60"/>
+        <w:t xml:space="preserve">Say your answer to a partner first. Then write it, using at least two of these words:</w:t>
+      </w:r>
+    </w:p>
+    <w:p>
+      <w:pPr>
+        <w:spacing w:after="40"/>
       </w:pPr>
       <w:r>
         <w:rPr>
@@ -2449,14 +2375,7 @@
           <w:sz w:val="20"/>
           <w:szCs w:val="20"/>
         </w:rPr>
-        <w:t xml:space="preserve">Area of Parallelograms — </w:t>
-      </w:r>
-      <w:r>
-        <w:rPr>
-          <w:sz w:val="20"/>
-          <w:szCs w:val="20"/>
-        </w:rPr>
-        <w:t xml:space="preserve">The space inside a parallelogram. Formula: A = b × h, using the perpendicular height.</w:t>
+        <w:t xml:space="preserve">Slanted side</w:t>
       </w:r>
       <w:r>
         <w:rPr>
@@ -2466,13 +2385,12 @@
           <w:sz w:val="18"/>
           <w:szCs w:val="18"/>
         </w:rPr>
-        <w:br/>
-        <w:t xml:space="preserve">Área de paralelogramos — El espacio dentro de un paralelogramo. Fórmula: A = b × h, usando la altura perpendicular.</w:t>
-      </w:r>
-    </w:p>
-    <w:p>
-      <w:pPr>
-        <w:spacing w:after="60"/>
+        <w:t xml:space="preserve">  ·  Lado inclinado</w:t>
+      </w:r>
+    </w:p>
+    <w:p>
+      <w:pPr>
+        <w:spacing w:after="40"/>
       </w:pPr>
       <w:r>
         <w:rPr>
@@ -2492,14 +2410,7 @@
           <w:sz w:val="20"/>
           <w:szCs w:val="20"/>
         </w:rPr>
-        <w:t xml:space="preserve">Slanted side — </w:t>
-      </w:r>
-      <w:r>
-        <w:rPr>
-          <w:sz w:val="20"/>
-          <w:szCs w:val="20"/>
-        </w:rPr>
-        <w:t xml:space="preserve">A side that leans instead of going straight up and down. It is not the perpendicular height.</w:t>
+        <w:t xml:space="preserve">Parallelogram</w:t>
       </w:r>
       <w:r>
         <w:rPr>
@@ -2509,13 +2420,12 @@
           <w:sz w:val="18"/>
           <w:szCs w:val="18"/>
         </w:rPr>
-        <w:br/>
-        <w:t xml:space="preserve">Lado inclinado — Un lado que está inclinado en vez de subir y bajar verticalmente. No es la altura perpendicular.</w:t>
-      </w:r>
-    </w:p>
-    <w:p>
-      <w:pPr>
-        <w:spacing w:after="60"/>
+        <w:t xml:space="preserve">  ·  Paralelogramo</w:t>
+      </w:r>
+    </w:p>
+    <w:p>
+      <w:pPr>
+        <w:spacing w:after="40"/>
       </w:pPr>
       <w:r>
         <w:rPr>
@@ -2535,14 +2445,7 @@
           <w:sz w:val="20"/>
           <w:szCs w:val="20"/>
         </w:rPr>
-        <w:t xml:space="preserve">Parallelogram — </w:t>
-      </w:r>
-      <w:r>
-        <w:rPr>
-          <w:sz w:val="20"/>
-          <w:szCs w:val="20"/>
-        </w:rPr>
-        <w:t xml:space="preserve">A four-sided shape with two pairs of parallel sides.</w:t>
+        <w:t xml:space="preserve">Parallel</w:t>
       </w:r>
       <w:r>
         <w:rPr>
@@ -2552,13 +2455,12 @@
           <w:sz w:val="18"/>
           <w:szCs w:val="18"/>
         </w:rPr>
-        <w:br/>
-        <w:t xml:space="preserve">Paralelogramo — Una figura de cuatro lados con dos pares de lados paralelos.</w:t>
-      </w:r>
-    </w:p>
-    <w:p>
-      <w:pPr>
-        <w:spacing w:after="60"/>
+        <w:t xml:space="preserve">  ·  Paralelas</w:t>
+      </w:r>
+    </w:p>
+    <w:p>
+      <w:pPr>
+        <w:spacing w:after="40"/>
       </w:pPr>
       <w:r>
         <w:rPr>
@@ -2578,14 +2480,7 @@
           <w:sz w:val="20"/>
           <w:szCs w:val="20"/>
         </w:rPr>
-        <w:t xml:space="preserve">Parallel — </w:t>
-      </w:r>
-      <w:r>
-        <w:rPr>
-          <w:sz w:val="20"/>
-          <w:szCs w:val="20"/>
-        </w:rPr>
-        <w:t xml:space="preserve">Two lines or sides that stay the same distance apart and never meet.</w:t>
+        <w:t xml:space="preserve">Base</w:t>
       </w:r>
       <w:r>
         <w:rPr>
@@ -2595,13 +2490,12 @@
           <w:sz w:val="18"/>
           <w:szCs w:val="18"/>
         </w:rPr>
-        <w:br/>
-        <w:t xml:space="preserve">Paralelas — Dos líneas o lados que se mantienen a la misma distancia y nunca se cruzan.</w:t>
-      </w:r>
-    </w:p>
-    <w:p>
-      <w:pPr>
-        <w:spacing w:after="60"/>
+        <w:t xml:space="preserve">  ·  Base</w:t>
+      </w:r>
+    </w:p>
+    <w:p>
+      <w:pPr>
+        <w:spacing w:after="40"/>
       </w:pPr>
       <w:r>
         <w:rPr>
@@ -2621,14 +2515,7 @@
           <w:sz w:val="20"/>
           <w:szCs w:val="20"/>
         </w:rPr>
-        <w:t xml:space="preserve">Base — </w:t>
-      </w:r>
-      <w:r>
-        <w:rPr>
-          <w:sz w:val="20"/>
-          <w:szCs w:val="20"/>
-        </w:rPr>
-        <w:t xml:space="preserve">Any side of a parallelogram can be the base. Once you pick a base, the height must be measured perpendicular (at a 90° angle) to it.</w:t>
+        <w:t xml:space="preserve">Height</w:t>
       </w:r>
       <w:r>
         <w:rPr>
@@ -2638,109 +2525,7 @@
           <w:sz w:val="18"/>
           <w:szCs w:val="18"/>
         </w:rPr>
-        <w:br/>
-        <w:t xml:space="preserve">Base — Cualquier lado de un paralelogramo puede ser la base. Una vez que eliges la base, la altura debe medirse perpendicular (en un ángulo de 90°) a ella.</w:t>
-      </w:r>
-    </w:p>
-    <w:tbl>
-      <w:tblPr>
-        <w:tblW w:type="pct" w:w="100%"/>
-        <w:tblBorders>
-          <w:top w:val="single" w:color="1FA6A2" w:sz="8"/>
-          <w:left w:val="single" w:color="1FA6A2" w:sz="8"/>
-          <w:bottom w:val="single" w:color="1FA6A2" w:sz="8"/>
-          <w:right w:val="single" w:color="1FA6A2" w:sz="8"/>
-          <w:insideH w:val="single" w:color="auto" w:sz="4"/>
-          <w:insideV w:val="single" w:color="auto" w:sz="4"/>
-        </w:tblBorders>
-      </w:tblPr>
-      <w:tblGrid>
-        <w:gridCol w:w="100"/>
-      </w:tblGrid>
-      <w:tr>
-        <w:tc>
-          <w:tcPr>
-            <w:shd w:fill="F7FFFD" w:color="auto" w:val="clear"/>
-            <w:tcMar>
-              <w:top w:type="dxa" w:w="120"/>
-              <w:left w:type="dxa" w:w="180"/>
-              <w:bottom w:type="dxa" w:w="120"/>
-              <w:right w:type="dxa" w:w="180"/>
-            </w:tcMar>
-          </w:tcPr>
-          <w:p>
-            <w:pPr>
-              <w:spacing w:after="50"/>
-            </w:pPr>
-            <w:r>
-              <w:rPr>
-                <w:b/>
-                <w:bCs/>
-                <w:color w:val="1FA6A2"/>
-                <w:sz w:val="20"/>
-                <w:szCs w:val="20"/>
-              </w:rPr>
-              <w:t xml:space="preserve">Say it first:  </w:t>
-            </w:r>
-            <w:r>
-              <w:rPr>
-                <w:sz w:val="20"/>
-                <w:szCs w:val="20"/>
-              </w:rPr>
-              <w:t xml:space="preserve">Say your idea to a partner or quietly to yourself before you write.</w:t>
-            </w:r>
-          </w:p>
-          <w:p>
-            <w:pPr>
-              <w:spacing w:after="60"/>
-            </w:pPr>
-            <w:r>
-              <w:rPr>
-                <w:color w:val="1A2733"/>
-                <w:sz w:val="21"/>
-                <w:szCs w:val="21"/>
-              </w:rPr>
-              <w:t xml:space="preserve">The courtyard's area is ___ sq ft because A = ___ x ___ . She needs ___ tiles because ___ / 2 = ___.</w:t>
-            </w:r>
-            <w:r>
-              <w:rPr>
-                <w:i/>
-                <w:iCs/>
-                <w:color w:val="5F6F80"/>
-                <w:sz w:val="19"/>
-                <w:szCs w:val="19"/>
-              </w:rPr>
-              <w:br/>
-              <w:t xml:space="preserve">Di tu respuesta primero: Mi respuesta es ___ porque ___.</w:t>
-            </w:r>
-          </w:p>
-        </w:tc>
-      </w:tr>
-    </w:tbl>
-    <w:p>
-      <w:pPr>
-        <w:pStyle w:val="Heading2"/>
-        <w:spacing w:after="80" w:before="180"/>
-      </w:pPr>
-      <w:r>
-        <w:rPr>
-          <w:b/>
-          <w:bCs/>
-          <w:color w:val="12355B"/>
-          <w:sz w:val="24"/>
-          <w:szCs w:val="24"/>
-        </w:rPr>
-        <w:t xml:space="preserve">3. Build Your Explanation</w:t>
-      </w:r>
-      <w:r>
-        <w:rPr>
-          <w:i/>
-          <w:iCs/>
-          <w:color w:val="B97A12"/>
-          <w:sz w:val="19"/>
-          <w:szCs w:val="19"/>
-        </w:rPr>
-        <w:t xml:space="preserve">   choose your support</w:t>
+        <w:t xml:space="preserve">  ·  Altura</w:t>
       </w:r>
     </w:p>
     <w:tbl>
@@ -2771,21 +2556,6 @@
           </w:tcPr>
           <w:p>
             <w:pPr>
-              <w:spacing w:after="50"/>
-            </w:pPr>
-            <w:r>
-              <w:rPr>
-                <w:i/>
-                <w:iCs/>
-                <w:color w:val="5F6F80"/>
-                <w:sz w:val="19"/>
-                <w:szCs w:val="19"/>
-              </w:rPr>
-              <w:t xml:space="preserve">This model shows the parts of an explanation. It does not answer your writing question.</w:t>
-            </w:r>
-          </w:p>
-          <w:p>
-            <w:pPr>
               <w:spacing w:after="80"/>
             </w:pPr>
             <w:r>
@@ -2796,58 +2566,14 @@
                 <w:sz w:val="19"/>
                 <w:szCs w:val="19"/>
               </w:rPr>
-              <w:t xml:space="preserve">Claim:  </w:t>
+              <w:t xml:space="preserve">Model:  </w:t>
             </w:r>
             <w:r>
               <w:rPr>
                 <w:sz w:val="19"/>
                 <w:szCs w:val="19"/>
               </w:rPr>
-              <w:t xml:space="preserve">We use the height because it is perpendicular to the base.</w:t>
-            </w:r>
-          </w:p>
-          <w:p>
-            <w:pPr>
-              <w:spacing w:after="80"/>
-            </w:pPr>
-            <w:r>
-              <w:rPr>
-                <w:b/>
-                <w:bCs/>
-                <w:color w:val="12355B"/>
-                <w:sz w:val="19"/>
-                <w:szCs w:val="19"/>
-              </w:rPr>
-              <w:t xml:space="preserve">Evidence:  </w:t>
-            </w:r>
-            <w:r>
-              <w:rPr>
-                <w:sz w:val="19"/>
-                <w:szCs w:val="19"/>
-              </w:rPr>
-              <w:t xml:space="preserve">Students connect 'height' to the perpendicular (straight-up) distance from base to top, and recognize the slanted side is longer and would overstate the area.</w:t>
-            </w:r>
-          </w:p>
-          <w:p>
-            <w:pPr>
-              <w:spacing w:after="80"/>
-            </w:pPr>
-            <w:r>
-              <w:rPr>
-                <w:b/>
-                <w:bCs/>
-                <w:color w:val="12355B"/>
-                <w:sz w:val="19"/>
-                <w:szCs w:val="19"/>
-              </w:rPr>
-              <w:t xml:space="preserve">Reasoning:  </w:t>
-            </w:r>
-            <w:r>
-              <w:rPr>
-                <w:sz w:val="19"/>
-                <w:szCs w:val="19"/>
-              </w:rPr>
-              <w:t xml:space="preserve">This evidence connects the definition of area of parallelograms to the mathematical claim.</w:t>
+              <w:t xml:space="preserve">We use the height because it is perpendicular to the base. — Students connect 'height' to the perpendicular (straight-up) distance from base to top, and recognize the slanted side is longer and would overstate the area.</w:t>
             </w:r>
           </w:p>
         </w:tc>
@@ -2926,7 +2652,7 @@
           <w:sz w:val="21"/>
           <w:szCs w:val="21"/>
         </w:rPr>
-        <w:t xml:space="preserve">My answer is ___.</w:t>
+        <w:t xml:space="preserve">My answer is ___ because ___.</w:t>
       </w:r>
       <w:r>
         <w:rPr>
@@ -2937,7 +2663,7 @@
           <w:szCs w:val="19"/>
         </w:rPr>
         <w:br/>
-        <w:t xml:space="preserve">Mi respuesta es ___.</w:t>
+        <w:t xml:space="preserve">Mi respuesta es ___ porque ___.</w:t>
       </w:r>
     </w:p>
     <w:tbl>
@@ -3077,7 +2803,7 @@
           <w:sz w:val="21"/>
           <w:szCs w:val="21"/>
         </w:rPr>
-        <w:t xml:space="preserve">I know because ___.</w:t>
+        <w:t xml:space="preserve">My evidence is ___, so ___.</w:t>
       </w:r>
       <w:r>
         <w:rPr>
@@ -3088,31 +2814,7 @@
           <w:szCs w:val="19"/>
         </w:rPr>
         <w:br/>
-        <w:t xml:space="preserve">Lo sé porque ___.</w:t>
-      </w:r>
-    </w:p>
-    <w:p>
-      <w:pPr>
-        <w:spacing w:after="60"/>
-      </w:pPr>
-      <w:r>
-        <w:rPr>
-          <w:color w:val="1A2733"/>
-          <w:sz w:val="21"/>
-          <w:szCs w:val="21"/>
-        </w:rPr>
-        <w:t xml:space="preserve">So ___.</w:t>
-      </w:r>
-      <w:r>
-        <w:rPr>
-          <w:i/>
-          <w:iCs/>
-          <w:color w:val="5F6F80"/>
-          <w:sz w:val="19"/>
-          <w:szCs w:val="19"/>
-        </w:rPr>
-        <w:br/>
-        <w:t xml:space="preserve">Entonces ___.</w:t>
+        <w:t xml:space="preserve">Mi evidencia es ___, entonces ___.</w:t>
       </w:r>
     </w:p>
     <w:tbl>
@@ -3218,78 +2920,6 @@
         <w:t xml:space="preserve">Escribe una afirmación, da evidencia matemática y explica tu razonamiento.</w:t>
       </w:r>
     </w:p>
-    <w:p>
-      <w:pPr>
-        <w:spacing w:after="60"/>
-      </w:pPr>
-      <w:r>
-        <w:rPr>
-          <w:color w:val="1A2733"/>
-          <w:sz w:val="21"/>
-          <w:szCs w:val="21"/>
-        </w:rPr>
-        <w:t xml:space="preserve">My claim is ___.</w:t>
-      </w:r>
-      <w:r>
-        <w:rPr>
-          <w:i/>
-          <w:iCs/>
-          <w:color w:val="5F6F80"/>
-          <w:sz w:val="19"/>
-          <w:szCs w:val="19"/>
-        </w:rPr>
-        <w:br/>
-        <w:t xml:space="preserve">Mi afirmación es ___.</w:t>
-      </w:r>
-    </w:p>
-    <w:p>
-      <w:pPr>
-        <w:spacing w:after="60"/>
-      </w:pPr>
-      <w:r>
-        <w:rPr>
-          <w:color w:val="1A2733"/>
-          <w:sz w:val="21"/>
-          <w:szCs w:val="21"/>
-        </w:rPr>
-        <w:t xml:space="preserve">My math evidence is ___.</w:t>
-      </w:r>
-      <w:r>
-        <w:rPr>
-          <w:i/>
-          <w:iCs/>
-          <w:color w:val="5F6F80"/>
-          <w:sz w:val="19"/>
-          <w:szCs w:val="19"/>
-        </w:rPr>
-        <w:br/>
-        <w:t xml:space="preserve">Mi evidencia matemática es ___.</w:t>
-      </w:r>
-    </w:p>
-    <w:p>
-      <w:pPr>
-        <w:spacing w:after="60"/>
-      </w:pPr>
-      <w:r>
-        <w:rPr>
-          <w:color w:val="1A2733"/>
-          <w:sz w:val="21"/>
-          <w:szCs w:val="21"/>
-        </w:rPr>
-        <w:t xml:space="preserve">This proves ___ because ___.</w:t>
-      </w:r>
-      <w:r>
-        <w:rPr>
-          <w:i/>
-          <w:iCs/>
-          <w:color w:val="5F6F80"/>
-          <w:sz w:val="19"/>
-          <w:szCs w:val="19"/>
-        </w:rPr>
-        <w:br/>
-        <w:t xml:space="preserve">Esto demuestra ___ porque ___.</w:t>
-      </w:r>
-    </w:p>
     <w:tbl>
       <w:tblPr>
         <w:tblW w:type="pct" w:w="100%"/>
@@ -3372,7 +3002,7 @@
           <w:sz w:val="24"/>
           <w:szCs w:val="24"/>
         </w:rPr>
-        <w:t xml:space="preserve">4. Check Your Explanation</w:t>
+        <w:t xml:space="preserve">Check Your Explanation</w:t>
       </w:r>
       <w:r>
         <w:rPr>
@@ -3382,7 +3012,7 @@
           <w:sz w:val="19"/>
           <w:szCs w:val="19"/>
         </w:rPr>
-        <w:t xml:space="preserve">   five quick checks</w:t>
+        <w:t xml:space="preserve">   three quick checks</w:t>
       </w:r>
     </w:p>
     <w:p>
@@ -3406,17 +3036,6 @@
         </w:rPr>
         <w:t xml:space="preserve">I answered the question.</w:t>
       </w:r>
-      <w:r>
-        <w:rPr>
-          <w:i/>
-          <w:iCs/>
-          <w:color w:val="5F6F80"/>
-          <w:sz w:val="18"/>
-          <w:szCs w:val="18"/>
-        </w:rPr>
-        <w:br/>
-        <w:t xml:space="preserve">Respondí la pregunta.</w:t>
-      </w:r>
     </w:p>
     <w:p>
       <w:pPr>
@@ -3437,18 +3056,7 @@
           <w:sz w:val="20"/>
           <w:szCs w:val="20"/>
         </w:rPr>
-        <w:t xml:space="preserve">I used math evidence: numbers, an equation, a model, or a comparison.</w:t>
-      </w:r>
-      <w:r>
-        <w:rPr>
-          <w:i/>
-          <w:iCs/>
-          <w:color w:val="5F6F80"/>
-          <w:sz w:val="18"/>
-          <w:szCs w:val="18"/>
-        </w:rPr>
-        <w:br/>
-        <w:t xml:space="preserve">Usé evidencia matemática: números, una ecuación, un modelo o una comparación.</w:t>
+        <w:t xml:space="preserve">I used math evidence: numbers, an equation, or a model.</w:t>
       </w:r>
     </w:p>
     <w:p>
@@ -3470,84 +3078,7 @@
           <w:sz w:val="20"/>
           <w:szCs w:val="20"/>
         </w:rPr>
-        <w:t xml:space="preserve">I explained how the evidence proves my answer.</w:t>
-      </w:r>
-      <w:r>
-        <w:rPr>
-          <w:i/>
-          <w:iCs/>
-          <w:color w:val="5F6F80"/>
-          <w:sz w:val="18"/>
-          <w:szCs w:val="18"/>
-        </w:rPr>
-        <w:br/>
-        <w:t xml:space="preserve">Expliqué cómo la evidencia demuestra mi respuesta.</w:t>
-      </w:r>
-    </w:p>
-    <w:p>
-      <w:pPr>
-        <w:spacing w:after="80"/>
-      </w:pPr>
-      <w:r>
-        <w:rPr>
-          <w:b/>
-          <w:bCs/>
-          <w:color w:val="1FA6A2"/>
-          <w:sz w:val="22"/>
-          <w:szCs w:val="22"/>
-        </w:rPr>
-        <w:t xml:space="preserve">☐  </w:t>
-      </w:r>
-      <w:r>
-        <w:rPr>
-          <w:sz w:val="20"/>
-          <w:szCs w:val="20"/>
-        </w:rPr>
         <w:t xml:space="preserve">I used at least two math words.</w:t>
-      </w:r>
-      <w:r>
-        <w:rPr>
-          <w:i/>
-          <w:iCs/>
-          <w:color w:val="5F6F80"/>
-          <w:sz w:val="18"/>
-          <w:szCs w:val="18"/>
-        </w:rPr>
-        <w:br/>
-        <w:t xml:space="preserve">Usé por lo menos dos palabras matemáticas.</w:t>
-      </w:r>
-    </w:p>
-    <w:p>
-      <w:pPr>
-        <w:spacing w:after="80"/>
-      </w:pPr>
-      <w:r>
-        <w:rPr>
-          <w:b/>
-          <w:bCs/>
-          <w:color w:val="1FA6A2"/>
-          <w:sz w:val="22"/>
-          <w:szCs w:val="22"/>
-        </w:rPr>
-        <w:t xml:space="preserve">☐  </w:t>
-      </w:r>
-      <w:r>
-        <w:rPr>
-          <w:sz w:val="20"/>
-          <w:szCs w:val="20"/>
-        </w:rPr>
-        <w:t xml:space="preserve">I reread complete sentences and punctuation.</w:t>
-      </w:r>
-      <w:r>
-        <w:rPr>
-          <w:i/>
-          <w:iCs/>
-          <w:color w:val="5F6F80"/>
-          <w:sz w:val="18"/>
-          <w:szCs w:val="18"/>
-        </w:rPr>
-        <w:br/>
-        <w:t xml:space="preserve">Volví a leer mis oraciones completas y la puntuación.</w:t>
       </w:r>
     </w:p>
     <w:p>
